--- a/11-变流电路/01-整流电路/不可控整流电路/不可控整流电路.docx
+++ b/11-变流电路/01-整流电路/不可控整流电路/不可控整流电路.docx
@@ -2547,6 +2547,20 @@
     </w:p>
     <w:bookmarkEnd w:id="26"/>
     <w:bookmarkEnd w:id="27"/>
+    <w:p>
+      <w:pPr>
+        <w:spacing w:before="360"/>
+        <w:jc w:val="center"/>
+      </w:pPr>
+      <w:r>
+        <w:rPr>
+          <w:rFonts w:ascii="Times New Roman" w:hAnsi="Times New Roman"/>
+          <w:color w:val="555555"/>
+          <w:sz w:val="21"/>
+        </w:rPr>
+        <w:t>材料收集者：杜文杰</w:t>
+      </w:r>
+    </w:p>
     <w:sectPr>
       <w:headerReference r:id="rId9" w:type="default"/>
       <w:footerReference r:id="rId10" w:type="default"/>

--- a/11-变流电路/01-整流电路/不可控整流电路/不可控整流电路.docx
+++ b/11-变流电路/01-整流电路/不可控整流电路/不可控整流电路.docx
@@ -1,6 +1,6 @@
 
 <file path=word/document.xml><?xml version="1.0" encoding="utf-8"?>
-<w:document xmlns:w="http://schemas.openxmlformats.org/wordprocessingml/2006/main" xmlns:m="http://schemas.openxmlformats.org/officeDocument/2006/math" xmlns:r="http://schemas.openxmlformats.org/officeDocument/2006/relationships" xmlns:o="urn:schemas-microsoft-com:office:office" xmlns:v="urn:schemas-microsoft-com:vml" xmlns:w10="urn:schemas-microsoft-com:office:word" xmlns:a="http://schemas.openxmlformats.org/drawingml/2006/main" xmlns:pic="http://schemas.openxmlformats.org/drawingml/2006/picture" xmlns:wp="http://schemas.openxmlformats.org/drawingml/2006/wordprocessingDrawing">
+<w:document xmlns:m="http://schemas.openxmlformats.org/officeDocument/2006/math" xmlns:r="http://schemas.openxmlformats.org/officeDocument/2006/relationships" xmlns:w="http://schemas.openxmlformats.org/wordprocessingml/2006/main" xmlns:o="urn:schemas-microsoft-com:office:office" xmlns:v="urn:schemas-microsoft-com:vml" xmlns:w10="urn:schemas-microsoft-com:office:word" xmlns:a="http://schemas.openxmlformats.org/drawingml/2006/main" xmlns:pic="http://schemas.openxmlformats.org/drawingml/2006/picture" xmlns:wp="http://schemas.openxmlformats.org/drawingml/2006/wordprocessingDrawing">
   <w:body>
     <w:bookmarkStart w:id="27" w:name="不可控整流电路"/>
     <w:p>
@@ -9,7 +9,7 @@
       </w:pPr>
       <w:r>
         <w:rPr>
-          <w:rFonts w:hint="eastAsia"/>
+          <w:rFonts w:hint="eastAsia" w:eastAsia="黑体"/>
         </w:rPr>
         <w:t xml:space="preserve">不可控整流电路</w:t>
       </w:r>
@@ -21,7 +21,7 @@
       </w:pPr>
       <w:r>
         <w:rPr>
-          <w:rFonts w:hint="eastAsia"/>
+          <w:rFonts w:hint="eastAsia" w:eastAsia="黑体"/>
         </w:rPr>
         <w:t xml:space="preserve">拓扑描述</w:t>
       </w:r>
@@ -32,16 +32,19 @@
       </w:pPr>
       <w:r>
         <w:rPr>
-          <w:rFonts w:hint="eastAsia"/>
+          <w:rFonts w:hint="eastAsia" w:eastAsia="黑体"/>
         </w:rPr>
         <w:t xml:space="preserve">由</w:t>
       </w:r>
       <w:r>
+        <w:rPr>
+          <w:rFonts w:eastAsia="黑体"/>
+        </w:rPr>
         <w:t xml:space="preserve"> </w:t>
       </w:r>
       <w:r>
         <w:rPr>
-          <w:rFonts w:hint="eastAsia"/>
+          <w:rFonts w:hint="eastAsia" w:eastAsia="黑体"/>
           <w:b/>
           <w:bCs/>
         </w:rPr>
@@ -49,6 +52,7 @@
       </w:r>
       <w:r>
         <w:rPr>
+          <w:rFonts w:eastAsia="黑体"/>
           <w:b/>
           <w:bCs/>
         </w:rPr>
@@ -56,7 +60,7 @@
       </w:r>
       <w:r>
         <w:rPr>
-          <w:rFonts w:hint="eastAsia"/>
+          <w:rFonts w:hint="eastAsia" w:eastAsia="黑体"/>
           <w:b/>
           <w:bCs/>
         </w:rPr>
@@ -64,6 +68,7 @@
       </w:r>
       <w:r>
         <w:rPr>
+          <w:rFonts w:eastAsia="黑体"/>
           <w:b/>
           <w:bCs/>
         </w:rPr>
@@ -85,6 +90,7 @@
       </m:oMath>
       <w:r>
         <w:rPr>
+          <w:rFonts w:eastAsia="黑体"/>
           <w:b/>
           <w:bCs/>
         </w:rPr>
@@ -106,27 +112,33 @@
       </m:oMath>
       <w:r>
         <w:rPr>
-          <w:rFonts w:hint="eastAsia"/>
+          <w:rFonts w:hint="eastAsia" w:eastAsia="黑体"/>
           <w:b/>
           <w:bCs/>
         </w:rPr>
         <w:t xml:space="preserve">）</w:t>
       </w:r>
       <w:r>
+        <w:rPr>
+          <w:rFonts w:eastAsia="黑体"/>
+        </w:rPr>
         <w:t xml:space="preserve"> </w:t>
       </w:r>
       <w:r>
         <w:rPr>
-          <w:rFonts w:hint="eastAsia"/>
+          <w:rFonts w:hint="eastAsia" w:eastAsia="黑体"/>
         </w:rPr>
         <w:t xml:space="preserve">与</w:t>
       </w:r>
       <w:r>
+        <w:rPr>
+          <w:rFonts w:eastAsia="黑体"/>
+        </w:rPr>
         <w:t xml:space="preserve"> </w:t>
       </w:r>
       <w:r>
         <w:rPr>
-          <w:rFonts w:hint="eastAsia"/>
+          <w:rFonts w:hint="eastAsia" w:eastAsia="黑体"/>
           <w:b/>
           <w:bCs/>
         </w:rPr>
@@ -134,6 +146,7 @@
       </w:r>
       <w:r>
         <w:rPr>
+          <w:rFonts w:eastAsia="黑体"/>
           <w:b/>
           <w:bCs/>
         </w:rPr>
@@ -145,26 +158,32 @@
         </m:r>
       </m:oMath>
       <w:r>
+        <w:rPr>
+          <w:rFonts w:eastAsia="黑体"/>
+        </w:rPr>
         <w:t xml:space="preserve"> </w:t>
       </w:r>
       <w:r>
         <w:rPr>
-          <w:rFonts w:hint="eastAsia"/>
+          <w:rFonts w:hint="eastAsia" w:eastAsia="黑体"/>
         </w:rPr>
         <w:t xml:space="preserve">组成（三相不可控整流则用</w:t>
       </w:r>
       <w:r>
+        <w:rPr>
+          <w:rFonts w:eastAsia="黑体"/>
+        </w:rPr>
         <w:t xml:space="preserve"> 6 </w:t>
       </w:r>
       <w:r>
         <w:rPr>
-          <w:rFonts w:hint="eastAsia"/>
+          <w:rFonts w:hint="eastAsia" w:eastAsia="黑体"/>
         </w:rPr>
         <w:t xml:space="preserve">只二极管）。电路关键节点：</w:t>
       </w:r>
       <w:r>
         <w:rPr>
-          <w:rFonts w:hint="eastAsia"/>
+          <w:rFonts w:hint="eastAsia" w:eastAsia="黑体"/>
           <w:b/>
           <w:bCs/>
         </w:rPr>
@@ -172,6 +191,7 @@
       </w:r>
       <w:r>
         <w:rPr>
+          <w:rFonts w:eastAsia="黑体"/>
           <w:b/>
           <w:bCs/>
         </w:rPr>
@@ -179,7 +199,7 @@
       </w:r>
       <w:r>
         <w:rPr>
-          <w:rFonts w:hint="eastAsia"/>
+          <w:rFonts w:hint="eastAsia" w:eastAsia="黑体"/>
           <w:b/>
           <w:bCs/>
         </w:rPr>
@@ -187,6 +207,7 @@
       </w:r>
       <w:r>
         <w:rPr>
+          <w:rFonts w:eastAsia="黑体"/>
           <w:b/>
           <w:bCs/>
         </w:rPr>
@@ -208,13 +229,13 @@
       </m:oMath>
       <w:r>
         <w:rPr>
-          <w:rFonts w:hint="eastAsia"/>
+          <w:rFonts w:hint="eastAsia" w:eastAsia="黑体"/>
         </w:rPr>
         <w:t xml:space="preserve">（交流电源两端分别接整流桥两臂中点）；</w:t>
       </w:r>
       <w:r>
         <w:rPr>
-          <w:rFonts w:hint="eastAsia"/>
+          <w:rFonts w:hint="eastAsia" w:eastAsia="黑体"/>
           <w:b/>
           <w:bCs/>
         </w:rPr>
@@ -222,6 +243,7 @@
       </w:r>
       <w:r>
         <w:rPr>
+          <w:rFonts w:eastAsia="黑体"/>
           <w:b/>
           <w:bCs/>
         </w:rPr>
@@ -229,7 +251,7 @@
       </w:r>
       <w:r>
         <w:rPr>
-          <w:rFonts w:hint="eastAsia"/>
+          <w:rFonts w:hint="eastAsia" w:eastAsia="黑体"/>
           <w:b/>
           <w:bCs/>
         </w:rPr>
@@ -237,6 +259,7 @@
       </w:r>
       <w:r>
         <w:rPr>
+          <w:rFonts w:eastAsia="黑体"/>
           <w:b/>
           <w:bCs/>
         </w:rPr>
@@ -252,7 +275,7 @@
       </m:oMath>
       <w:r>
         <w:rPr>
-          <w:rFonts w:hint="eastAsia"/>
+          <w:rFonts w:hint="eastAsia" w:eastAsia="黑体"/>
         </w:rPr>
         <w:t xml:space="preserve">（</w:t>
       </w:r>
@@ -289,17 +312,20 @@
         </m:sSub>
       </m:oMath>
       <w:r>
+        <w:rPr>
+          <w:rFonts w:eastAsia="黑体"/>
+        </w:rPr>
         <w:t xml:space="preserve"> </w:t>
       </w:r>
       <w:r>
         <w:rPr>
-          <w:rFonts w:hint="eastAsia"/>
+          <w:rFonts w:hint="eastAsia" w:eastAsia="黑体"/>
         </w:rPr>
         <w:t xml:space="preserve">共阴极点）；</w:t>
       </w:r>
       <w:r>
         <w:rPr>
-          <w:rFonts w:hint="eastAsia"/>
+          <w:rFonts w:hint="eastAsia" w:eastAsia="黑体"/>
           <w:b/>
           <w:bCs/>
         </w:rPr>
@@ -307,6 +333,7 @@
       </w:r>
       <w:r>
         <w:rPr>
+          <w:rFonts w:eastAsia="黑体"/>
           <w:b/>
           <w:bCs/>
         </w:rPr>
@@ -314,7 +341,7 @@
       </w:r>
       <w:r>
         <w:rPr>
-          <w:rFonts w:hint="eastAsia"/>
+          <w:rFonts w:hint="eastAsia" w:eastAsia="黑体"/>
           <w:b/>
           <w:bCs/>
         </w:rPr>
@@ -322,6 +349,7 @@
       </w:r>
       <w:r>
         <w:rPr>
+          <w:rFonts w:eastAsia="黑体"/>
           <w:b/>
           <w:bCs/>
         </w:rPr>
@@ -337,7 +365,7 @@
       </m:oMath>
       <w:r>
         <w:rPr>
-          <w:rFonts w:hint="eastAsia"/>
+          <w:rFonts w:hint="eastAsia" w:eastAsia="黑体"/>
         </w:rPr>
         <w:t xml:space="preserve">（</w:t>
       </w:r>
@@ -374,17 +402,20 @@
         </m:sSub>
       </m:oMath>
       <w:r>
+        <w:rPr>
+          <w:rFonts w:eastAsia="黑体"/>
+        </w:rPr>
         <w:t xml:space="preserve"> </w:t>
       </w:r>
       <w:r>
         <w:rPr>
-          <w:rFonts w:hint="eastAsia"/>
+          <w:rFonts w:hint="eastAsia" w:eastAsia="黑体"/>
         </w:rPr>
         <w:t xml:space="preserve">共阳极点）；</w:t>
       </w:r>
       <w:r>
         <w:rPr>
-          <w:rFonts w:hint="eastAsia"/>
+          <w:rFonts w:hint="eastAsia" w:eastAsia="黑体"/>
           <w:b/>
           <w:bCs/>
         </w:rPr>
@@ -392,6 +423,7 @@
       </w:r>
       <w:r>
         <w:rPr>
+          <w:rFonts w:eastAsia="黑体"/>
           <w:b/>
           <w:bCs/>
         </w:rPr>
@@ -399,7 +431,7 @@
       </w:r>
       <w:r>
         <w:rPr>
-          <w:rFonts w:hint="eastAsia"/>
+          <w:rFonts w:hint="eastAsia" w:eastAsia="黑体"/>
           <w:b/>
           <w:bCs/>
         </w:rPr>
@@ -407,11 +439,14 @@
       </w:r>
       <w:r>
         <w:rPr>
-          <w:rFonts w:hint="eastAsia"/>
+          <w:rFonts w:hint="eastAsia" w:eastAsia="黑体"/>
         </w:rPr>
         <w:t xml:space="preserve">（滤波电容</w:t>
       </w:r>
       <w:r>
+        <w:rPr>
+          <w:rFonts w:eastAsia="黑体"/>
+        </w:rPr>
         <w:t xml:space="preserve"> </w:t>
       </w:r>
       <m:oMath>
@@ -420,15 +455,21 @@
         </m:r>
       </m:oMath>
       <w:r>
+        <w:rPr>
+          <w:rFonts w:eastAsia="黑体"/>
+        </w:rPr>
         <w:t xml:space="preserve"> </w:t>
       </w:r>
       <w:r>
         <w:rPr>
-          <w:rFonts w:hint="eastAsia"/>
+          <w:rFonts w:hint="eastAsia" w:eastAsia="黑体"/>
         </w:rPr>
         <w:t xml:space="preserve">与负载跨接在</w:t>
       </w:r>
       <w:r>
+        <w:rPr>
+          <w:rFonts w:eastAsia="黑体"/>
+        </w:rPr>
         <w:t xml:space="preserve"> </w:t>
       </w:r>
       <m:oMath>
@@ -440,15 +481,21 @@
         </m:r>
       </m:oMath>
       <w:r>
+        <w:rPr>
+          <w:rFonts w:eastAsia="黑体"/>
+        </w:rPr>
         <w:t xml:space="preserve"> </w:t>
       </w:r>
       <w:r>
         <w:rPr>
-          <w:rFonts w:hint="eastAsia"/>
+          <w:rFonts w:hint="eastAsia" w:eastAsia="黑体"/>
         </w:rPr>
         <w:t xml:space="preserve">与</w:t>
       </w:r>
       <w:r>
+        <w:rPr>
+          <w:rFonts w:eastAsia="黑体"/>
+        </w:rPr>
         <w:t xml:space="preserve"> </w:t>
       </w:r>
       <m:oMath>
@@ -460,11 +507,14 @@
         </m:r>
       </m:oMath>
       <w:r>
+        <w:rPr>
+          <w:rFonts w:eastAsia="黑体"/>
+        </w:rPr>
         <w:t xml:space="preserve"> </w:t>
       </w:r>
       <w:r>
         <w:rPr>
-          <w:rFonts w:hint="eastAsia"/>
+          <w:rFonts w:hint="eastAsia" w:eastAsia="黑体"/>
         </w:rPr>
         <w:t xml:space="preserve">之间）。</w:t>
       </w:r>
@@ -473,7 +523,7 @@
       <w:pPr/>
       <w:r>
         <w:rPr>
-          <w:rFonts w:hint="eastAsia"/>
+          <w:rFonts w:hint="eastAsia" w:eastAsia="黑体"/>
         </w:rPr>
         <w:t xml:space="preserve">各元件管脚连接：</w:t>
       </w:r>
@@ -492,15 +542,21 @@
         </m:sSub>
       </m:oMath>
       <w:r>
+        <w:rPr>
+          <w:rFonts w:eastAsia="黑体"/>
+        </w:rPr>
         <w:t xml:space="preserve"> </w:t>
       </w:r>
       <w:r>
         <w:rPr>
-          <w:rFonts w:hint="eastAsia"/>
+          <w:rFonts w:hint="eastAsia" w:eastAsia="黑体"/>
         </w:rPr>
         <w:t xml:space="preserve">阳极接交流节点</w:t>
       </w:r>
       <w:r>
+        <w:rPr>
+          <w:rFonts w:eastAsia="黑体"/>
+        </w:rPr>
         <w:t xml:space="preserve"> </w:t>
       </w:r>
       <m:oMath>
@@ -510,11 +566,14 @@
       </m:oMath>
       <w:r>
         <w:rPr>
-          <w:rFonts w:hint="eastAsia"/>
+          <w:rFonts w:hint="eastAsia" w:eastAsia="黑体"/>
         </w:rPr>
         <w:t xml:space="preserve">、阴极接</w:t>
       </w:r>
       <w:r>
+        <w:rPr>
+          <w:rFonts w:eastAsia="黑体"/>
+        </w:rPr>
         <w:t xml:space="preserve"> </w:t>
       </w:r>
       <m:oMath>
@@ -527,7 +586,7 @@
       </m:oMath>
       <w:r>
         <w:rPr>
-          <w:rFonts w:hint="eastAsia"/>
+          <w:rFonts w:hint="eastAsia" w:eastAsia="黑体"/>
         </w:rPr>
         <w:t xml:space="preserve">；</w:t>
       </w:r>
@@ -546,15 +605,21 @@
         </m:sSub>
       </m:oMath>
       <w:r>
+        <w:rPr>
+          <w:rFonts w:eastAsia="黑体"/>
+        </w:rPr>
         <w:t xml:space="preserve"> </w:t>
       </w:r>
       <w:r>
         <w:rPr>
-          <w:rFonts w:hint="eastAsia"/>
+          <w:rFonts w:hint="eastAsia" w:eastAsia="黑体"/>
         </w:rPr>
         <w:t xml:space="preserve">阳极接</w:t>
       </w:r>
       <w:r>
+        <w:rPr>
+          <w:rFonts w:eastAsia="黑体"/>
+        </w:rPr>
         <w:t xml:space="preserve"> </w:t>
       </w:r>
       <m:oMath>
@@ -567,11 +632,14 @@
       </m:oMath>
       <w:r>
         <w:rPr>
-          <w:rFonts w:hint="eastAsia"/>
+          <w:rFonts w:hint="eastAsia" w:eastAsia="黑体"/>
         </w:rPr>
         <w:t xml:space="preserve">、阴极接交流节点</w:t>
       </w:r>
       <w:r>
+        <w:rPr>
+          <w:rFonts w:eastAsia="黑体"/>
+        </w:rPr>
         <w:t xml:space="preserve"> </w:t>
       </w:r>
       <m:oMath>
@@ -581,7 +649,7 @@
       </m:oMath>
       <w:r>
         <w:rPr>
-          <w:rFonts w:hint="eastAsia"/>
+          <w:rFonts w:hint="eastAsia" w:eastAsia="黑体"/>
         </w:rPr>
         <w:t xml:space="preserve">；</w:t>
       </w:r>
@@ -600,15 +668,21 @@
         </m:sSub>
       </m:oMath>
       <w:r>
+        <w:rPr>
+          <w:rFonts w:eastAsia="黑体"/>
+        </w:rPr>
         <w:t xml:space="preserve"> </w:t>
       </w:r>
       <w:r>
         <w:rPr>
-          <w:rFonts w:hint="eastAsia"/>
+          <w:rFonts w:hint="eastAsia" w:eastAsia="黑体"/>
         </w:rPr>
         <w:t xml:space="preserve">阳极接交流节点</w:t>
       </w:r>
       <w:r>
+        <w:rPr>
+          <w:rFonts w:eastAsia="黑体"/>
+        </w:rPr>
         <w:t xml:space="preserve"> </w:t>
       </w:r>
       <m:oMath>
@@ -618,11 +692,14 @@
       </m:oMath>
       <w:r>
         <w:rPr>
-          <w:rFonts w:hint="eastAsia"/>
+          <w:rFonts w:hint="eastAsia" w:eastAsia="黑体"/>
         </w:rPr>
         <w:t xml:space="preserve">、阴极接</w:t>
       </w:r>
       <w:r>
+        <w:rPr>
+          <w:rFonts w:eastAsia="黑体"/>
+        </w:rPr>
         <w:t xml:space="preserve"> </w:t>
       </w:r>
       <m:oMath>
@@ -635,7 +712,7 @@
       </m:oMath>
       <w:r>
         <w:rPr>
-          <w:rFonts w:hint="eastAsia"/>
+          <w:rFonts w:hint="eastAsia" w:eastAsia="黑体"/>
         </w:rPr>
         <w:t xml:space="preserve">；</w:t>
       </w:r>
@@ -654,15 +731,21 @@
         </m:sSub>
       </m:oMath>
       <w:r>
+        <w:rPr>
+          <w:rFonts w:eastAsia="黑体"/>
+        </w:rPr>
         <w:t xml:space="preserve"> </w:t>
       </w:r>
       <w:r>
         <w:rPr>
-          <w:rFonts w:hint="eastAsia"/>
+          <w:rFonts w:hint="eastAsia" w:eastAsia="黑体"/>
         </w:rPr>
         <w:t xml:space="preserve">阳极接</w:t>
       </w:r>
       <w:r>
+        <w:rPr>
+          <w:rFonts w:eastAsia="黑体"/>
+        </w:rPr>
         <w:t xml:space="preserve"> </w:t>
       </w:r>
       <m:oMath>
@@ -675,11 +758,14 @@
       </m:oMath>
       <w:r>
         <w:rPr>
-          <w:rFonts w:hint="eastAsia"/>
+          <w:rFonts w:hint="eastAsia" w:eastAsia="黑体"/>
         </w:rPr>
         <w:t xml:space="preserve">、阴极接交流节点</w:t>
       </w:r>
       <w:r>
+        <w:rPr>
+          <w:rFonts w:eastAsia="黑体"/>
+        </w:rPr>
         <w:t xml:space="preserve"> </w:t>
       </w:r>
       <m:oMath>
@@ -689,7 +775,7 @@
       </m:oMath>
       <w:r>
         <w:rPr>
-          <w:rFonts w:hint="eastAsia"/>
+          <w:rFonts w:hint="eastAsia" w:eastAsia="黑体"/>
         </w:rPr>
         <w:t xml:space="preserve">；</w:t>
       </w:r>
@@ -699,15 +785,21 @@
         </m:r>
       </m:oMath>
       <w:r>
+        <w:rPr>
+          <w:rFonts w:eastAsia="黑体"/>
+        </w:rPr>
         <w:t xml:space="preserve"> </w:t>
       </w:r>
       <w:r>
         <w:rPr>
-          <w:rFonts w:hint="eastAsia"/>
+          <w:rFonts w:hint="eastAsia" w:eastAsia="黑体"/>
         </w:rPr>
         <w:t xml:space="preserve">一端接</w:t>
       </w:r>
       <w:r>
+        <w:rPr>
+          <w:rFonts w:eastAsia="黑体"/>
+        </w:rPr>
         <w:t xml:space="preserve"> </w:t>
       </w:r>
       <m:oMath>
@@ -720,11 +812,14 @@
       </m:oMath>
       <w:r>
         <w:rPr>
-          <w:rFonts w:hint="eastAsia"/>
+          <w:rFonts w:hint="eastAsia" w:eastAsia="黑体"/>
         </w:rPr>
         <w:t xml:space="preserve">、另一端接</w:t>
       </w:r>
       <w:r>
+        <w:rPr>
+          <w:rFonts w:eastAsia="黑体"/>
+        </w:rPr>
         <w:t xml:space="preserve"> </w:t>
       </w:r>
       <m:oMath>
@@ -737,7 +832,7 @@
       </m:oMath>
       <w:r>
         <w:rPr>
-          <w:rFonts w:hint="eastAsia"/>
+          <w:rFonts w:hint="eastAsia" w:eastAsia="黑体"/>
         </w:rPr>
         <w:t xml:space="preserve">。负载并联在滤波电容两端。</w:t>
       </w:r>
@@ -746,16 +841,19 @@
       <w:pPr/>
       <w:r>
         <w:rPr>
-          <w:rFonts w:hint="eastAsia"/>
+          <w:rFonts w:hint="eastAsia" w:eastAsia="黑体"/>
         </w:rPr>
         <w:t xml:space="preserve">由此构成”四只二极管桥式全波整流</w:t>
       </w:r>
       <w:r>
+        <w:rPr>
+          <w:rFonts w:eastAsia="黑体"/>
+        </w:rPr>
         <w:t xml:space="preserve"> + </w:t>
       </w:r>
       <w:r>
         <w:rPr>
-          <w:rFonts w:hint="eastAsia"/>
+          <w:rFonts w:hint="eastAsia" w:eastAsia="黑体"/>
         </w:rPr>
         <w:t xml:space="preserve">电容滤波”的不可控整流组态，把双向交流整流为单向脉动直流并经电容平滑，输出接近恒定直流（输出电压随负载变化、无法调压）。</w:t>
       </w:r>
@@ -768,7 +866,7 @@
       </w:pPr>
       <w:r>
         <w:rPr>
-          <w:rFonts w:hint="eastAsia"/>
+          <w:rFonts w:hint="eastAsia" w:eastAsia="黑体"/>
         </w:rPr>
         <w:t xml:space="preserve">工作原理</w:t>
       </w:r>
@@ -779,7 +877,7 @@
       </w:pPr>
       <w:r>
         <w:rPr>
-          <w:rFonts w:hint="eastAsia"/>
+          <w:rFonts w:hint="eastAsia" w:eastAsia="黑体"/>
         </w:rPr>
         <w:t xml:space="preserve">二极管只在正向偏置时导通，交流正半周由一组二极管、负半周由另一组二极管交替导通，形成单向脉动直流；滤波电容在二极管导通时充电、导通间隙向负载放电，把脉动直流平滑为带纹波的直流电压。输出不能调压，故称「不可控整流」。</w:t>
       </w:r>
@@ -792,7 +890,7 @@
       </w:pPr>
       <w:r>
         <w:rPr>
-          <w:rFonts w:hint="eastAsia"/>
+          <w:rFonts w:hint="eastAsia" w:eastAsia="黑体"/>
         </w:rPr>
         <w:t xml:space="preserve">关键计算公式</w:t>
       </w:r>
@@ -806,7 +904,7 @@
       </w:pPr>
       <w:r>
         <w:rPr>
-          <w:rFonts w:hint="eastAsia"/>
+          <w:rFonts w:hint="eastAsia" w:eastAsia="黑体"/>
         </w:rPr>
         <w:t xml:space="preserve">单相桥式整流平均电压（理想空载）：</w:t>
       </w:r>
@@ -908,7 +1006,7 @@
       </w:pPr>
       <w:r>
         <w:rPr>
-          <w:rFonts w:hint="eastAsia"/>
+          <w:rFonts w:hint="eastAsia" w:eastAsia="黑体"/>
         </w:rPr>
         <w:t xml:space="preserve">三相桥式整流平均电压：</w:t>
       </w:r>
@@ -1021,7 +1119,7 @@
       </w:pPr>
       <w:r>
         <w:rPr>
-          <w:rFonts w:hint="eastAsia"/>
+          <w:rFonts w:hint="eastAsia" w:eastAsia="黑体"/>
         </w:rPr>
         <w:t xml:space="preserve">滤波电容纹波电压：</w:t>
       </w:r>
@@ -1108,7 +1206,7 @@
       </w:pPr>
       <w:r>
         <w:rPr>
-          <w:rFonts w:hint="eastAsia"/>
+          <w:rFonts w:hint="eastAsia" w:eastAsia="黑体"/>
         </w:rPr>
         <w:t xml:space="preserve">电容滤波下空载电压接近峰值：</w:t>
       </w:r>
@@ -1183,7 +1281,7 @@
       </w:pPr>
       <w:r>
         <w:rPr>
-          <w:rFonts w:hint="eastAsia"/>
+          <w:rFonts w:hint="eastAsia" w:eastAsia="黑体"/>
         </w:rPr>
         <w:t xml:space="preserve">输出平均电流（电阻负载）：</w:t>
       </w:r>
@@ -1274,7 +1372,7 @@
             </w:pPr>
             <w:r>
               <w:rPr>
-                <w:rFonts w:hint="eastAsia"/>
+                <w:rFonts w:hint="eastAsia" w:eastAsia="黑体"/>
               </w:rPr>
               <w:t xml:space="preserve">符号</w:t>
             </w:r>
@@ -1288,7 +1386,7 @@
             </w:pPr>
             <w:r>
               <w:rPr>
-                <w:rFonts w:hint="eastAsia"/>
+                <w:rFonts w:hint="eastAsia" w:eastAsia="黑体"/>
               </w:rPr>
               <w:t xml:space="preserve">含义</w:t>
             </w:r>
@@ -1302,7 +1400,7 @@
             </w:pPr>
             <w:r>
               <w:rPr>
-                <w:rFonts w:hint="eastAsia"/>
+                <w:rFonts w:hint="eastAsia" w:eastAsia="黑体"/>
               </w:rPr>
               <w:t xml:space="preserve">单位</w:t>
             </w:r>
@@ -1331,6 +1429,9 @@
               </m:sSub>
             </m:oMath>
             <w:r>
+              <w:rPr>
+                <w:rFonts w:eastAsia="黑体"/>
+              </w:rPr>
               <w:t xml:space="preserve">​</w:t>
             </w:r>
           </w:p>
@@ -1343,7 +1444,7 @@
             </w:pPr>
             <w:r>
               <w:rPr>
-                <w:rFonts w:hint="eastAsia"/>
+                <w:rFonts w:hint="eastAsia" w:eastAsia="黑体"/>
               </w:rPr>
               <w:t xml:space="preserve">输出平均电压</w:t>
             </w:r>
@@ -1356,6 +1457,9 @@
               <w:pStyle w:val="Compact"/>
             </w:pPr>
             <w:r>
+              <w:rPr>
+                <w:rFonts w:eastAsia="黑体"/>
+              </w:rPr>
               <w:t xml:space="preserve">V</w:t>
             </w:r>
           </w:p>
@@ -1383,6 +1487,9 @@
               </m:sSub>
             </m:oMath>
             <w:r>
+              <w:rPr>
+                <w:rFonts w:eastAsia="黑体"/>
+              </w:rPr>
               <w:t xml:space="preserve">​</w:t>
             </w:r>
           </w:p>
@@ -1395,7 +1502,7 @@
             </w:pPr>
             <w:r>
               <w:rPr>
-                <w:rFonts w:hint="eastAsia"/>
+                <w:rFonts w:hint="eastAsia" w:eastAsia="黑体"/>
               </w:rPr>
               <w:t xml:space="preserve">交流峰值电压</w:t>
             </w:r>
@@ -1408,6 +1515,9 @@
               <w:pStyle w:val="Compact"/>
             </w:pPr>
             <w:r>
+              <w:rPr>
+                <w:rFonts w:eastAsia="黑体"/>
+              </w:rPr>
               <w:t xml:space="preserve">V</w:t>
             </w:r>
           </w:p>
@@ -1441,6 +1551,9 @@
               </m:sSub>
             </m:oMath>
             <w:r>
+              <w:rPr>
+                <w:rFonts w:eastAsia="黑体"/>
+              </w:rPr>
               <w:t xml:space="preserve">​</w:t>
             </w:r>
           </w:p>
@@ -1453,7 +1566,7 @@
             </w:pPr>
             <w:r>
               <w:rPr>
-                <w:rFonts w:hint="eastAsia"/>
+                <w:rFonts w:hint="eastAsia" w:eastAsia="黑体"/>
               </w:rPr>
               <w:t xml:space="preserve">交流有效值</w:t>
             </w:r>
@@ -1466,6 +1579,9 @@
               <w:pStyle w:val="Compact"/>
             </w:pPr>
             <w:r>
+              <w:rPr>
+                <w:rFonts w:eastAsia="黑体"/>
+              </w:rPr>
               <w:t xml:space="preserve">V</w:t>
             </w:r>
           </w:p>
@@ -1496,6 +1612,9 @@
               </m:sSub>
             </m:oMath>
             <w:r>
+              <w:rPr>
+                <w:rFonts w:eastAsia="黑体"/>
+              </w:rPr>
               <w:t xml:space="preserve">​</w:t>
             </w:r>
           </w:p>
@@ -1508,7 +1627,7 @@
             </w:pPr>
             <w:r>
               <w:rPr>
-                <w:rFonts w:hint="eastAsia"/>
+                <w:rFonts w:hint="eastAsia" w:eastAsia="黑体"/>
               </w:rPr>
               <w:t xml:space="preserve">三相线电压有效值</w:t>
             </w:r>
@@ -1521,6 +1640,9 @@
               <w:pStyle w:val="Compact"/>
             </w:pPr>
             <w:r>
+              <w:rPr>
+                <w:rFonts w:eastAsia="黑体"/>
+              </w:rPr>
               <w:t xml:space="preserve">V</w:t>
             </w:r>
           </w:p>
@@ -1557,6 +1679,9 @@
               </m:sSub>
             </m:oMath>
             <w:r>
+              <w:rPr>
+                <w:rFonts w:eastAsia="黑体"/>
+              </w:rPr>
               <w:t xml:space="preserve">​</w:t>
             </w:r>
           </w:p>
@@ -1569,7 +1694,7 @@
             </w:pPr>
             <w:r>
               <w:rPr>
-                <w:rFonts w:hint="eastAsia"/>
+                <w:rFonts w:hint="eastAsia" w:eastAsia="黑体"/>
               </w:rPr>
               <w:t xml:space="preserve">负载电流</w:t>
             </w:r>
@@ -1582,6 +1707,9 @@
               <w:pStyle w:val="Compact"/>
             </w:pPr>
             <w:r>
+              <w:rPr>
+                <w:rFonts w:eastAsia="黑体"/>
+              </w:rPr>
               <w:t xml:space="preserve">A</w:t>
             </w:r>
           </w:p>
@@ -1609,6 +1737,9 @@
               </m:sSub>
             </m:oMath>
             <w:r>
+              <w:rPr>
+                <w:rFonts w:eastAsia="黑体"/>
+              </w:rPr>
               <w:t xml:space="preserve">​</w:t>
             </w:r>
           </w:p>
@@ -1621,25 +1752,31 @@
             </w:pPr>
             <w:r>
               <w:rPr>
-                <w:rFonts w:hint="eastAsia"/>
+                <w:rFonts w:hint="eastAsia" w:eastAsia="黑体"/>
               </w:rPr>
               <w:t xml:space="preserve">纹波频率（桥式为</w:t>
             </w:r>
             <w:r>
+              <w:rPr>
+                <w:rFonts w:eastAsia="黑体"/>
+              </w:rPr>
               <w:t xml:space="preserve"> 2f </w:t>
             </w:r>
             <w:r>
               <w:rPr>
-                <w:rFonts w:hint="eastAsia"/>
+                <w:rFonts w:hint="eastAsia" w:eastAsia="黑体"/>
               </w:rPr>
               <w:t xml:space="preserve">或</w:t>
             </w:r>
             <w:r>
+              <w:rPr>
+                <w:rFonts w:eastAsia="黑体"/>
+              </w:rPr>
               <w:t xml:space="preserve"> </w:t>
             </w:r>
             <w:r>
               <w:rPr>
-                <w:rFonts w:hint="eastAsia"/>
+                <w:rFonts w:hint="eastAsia" w:eastAsia="黑体"/>
               </w:rPr>
               <w:t xml:space="preserve">6f）</w:t>
             </w:r>
@@ -1652,6 +1789,9 @@
               <w:pStyle w:val="Compact"/>
             </w:pPr>
             <w:r>
+              <w:rPr>
+                <w:rFonts w:eastAsia="黑体"/>
+              </w:rPr>
               <w:t xml:space="preserve">Hz</w:t>
             </w:r>
           </w:p>
@@ -1666,7 +1806,7 @@
       </w:pPr>
       <w:r>
         <w:rPr>
-          <w:rFonts w:hint="eastAsia"/>
+          <w:rFonts w:hint="eastAsia" w:eastAsia="黑体"/>
         </w:rPr>
         <w:t xml:space="preserve">元件调整影响</w:t>
       </w:r>
@@ -1681,7 +1821,7 @@
       </w:pPr>
       <w:r>
         <w:rPr>
-          <w:rFonts w:hint="eastAsia"/>
+          <w:rFonts w:hint="eastAsia" w:eastAsia="黑体"/>
           <w:b/>
           <w:bCs/>
         </w:rPr>
@@ -1689,6 +1829,7 @@
       </w:r>
       <w:r>
         <w:rPr>
+          <w:rFonts w:eastAsia="黑体"/>
           <w:b/>
           <w:bCs/>
         </w:rPr>
@@ -1701,6 +1842,7 @@
       </m:oMath>
       <w:r>
         <w:rPr>
+          <w:rFonts w:eastAsia="黑体"/>
           <w:b/>
           <w:bCs/>
         </w:rPr>
@@ -1708,21 +1850,27 @@
       </w:r>
       <w:r>
         <w:rPr>
-          <w:rFonts w:hint="eastAsia"/>
+          <w:rFonts w:hint="eastAsia" w:eastAsia="黑体"/>
           <w:b/>
           <w:bCs/>
         </w:rPr>
         <w:t xml:space="preserve">增大</w:t>
       </w:r>
       <w:r>
+        <w:rPr>
+          <w:rFonts w:eastAsia="黑体"/>
+        </w:rPr>
         <w:t xml:space="preserve"> </w:t>
       </w:r>
       <w:r>
+        <w:rPr>
+          <w:rFonts w:eastAsia="黑体"/>
+        </w:rPr>
         <w:t xml:space="preserve">→ </w:t>
       </w:r>
       <w:r>
         <w:rPr>
-          <w:rFonts w:hint="eastAsia"/>
+          <w:rFonts w:hint="eastAsia" w:eastAsia="黑体"/>
         </w:rPr>
         <w:t xml:space="preserve">纹波减小、输出电压更平稳，但上电浪涌电流与体积增大。</w:t>
       </w:r>
@@ -1737,25 +1885,34 @@
       </w:pPr>
       <w:r>
         <w:rPr>
-          <w:rFonts w:hint="eastAsia"/>
+          <w:rFonts w:hint="eastAsia" w:eastAsia="黑体"/>
           <w:b/>
           <w:bCs/>
         </w:rPr>
         <w:t xml:space="preserve">负载电流增大</w:t>
       </w:r>
       <w:r>
+        <w:rPr>
+          <w:rFonts w:eastAsia="黑体"/>
+        </w:rPr>
         <w:t xml:space="preserve"> </w:t>
       </w:r>
       <w:r>
+        <w:rPr>
+          <w:rFonts w:eastAsia="黑体"/>
+        </w:rPr>
         <w:t xml:space="preserve">→ </w:t>
       </w:r>
       <w:r>
         <w:rPr>
-          <w:rFonts w:hint="eastAsia"/>
+          <w:rFonts w:hint="eastAsia" w:eastAsia="黑体"/>
         </w:rPr>
         <w:t xml:space="preserve">纹波</w:t>
       </w:r>
       <w:r>
+        <w:rPr>
+          <w:rFonts w:eastAsia="黑体"/>
+        </w:rPr>
         <w:t xml:space="preserve"> </w:t>
       </w:r>
       <m:oMath>
@@ -1770,11 +1927,14 @@
         </m:r>
       </m:oMath>
       <w:r>
+        <w:rPr>
+          <w:rFonts w:eastAsia="黑体"/>
+        </w:rPr>
         <w:t xml:space="preserve"> </w:t>
       </w:r>
       <w:r>
         <w:rPr>
-          <w:rFonts w:hint="eastAsia"/>
+          <w:rFonts w:hint="eastAsia" w:eastAsia="黑体"/>
         </w:rPr>
         <w:t xml:space="preserve">增大、平均电压下降，需要更大电容。</w:t>
       </w:r>
@@ -1789,21 +1949,27 @@
       </w:pPr>
       <w:r>
         <w:rPr>
-          <w:rFonts w:hint="eastAsia"/>
+          <w:rFonts w:hint="eastAsia" w:eastAsia="黑体"/>
           <w:b/>
           <w:bCs/>
         </w:rPr>
         <w:t xml:space="preserve">输入电压越高</w:t>
       </w:r>
       <w:r>
+        <w:rPr>
+          <w:rFonts w:eastAsia="黑体"/>
+        </w:rPr>
         <w:t xml:space="preserve"> </w:t>
       </w:r>
       <w:r>
+        <w:rPr>
+          <w:rFonts w:eastAsia="黑体"/>
+        </w:rPr>
         <w:t xml:space="preserve">→ </w:t>
       </w:r>
       <w:r>
         <w:rPr>
-          <w:rFonts w:hint="eastAsia"/>
+          <w:rFonts w:hint="eastAsia" w:eastAsia="黑体"/>
         </w:rPr>
         <w:t xml:space="preserve">输出电压越高，二极管与电容耐压需相应提高。</w:t>
       </w:r>
@@ -1818,21 +1984,27 @@
       </w:pPr>
       <w:r>
         <w:rPr>
-          <w:rFonts w:hint="eastAsia"/>
+          <w:rFonts w:hint="eastAsia" w:eastAsia="黑体"/>
           <w:b/>
           <w:bCs/>
         </w:rPr>
         <w:t xml:space="preserve">多相（三相）整流</w:t>
       </w:r>
       <w:r>
+        <w:rPr>
+          <w:rFonts w:eastAsia="黑体"/>
+        </w:rPr>
         <w:t xml:space="preserve"> </w:t>
       </w:r>
       <w:r>
+        <w:rPr>
+          <w:rFonts w:eastAsia="黑体"/>
+        </w:rPr>
         <w:t xml:space="preserve">→ </w:t>
       </w:r>
       <w:r>
         <w:rPr>
-          <w:rFonts w:hint="eastAsia"/>
+          <w:rFonts w:hint="eastAsia" w:eastAsia="黑体"/>
         </w:rPr>
         <w:t xml:space="preserve">纹波频率更高、纹波更小，滤波更易实现。</w:t>
       </w:r>
@@ -1847,21 +2019,27 @@
       </w:pPr>
       <w:r>
         <w:rPr>
-          <w:rFonts w:hint="eastAsia"/>
+          <w:rFonts w:hint="eastAsia" w:eastAsia="黑体"/>
           <w:b/>
           <w:bCs/>
         </w:rPr>
         <w:t xml:space="preserve">整流桥额定电流低</w:t>
       </w:r>
       <w:r>
+        <w:rPr>
+          <w:rFonts w:eastAsia="黑体"/>
+        </w:rPr>
         <w:t xml:space="preserve"> </w:t>
       </w:r>
       <w:r>
+        <w:rPr>
+          <w:rFonts w:eastAsia="黑体"/>
+        </w:rPr>
         <w:t xml:space="preserve">→ </w:t>
       </w:r>
       <w:r>
         <w:rPr>
-          <w:rFonts w:hint="eastAsia"/>
+          <w:rFonts w:hint="eastAsia" w:eastAsia="黑体"/>
         </w:rPr>
         <w:t xml:space="preserve">大负载时二极管过流发热，需选足容量。</w:t>
       </w:r>
@@ -1874,7 +2052,7 @@
       </w:pPr>
       <w:r>
         <w:rPr>
-          <w:rFonts w:hint="eastAsia"/>
+          <w:rFonts w:hint="eastAsia" w:eastAsia="黑体"/>
         </w:rPr>
         <w:t xml:space="preserve">典型参数示例</w:t>
       </w:r>
@@ -1889,11 +2067,14 @@
       </w:pPr>
       <w:r>
         <w:rPr>
-          <w:rFonts w:hint="eastAsia"/>
+          <w:rFonts w:hint="eastAsia" w:eastAsia="黑体"/>
         </w:rPr>
         <w:t xml:space="preserve">单相</w:t>
       </w:r>
       <w:r>
+        <w:rPr>
+          <w:rFonts w:eastAsia="黑体"/>
+        </w:rPr>
         <w:t xml:space="preserve"> </w:t>
       </w:r>
       <m:oMath>
@@ -1937,7 +2118,7 @@
       </m:oMath>
       <w:r>
         <w:rPr>
-          <w:rFonts w:hint="eastAsia"/>
+          <w:rFonts w:hint="eastAsia" w:eastAsia="黑体"/>
         </w:rPr>
         <w:t xml:space="preserve">：</w:t>
       </w:r>
@@ -1994,11 +2175,14 @@
       </m:oMath>
       <w:r>
         <w:rPr>
-          <w:rFonts w:hint="eastAsia"/>
+          <w:rFonts w:hint="eastAsia" w:eastAsia="黑体"/>
         </w:rPr>
         <w:t xml:space="preserve">；空载滤波后接近</w:t>
       </w:r>
       <w:r>
+        <w:rPr>
+          <w:rFonts w:eastAsia="黑体"/>
+        </w:rPr>
         <w:t xml:space="preserve"> </w:t>
       </w:r>
       <m:oMath>
@@ -2035,6 +2219,9 @@
         </m:r>
       </m:oMath>
       <w:r>
+        <w:rPr>
+          <w:rFonts w:eastAsia="黑体"/>
+        </w:rPr>
         <w:t xml:space="preserve">。</w:t>
       </w:r>
     </w:p>
@@ -2048,11 +2235,14 @@
       </w:pPr>
       <w:r>
         <w:rPr>
-          <w:rFonts w:hint="eastAsia"/>
+          <w:rFonts w:hint="eastAsia" w:eastAsia="黑体"/>
         </w:rPr>
         <w:t xml:space="preserve">取</w:t>
       </w:r>
       <w:r>
+        <w:rPr>
+          <w:rFonts w:eastAsia="黑体"/>
+        </w:rPr>
         <w:t xml:space="preserve"> </w:t>
       </w:r>
       <m:oMath>
@@ -2083,6 +2273,9 @@
         </m:r>
       </m:oMath>
       <w:r>
+        <w:rPr>
+          <w:rFonts w:eastAsia="黑体"/>
+        </w:rPr>
         <w:t xml:space="preserve">、</w:t>
       </w:r>
       <m:oMath>
@@ -2129,11 +2322,14 @@
       </m:oMath>
       <w:r>
         <w:rPr>
-          <w:rFonts w:hint="eastAsia"/>
+          <w:rFonts w:hint="eastAsia" w:eastAsia="黑体"/>
         </w:rPr>
         <w:t xml:space="preserve">、单相桥纹波频率</w:t>
       </w:r>
       <w:r>
+        <w:rPr>
+          <w:rFonts w:eastAsia="黑体"/>
+        </w:rPr>
         <w:t xml:space="preserve"> </w:t>
       </w:r>
       <m:oMath>
@@ -2171,7 +2367,7 @@
       </m:oMath>
       <w:r>
         <w:rPr>
-          <w:rFonts w:hint="eastAsia"/>
+          <w:rFonts w:hint="eastAsia" w:eastAsia="黑体"/>
         </w:rPr>
         <w:t xml:space="preserve">：</w:t>
       </w:r>
@@ -2251,6 +2447,9 @@
         </m:r>
       </m:oMath>
       <w:r>
+        <w:rPr>
+          <w:rFonts w:eastAsia="黑体"/>
+        </w:rPr>
         <w:t xml:space="preserve">。</w:t>
       </w:r>
     </w:p>
@@ -2262,7 +2461,7 @@
       </w:pPr>
       <w:r>
         <w:rPr>
-          <w:rFonts w:hint="eastAsia"/>
+          <w:rFonts w:hint="eastAsia" w:eastAsia="黑体"/>
         </w:rPr>
         <w:t xml:space="preserve">常见器件型号</w:t>
       </w:r>
@@ -2277,16 +2476,19 @@
       </w:pPr>
       <w:r>
         <w:rPr>
-          <w:rFonts w:hint="eastAsia"/>
+          <w:rFonts w:hint="eastAsia" w:eastAsia="黑体"/>
         </w:rPr>
         <w:t xml:space="preserve">单相整流桥：MB6S、MB10S、KBP307、GBJ</w:t>
       </w:r>
       <w:r>
+        <w:rPr>
+          <w:rFonts w:eastAsia="黑体"/>
+        </w:rPr>
         <w:t xml:space="preserve"> </w:t>
       </w:r>
       <w:r>
         <w:rPr>
-          <w:rFonts w:hint="eastAsia"/>
+          <w:rFonts w:hint="eastAsia" w:eastAsia="黑体"/>
         </w:rPr>
         <w:t xml:space="preserve">系列。</w:t>
       </w:r>
@@ -2301,34 +2503,43 @@
       </w:pPr>
       <w:r>
         <w:rPr>
-          <w:rFonts w:hint="eastAsia"/>
+          <w:rFonts w:hint="eastAsia" w:eastAsia="黑体"/>
         </w:rPr>
         <w:t xml:space="preserve">分立二极管：1N4007（1</w:t>
       </w:r>
       <w:r>
+        <w:rPr>
+          <w:rFonts w:eastAsia="黑体"/>
+        </w:rPr>
         <w:t xml:space="preserve"> </w:t>
       </w:r>
       <w:r>
         <w:rPr>
-          <w:rFonts w:hint="eastAsia"/>
+          <w:rFonts w:hint="eastAsia" w:eastAsia="黑体"/>
         </w:rPr>
         <w:t xml:space="preserve">A）、1N5408（3</w:t>
       </w:r>
       <w:r>
+        <w:rPr>
+          <w:rFonts w:eastAsia="黑体"/>
+        </w:rPr>
         <w:t xml:space="preserve"> </w:t>
       </w:r>
       <w:r>
         <w:rPr>
-          <w:rFonts w:hint="eastAsia"/>
+          <w:rFonts w:hint="eastAsia" w:eastAsia="黑体"/>
         </w:rPr>
         <w:t xml:space="preserve">A）、6A10（6</w:t>
       </w:r>
       <w:r>
+        <w:rPr>
+          <w:rFonts w:eastAsia="黑体"/>
+        </w:rPr>
         <w:t xml:space="preserve"> </w:t>
       </w:r>
       <w:r>
         <w:rPr>
-          <w:rFonts w:hint="eastAsia"/>
+          <w:rFonts w:hint="eastAsia" w:eastAsia="黑体"/>
         </w:rPr>
         <w:t xml:space="preserve">A）。</w:t>
       </w:r>
@@ -2343,25 +2554,31 @@
       </w:pPr>
       <w:r>
         <w:rPr>
-          <w:rFonts w:hint="eastAsia"/>
+          <w:rFonts w:hint="eastAsia" w:eastAsia="黑体"/>
         </w:rPr>
         <w:t xml:space="preserve">三相整流桥：KBPC</w:t>
       </w:r>
       <w:r>
+        <w:rPr>
+          <w:rFonts w:eastAsia="黑体"/>
+        </w:rPr>
         <w:t xml:space="preserve"> </w:t>
       </w:r>
       <w:r>
         <w:rPr>
-          <w:rFonts w:hint="eastAsia"/>
+          <w:rFonts w:hint="eastAsia" w:eastAsia="黑体"/>
         </w:rPr>
         <w:t xml:space="preserve">系列、SKD</w:t>
       </w:r>
       <w:r>
+        <w:rPr>
+          <w:rFonts w:eastAsia="黑体"/>
+        </w:rPr>
         <w:t xml:space="preserve"> </w:t>
       </w:r>
       <w:r>
         <w:rPr>
-          <w:rFonts w:hint="eastAsia"/>
+          <w:rFonts w:hint="eastAsia" w:eastAsia="黑体"/>
         </w:rPr>
         <w:t xml:space="preserve">系列。</w:t>
       </w:r>
@@ -2376,25 +2593,31 @@
       </w:pPr>
       <w:r>
         <w:rPr>
-          <w:rFonts w:hint="eastAsia"/>
+          <w:rFonts w:hint="eastAsia" w:eastAsia="黑体"/>
         </w:rPr>
         <w:t xml:space="preserve">滤波电容：低</w:t>
       </w:r>
       <w:r>
+        <w:rPr>
+          <w:rFonts w:eastAsia="黑体"/>
+        </w:rPr>
         <w:t xml:space="preserve"> ESR </w:t>
       </w:r>
       <w:r>
         <w:rPr>
-          <w:rFonts w:hint="eastAsia"/>
+          <w:rFonts w:hint="eastAsia" w:eastAsia="黑体"/>
         </w:rPr>
         <w:t xml:space="preserve">电解电容（450</w:t>
       </w:r>
       <w:r>
+        <w:rPr>
+          <w:rFonts w:eastAsia="黑体"/>
+        </w:rPr>
         <w:t xml:space="preserve"> V </w:t>
       </w:r>
       <w:r>
         <w:rPr>
-          <w:rFonts w:hint="eastAsia"/>
+          <w:rFonts w:hint="eastAsia" w:eastAsia="黑体"/>
         </w:rPr>
         <w:t xml:space="preserve">级）。</w:t>
       </w:r>
@@ -2407,7 +2630,7 @@
       </w:pPr>
       <w:r>
         <w:rPr>
-          <w:rFonts w:hint="eastAsia"/>
+          <w:rFonts w:hint="eastAsia" w:eastAsia="黑体"/>
         </w:rPr>
         <w:t xml:space="preserve">注意事项</w:t>
       </w:r>
@@ -2422,7 +2645,7 @@
       </w:pPr>
       <w:r>
         <w:rPr>
-          <w:rFonts w:hint="eastAsia"/>
+          <w:rFonts w:hint="eastAsia" w:eastAsia="黑体"/>
         </w:rPr>
         <w:t xml:space="preserve">输出电压随负载变化（负载调整率差），且无法调压，需稳压时应在后级加稳压器。</w:t>
       </w:r>
@@ -2437,16 +2660,19 @@
       </w:pPr>
       <w:r>
         <w:rPr>
-          <w:rFonts w:hint="eastAsia"/>
+          <w:rFonts w:hint="eastAsia" w:eastAsia="黑体"/>
         </w:rPr>
         <w:t xml:space="preserve">上电瞬间滤波电容充电浪涌电流很大，需加限流</w:t>
       </w:r>
       <w:r>
+        <w:rPr>
+          <w:rFonts w:eastAsia="黑体"/>
+        </w:rPr>
         <w:t xml:space="preserve"> / </w:t>
       </w:r>
       <w:r>
         <w:rPr>
-          <w:rFonts w:hint="eastAsia"/>
+          <w:rFonts w:hint="eastAsia" w:eastAsia="黑体"/>
         </w:rPr>
         <w:t xml:space="preserve">软启动或选耐浪涌电容。</w:t>
       </w:r>
@@ -2461,7 +2687,7 @@
       </w:pPr>
       <w:r>
         <w:rPr>
-          <w:rFonts w:hint="eastAsia"/>
+          <w:rFonts w:hint="eastAsia" w:eastAsia="黑体"/>
         </w:rPr>
         <w:t xml:space="preserve">二极管峰值电流远大于平均电流，整流桥额定电流要留裕量。</w:t>
       </w:r>
@@ -2476,16 +2702,19 @@
       </w:pPr>
       <w:r>
         <w:rPr>
-          <w:rFonts w:hint="eastAsia"/>
+          <w:rFonts w:hint="eastAsia" w:eastAsia="黑体"/>
         </w:rPr>
         <w:t xml:space="preserve">注意纹波频率与电容</w:t>
       </w:r>
       <w:r>
+        <w:rPr>
+          <w:rFonts w:eastAsia="黑体"/>
+        </w:rPr>
         <w:t xml:space="preserve"> </w:t>
       </w:r>
       <w:r>
         <w:rPr>
-          <w:rFonts w:hint="eastAsia"/>
+          <w:rFonts w:hint="eastAsia" w:eastAsia="黑体"/>
         </w:rPr>
         <w:t xml:space="preserve">ESR，高频场合并联小电容改善高频纹波。</w:t>
       </w:r>
@@ -2498,7 +2727,7 @@
       </w:pPr>
       <w:r>
         <w:rPr>
-          <w:rFonts w:hint="eastAsia"/>
+          <w:rFonts w:hint="eastAsia" w:eastAsia="黑体"/>
         </w:rPr>
         <w:t xml:space="preserve">参考资料</w:t>
       </w:r>
@@ -2512,6 +2741,9 @@
         </w:numPr>
       </w:pPr>
       <w:r>
+        <w:rPr>
+          <w:rFonts w:eastAsia="黑体"/>
+        </w:rPr>
         <w:t xml:space="preserve">Wikipedia: Rectifier。</w:t>
       </w:r>
     </w:p>
@@ -2525,7 +2757,7 @@
       </w:pPr>
       <w:r>
         <w:rPr>
-          <w:rFonts w:hint="eastAsia"/>
+          <w:rFonts w:hint="eastAsia" w:eastAsia="黑体"/>
         </w:rPr>
         <w:t xml:space="preserve">《模拟电子技术基础》（童诗白、华成英）。</w:t>
       </w:r>
@@ -2540,7 +2772,7 @@
       </w:pPr>
       <w:r>
         <w:rPr>
-          <w:rFonts w:hint="eastAsia"/>
+          <w:rFonts w:hint="eastAsia" w:eastAsia="黑体"/>
         </w:rPr>
         <w:t xml:space="preserve">《电力电子技术》（王兆安、刘进军）。</w:t>
       </w:r>
@@ -2554,11 +2786,11 @@
       </w:pPr>
       <w:r>
         <w:rPr>
-          <w:rFonts w:ascii="Times New Roman" w:hAnsi="Times New Roman"/>
+          <w:rFonts w:ascii="Times New Roman" w:hAnsi="Times New Roman" w:eastAsia="黑体"/>
           <w:color w:val="555555"/>
           <w:sz w:val="21"/>
         </w:rPr>
-        <w:t>材料收集者：杜文杰</w:t>
+        <w:t>材料收集者：杜文杰，WX手机：19519196569，QQ:3478827729</w:t>
       </w:r>
     </w:p>
     <w:sectPr>
@@ -2578,7 +2810,7 @@
 </file>
 
 <file path=word/footer1.xml><?xml version="1.0" encoding="utf-8"?>
-<w:ftr xmlns:m="http://schemas.openxmlformats.org/officeDocument/2006/math" xmlns:mc="http://schemas.openxmlformats.org/markup-compatibility/2006" xmlns:mo="http://schemas.microsoft.com/office/mac/office/2008/main" xmlns:mv="urn:schemas-microsoft-com:mac:vml" xmlns:o="urn:schemas-microsoft-com:office:office" xmlns:r="http://schemas.openxmlformats.org/officeDocument/2006/relationships" xmlns:v="urn:schemas-microsoft-com:vml" xmlns:w10="urn:schemas-microsoft-com:office:word" xmlns:w14="http://schemas.microsoft.com/office/word/2010/wordml" xmlns:w="http://schemas.openxmlformats.org/wordprocessingml/2006/main" xmlns:wne="http://schemas.microsoft.com/office/word/2006/wordml" xmlns:wp14="http://schemas.microsoft.com/office/word/2010/wordprocessingDrawing" xmlns:wp="http://schemas.openxmlformats.org/drawingml/2006/wordprocessingDrawing" xmlns:wpc="http://schemas.microsoft.com/office/word/2010/wordprocessingCanvas" xmlns:wpg="http://schemas.microsoft.com/office/word/2010/wordprocessingGroup" xmlns:wpi="http://schemas.microsoft.com/office/word/2010/wordprocessingInk" xmlns:wps="http://schemas.microsoft.com/office/word/2010/wordprocessingShape" mc:Ignorable="w14 wp14">
+<w:ftr xmlns:mc="http://schemas.openxmlformats.org/markup-compatibility/2006" xmlns:w="http://schemas.openxmlformats.org/wordprocessingml/2006/main" xmlns:m="http://schemas.openxmlformats.org/officeDocument/2006/math" xmlns:mo="http://schemas.microsoft.com/office/mac/office/2008/main" xmlns:mv="urn:schemas-microsoft-com:mac:vml" xmlns:o="urn:schemas-microsoft-com:office:office" xmlns:r="http://schemas.openxmlformats.org/officeDocument/2006/relationships" xmlns:v="urn:schemas-microsoft-com:vml" xmlns:w10="urn:schemas-microsoft-com:office:word" xmlns:w14="http://schemas.microsoft.com/office/word/2010/wordml" xmlns:wne="http://schemas.microsoft.com/office/word/2006/wordml" xmlns:wp14="http://schemas.microsoft.com/office/word/2010/wordprocessingDrawing" xmlns:wp="http://schemas.openxmlformats.org/drawingml/2006/wordprocessingDrawing" xmlns:wpc="http://schemas.microsoft.com/office/word/2010/wordprocessingCanvas" xmlns:wpg="http://schemas.microsoft.com/office/word/2010/wordprocessingGroup" xmlns:wpi="http://schemas.microsoft.com/office/word/2010/wordprocessingInk" xmlns:wps="http://schemas.microsoft.com/office/word/2010/wordprocessingShape" mc:Ignorable="w14 wp14">
   <w:p>
     <w:pPr>
       <w:pStyle w:val="Footer"/>
@@ -2586,12 +2818,14 @@
     </w:pPr>
     <w:r>
       <w:rPr>
+        <w:rFonts w:eastAsia="黑体"/>
         <w:sz w:val="18"/>
       </w:rPr>
       <w:t xml:space="preserve">第 </w:t>
     </w:r>
     <w:r>
       <w:rPr>
+        <w:rFonts w:eastAsia="黑体"/>
         <w:sz w:val="18"/>
       </w:rPr>
       <w:fldChar w:fldCharType="begin"/>
@@ -2600,6 +2834,7 @@
     </w:r>
     <w:r>
       <w:rPr>
+        <w:rFonts w:eastAsia="黑体"/>
         <w:sz w:val="18"/>
       </w:rPr>
       <w:t xml:space="preserve"> 页</w:t>
@@ -2613,6 +2848,9 @@
   <w:footnote w:type="continuationSeparator" w:id="0">
     <w:p>
       <w:r>
+        <w:rPr>
+          <w:rFonts w:eastAsia="黑体"/>
+        </w:rPr>
         <w:continuationSeparator/>
       </w:r>
     </w:p>
@@ -2620,6 +2858,9 @@
   <w:footnote w:type="separator" w:id="-1">
     <w:p>
       <w:r>
+        <w:rPr>
+          <w:rFonts w:eastAsia="黑体"/>
+        </w:rPr>
         <w:separator/>
       </w:r>
     </w:p>
@@ -2628,7 +2869,7 @@
 </file>
 
 <file path=word/header1.xml><?xml version="1.0" encoding="utf-8"?>
-<w:hdr xmlns:m="http://schemas.openxmlformats.org/officeDocument/2006/math" xmlns:mc="http://schemas.openxmlformats.org/markup-compatibility/2006" xmlns:mo="http://schemas.microsoft.com/office/mac/office/2008/main" xmlns:mv="urn:schemas-microsoft-com:mac:vml" xmlns:o="urn:schemas-microsoft-com:office:office" xmlns:r="http://schemas.openxmlformats.org/officeDocument/2006/relationships" xmlns:v="urn:schemas-microsoft-com:vml" xmlns:w10="urn:schemas-microsoft-com:office:word" xmlns:w14="http://schemas.microsoft.com/office/word/2010/wordml" xmlns:w="http://schemas.openxmlformats.org/wordprocessingml/2006/main" xmlns:wne="http://schemas.microsoft.com/office/word/2006/wordml" xmlns:wp14="http://schemas.microsoft.com/office/word/2010/wordprocessingDrawing" xmlns:wp="http://schemas.openxmlformats.org/drawingml/2006/wordprocessingDrawing" xmlns:wpc="http://schemas.microsoft.com/office/word/2010/wordprocessingCanvas" xmlns:wpg="http://schemas.microsoft.com/office/word/2010/wordprocessingGroup" xmlns:wpi="http://schemas.microsoft.com/office/word/2010/wordprocessingInk" xmlns:wps="http://schemas.microsoft.com/office/word/2010/wordprocessingShape" mc:Ignorable="w14 wp14">
+<w:hdr xmlns:mc="http://schemas.openxmlformats.org/markup-compatibility/2006" xmlns:w="http://schemas.openxmlformats.org/wordprocessingml/2006/main" xmlns:m="http://schemas.openxmlformats.org/officeDocument/2006/math" xmlns:mo="http://schemas.microsoft.com/office/mac/office/2008/main" xmlns:mv="urn:schemas-microsoft-com:mac:vml" xmlns:o="urn:schemas-microsoft-com:office:office" xmlns:r="http://schemas.openxmlformats.org/officeDocument/2006/relationships" xmlns:v="urn:schemas-microsoft-com:vml" xmlns:w10="urn:schemas-microsoft-com:office:word" xmlns:w14="http://schemas.microsoft.com/office/word/2010/wordml" xmlns:wne="http://schemas.microsoft.com/office/word/2006/wordml" xmlns:wp14="http://schemas.microsoft.com/office/word/2010/wordprocessingDrawing" xmlns:wp="http://schemas.openxmlformats.org/drawingml/2006/wordprocessingDrawing" xmlns:wpc="http://schemas.microsoft.com/office/word/2010/wordprocessingCanvas" xmlns:wpg="http://schemas.microsoft.com/office/word/2010/wordprocessingGroup" xmlns:wpi="http://schemas.microsoft.com/office/word/2010/wordprocessingInk" xmlns:wps="http://schemas.microsoft.com/office/word/2010/wordprocessingShape" mc:Ignorable="w14 wp14">
   <w:p>
     <w:pPr>
       <w:pStyle w:val="Header"/>
@@ -2636,7 +2877,7 @@
     </w:pPr>
     <w:r>
       <w:rPr>
-        <w:rFonts w:ascii="Times New Roman" w:hAnsi="Times New Roman"/>
+        <w:rFonts w:ascii="Times New Roman" w:hAnsi="Times New Roman" w:eastAsia="黑体"/>
         <w:sz w:val="18"/>
         <w:rFonts w:eastAsia="黑体"/>
         <w:rFonts w:eastAsia="黑体"/>
@@ -2648,7 +2889,7 @@
 </file>
 
 <file path=word/numbering.xml><?xml version="1.0" encoding="utf-8"?>
-<w:numbering xmlns:m="http://schemas.openxmlformats.org/officeDocument/2006/math" xmlns:mc="http://schemas.openxmlformats.org/markup-compatibility/2006" xmlns:mo="http://schemas.microsoft.com/office/mac/office/2008/main" xmlns:mv="urn:schemas-microsoft-com:mac:vml" xmlns:o="urn:schemas-microsoft-com:office:office" xmlns:r="http://schemas.openxmlformats.org/officeDocument/2006/relationships" xmlns:v="urn:schemas-microsoft-com:vml" xmlns:w="http://schemas.openxmlformats.org/wordprocessingml/2006/main" xmlns:w10="urn:schemas-microsoft-com:office:word" xmlns:w14="http://schemas.microsoft.com/office/word/2010/wordml" xmlns:wne="http://schemas.microsoft.com/office/word/2006/wordml" xmlns:wp="http://schemas.openxmlformats.org/drawingml/2006/wordprocessingDrawing" xmlns:wp14="http://schemas.microsoft.com/office/word/2010/wordprocessingDrawing" xmlns:wpc="http://schemas.microsoft.com/office/word/2010/wordprocessingCanvas" xmlns:wpg="http://schemas.microsoft.com/office/word/2010/wordprocessingGroup" xmlns:wpi="http://schemas.microsoft.com/office/word/2010/wordprocessingInk" xmlns:wps="http://schemas.microsoft.com/office/word/2010/wordprocessingShape" mc:Ignorable="w14 wp14">
+<w:numbering xmlns:mc="http://schemas.openxmlformats.org/markup-compatibility/2006" xmlns:w="http://schemas.openxmlformats.org/wordprocessingml/2006/main" xmlns:m="http://schemas.openxmlformats.org/officeDocument/2006/math" xmlns:mo="http://schemas.microsoft.com/office/mac/office/2008/main" xmlns:mv="urn:schemas-microsoft-com:mac:vml" xmlns:o="urn:schemas-microsoft-com:office:office" xmlns:r="http://schemas.openxmlformats.org/officeDocument/2006/relationships" xmlns:v="urn:schemas-microsoft-com:vml" xmlns:w10="urn:schemas-microsoft-com:office:word" xmlns:w14="http://schemas.microsoft.com/office/word/2010/wordml" xmlns:wne="http://schemas.microsoft.com/office/word/2006/wordml" xmlns:wp="http://schemas.openxmlformats.org/drawingml/2006/wordprocessingDrawing" xmlns:wp14="http://schemas.microsoft.com/office/word/2010/wordprocessingDrawing" xmlns:wpc="http://schemas.microsoft.com/office/word/2010/wordprocessingCanvas" xmlns:wpg="http://schemas.microsoft.com/office/word/2010/wordprocessingGroup" xmlns:wpi="http://schemas.microsoft.com/office/word/2010/wordprocessingInk" xmlns:wps="http://schemas.microsoft.com/office/word/2010/wordprocessingShape" mc:Ignorable="w14 wp14">
   <w:abstractNum w:abstractNumId="0">
     <w:nsid w:val="FFFFFF7C"/>
     <w:multiLevelType w:val="singleLevel"/>
@@ -2735,7 +2976,7 @@
         <w:ind w:hanging="360" w:left="1440"/>
       </w:pPr>
       <w:rPr>
-        <w:rFonts w:ascii="Symbol" w:hAnsi="Symbol" w:hint="default"/>
+        <w:rFonts w:ascii="Symbol" w:hAnsi="Symbol" w:hint="default" w:eastAsia="黑体"/>
       </w:rPr>
     </w:lvl>
   </w:abstractNum>
@@ -2756,7 +2997,7 @@
         <w:ind w:hanging="360" w:left="1080"/>
       </w:pPr>
       <w:rPr>
-        <w:rFonts w:ascii="Symbol" w:hAnsi="Symbol" w:hint="default"/>
+        <w:rFonts w:ascii="Symbol" w:hAnsi="Symbol" w:hint="default" w:eastAsia="黑体"/>
       </w:rPr>
     </w:lvl>
   </w:abstractNum>
@@ -2777,7 +3018,7 @@
         <w:ind w:hanging="360" w:left="720"/>
       </w:pPr>
       <w:rPr>
-        <w:rFonts w:ascii="Symbol" w:hAnsi="Symbol" w:hint="default"/>
+        <w:rFonts w:ascii="Symbol" w:hAnsi="Symbol" w:hint="default" w:eastAsia="黑体"/>
       </w:rPr>
     </w:lvl>
   </w:abstractNum>
@@ -2816,7 +3057,7 @@
         <w:ind w:hanging="360" w:left="360"/>
       </w:pPr>
       <w:rPr>
-        <w:rFonts w:ascii="Symbol" w:hAnsi="Symbol" w:hint="default"/>
+        <w:rFonts w:ascii="Symbol" w:hAnsi="Symbol" w:hint="default" w:eastAsia="黑体"/>
       </w:rPr>
     </w:lvl>
   </w:abstractNum>
@@ -2907,7 +3148,7 @@
         <w:ind w:left="720" w:hanging="360"/>
       </w:pPr>
       <w:rPr>
-        <w:rFonts w:ascii="Symbol" w:hAnsi="Symbol" w:cs="Symbol" w:hint="default"/>
+        <w:rFonts w:ascii="Symbol" w:hAnsi="Symbol" w:cs="Symbol" w:hint="default" w:eastAsia="黑体"/>
       </w:rPr>
     </w:lvl>
     <w:lvl w:ilvl="1">
@@ -2918,7 +3159,7 @@
         <w:ind w:left="1440" w:hanging="360"/>
       </w:pPr>
       <w:rPr>
-        <w:rFonts w:ascii="Courier New" w:hAnsi="Courier New" w:cs="Courier New" w:hint="default"/>
+        <w:rFonts w:ascii="Courier New" w:hAnsi="Courier New" w:cs="Courier New" w:hint="default" w:eastAsia="黑体"/>
       </w:rPr>
     </w:lvl>
     <w:lvl w:ilvl="2">
@@ -2929,7 +3170,7 @@
         <w:ind w:left="2160" w:hanging="360"/>
       </w:pPr>
       <w:rPr>
-        <w:rFonts w:ascii="Wingdings" w:hAnsi="Wingdings" w:cs="Wingdings" w:hint="default"/>
+        <w:rFonts w:ascii="Wingdings" w:hAnsi="Wingdings" w:cs="Wingdings" w:hint="default" w:eastAsia="黑体"/>
       </w:rPr>
     </w:lvl>
     <w:lvl w:ilvl="3">
@@ -2940,7 +3181,7 @@
         <w:ind w:left="2880" w:hanging="360"/>
       </w:pPr>
       <w:rPr>
-        <w:rFonts w:ascii="Symbol" w:hAnsi="Symbol" w:cs="Symbol" w:hint="default"/>
+        <w:rFonts w:ascii="Symbol" w:hAnsi="Symbol" w:cs="Symbol" w:hint="default" w:eastAsia="黑体"/>
       </w:rPr>
     </w:lvl>
     <w:lvl w:ilvl="4">
@@ -2951,7 +3192,7 @@
         <w:ind w:left="3600" w:hanging="360"/>
       </w:pPr>
       <w:rPr>
-        <w:rFonts w:ascii="Courier New" w:hAnsi="Courier New" w:cs="Courier New" w:hint="default"/>
+        <w:rFonts w:ascii="Courier New" w:hAnsi="Courier New" w:cs="Courier New" w:hint="default" w:eastAsia="黑体"/>
       </w:rPr>
     </w:lvl>
     <w:lvl w:ilvl="5">
@@ -2962,7 +3203,7 @@
         <w:ind w:left="4320" w:hanging="360"/>
       </w:pPr>
       <w:rPr>
-        <w:rFonts w:ascii="Wingdings" w:hAnsi="Wingdings" w:cs="Wingdings" w:hint="default"/>
+        <w:rFonts w:ascii="Wingdings" w:hAnsi="Wingdings" w:cs="Wingdings" w:hint="default" w:eastAsia="黑体"/>
       </w:rPr>
     </w:lvl>
     <w:lvl w:ilvl="6">
@@ -2973,7 +3214,7 @@
         <w:ind w:left="5040" w:hanging="360"/>
       </w:pPr>
       <w:rPr>
-        <w:rFonts w:ascii="Symbol" w:hAnsi="Symbol" w:cs="Symbol" w:hint="default"/>
+        <w:rFonts w:ascii="Symbol" w:hAnsi="Symbol" w:cs="Symbol" w:hint="default" w:eastAsia="黑体"/>
       </w:rPr>
     </w:lvl>
     <w:lvl w:ilvl="7">
@@ -2984,7 +3225,7 @@
         <w:ind w:left="5760" w:hanging="360"/>
       </w:pPr>
       <w:rPr>
-        <w:rFonts w:ascii="Courier New" w:hAnsi="Courier New" w:cs="Courier New" w:hint="default"/>
+        <w:rFonts w:ascii="Courier New" w:hAnsi="Courier New" w:cs="Courier New" w:hint="default" w:eastAsia="黑体"/>
       </w:rPr>
     </w:lvl>
     <w:lvl w:ilvl="8">
@@ -2995,7 +3236,7 @@
         <w:ind w:left="6480" w:hanging="360"/>
       </w:pPr>
       <w:rPr>
-        <w:rFonts w:ascii="Wingdings" w:hAnsi="Wingdings" w:cs="Wingdings" w:hint="default"/>
+        <w:rFonts w:ascii="Wingdings" w:hAnsi="Wingdings" w:cs="Wingdings" w:hint="default" w:eastAsia="黑体"/>
       </w:rPr>
     </w:lvl>
   </w:abstractNum>
@@ -3051,11 +3292,11 @@
 </file>
 
 <file path=word/styles.xml><?xml version="1.0" encoding="utf-8"?>
-<w:styles xmlns:mc="http://schemas.openxmlformats.org/markup-compatibility/2006" xmlns:r="http://schemas.openxmlformats.org/officeDocument/2006/relationships" xmlns:w="http://schemas.openxmlformats.org/wordprocessingml/2006/main" xmlns:w14="http://schemas.microsoft.com/office/word/2010/wordml" mc:Ignorable="w14">
+<w:styles xmlns:mc="http://schemas.openxmlformats.org/markup-compatibility/2006" xmlns:w="http://schemas.openxmlformats.org/wordprocessingml/2006/main" xmlns:r="http://schemas.openxmlformats.org/officeDocument/2006/relationships" xmlns:w14="http://schemas.microsoft.com/office/word/2010/wordml" mc:Ignorable="w14">
   <w:docDefaults>
     <w:rPrDefault>
       <w:rPr>
-        <w:rFonts w:asciiTheme="minorHAnsi" w:cstheme="minorBidi" w:eastAsiaTheme="minorEastAsia" w:hAnsiTheme="minorHAnsi"/>
+        <w:rFonts w:asciiTheme="minorHAnsi" w:cstheme="minorBidi" w:hAnsiTheme="minorHAnsi" w:eastAsia="黑体"/>
         <w:sz w:val="22"/>
         <w:szCs w:val="22"/>
         <w:lang w:bidi="ar-SA" w:eastAsia="en-US" w:val="en-US"/>
@@ -3277,7 +3518,7 @@
       <w:outlineLvl w:val="0"/>
     </w:pPr>
     <w:rPr>
-      <w:rFonts w:ascii="Times New Roman" w:asciiTheme="majorHAnsi" w:cstheme="majorBidi" w:eastAsia="黑体" w:eastAsiaTheme="majorEastAsia" w:hAnsi="Times New Roman" w:hAnsiTheme="majorHAnsi"/>
+      <w:rFonts w:ascii="Times New Roman" w:asciiTheme="majorHAnsi" w:cstheme="majorBidi" w:eastAsia="黑体" w:hAnsi="Times New Roman" w:hAnsiTheme="majorHAnsi"/>
       <w:b/>
       <w:bCs/>
       <w:color w:val="1F3864"/>
@@ -3301,7 +3542,7 @@
       <w:outlineLvl w:val="1"/>
     </w:pPr>
     <w:rPr>
-      <w:rFonts w:ascii="Times New Roman" w:asciiTheme="majorHAnsi" w:cstheme="majorBidi" w:eastAsia="黑体" w:eastAsiaTheme="majorEastAsia" w:hAnsi="Times New Roman" w:hAnsiTheme="majorHAnsi"/>
+      <w:rFonts w:ascii="Times New Roman" w:asciiTheme="majorHAnsi" w:cstheme="majorBidi" w:eastAsia="黑体" w:hAnsi="Times New Roman" w:hAnsiTheme="majorHAnsi"/>
       <w:b/>
       <w:bCs/>
       <w:color w:val="2E4E7E"/>
@@ -3325,7 +3566,7 @@
       <w:outlineLvl w:val="2"/>
     </w:pPr>
     <w:rPr>
-      <w:rFonts w:ascii="Times New Roman" w:asciiTheme="majorHAnsi" w:cstheme="majorBidi" w:eastAsia="黑体" w:eastAsiaTheme="majorEastAsia" w:hAnsi="Times New Roman" w:hAnsiTheme="majorHAnsi"/>
+      <w:rFonts w:ascii="Times New Roman" w:asciiTheme="majorHAnsi" w:cstheme="majorBidi" w:eastAsia="黑体" w:hAnsi="Times New Roman" w:hAnsiTheme="majorHAnsi"/>
       <w:b/>
       <w:bCs/>
       <w:color w:val="2E4E7E"/>
@@ -3349,7 +3590,7 @@
       <w:outlineLvl w:val="3"/>
     </w:pPr>
     <w:rPr>
-      <w:rFonts w:ascii="Times New Roman" w:asciiTheme="majorHAnsi" w:cstheme="majorBidi" w:eastAsia="黑体" w:eastAsiaTheme="majorEastAsia" w:hAnsi="Times New Roman" w:hAnsiTheme="majorHAnsi"/>
+      <w:rFonts w:ascii="Times New Roman" w:asciiTheme="majorHAnsi" w:cstheme="majorBidi" w:eastAsia="黑体" w:hAnsi="Times New Roman" w:hAnsiTheme="majorHAnsi"/>
       <w:b/>
       <w:bCs/>
       <w:i/>
@@ -3375,7 +3616,7 @@
       <w:outlineLvl w:val="4"/>
     </w:pPr>
     <w:rPr>
-      <w:rFonts w:ascii="Times New Roman" w:asciiTheme="majorHAnsi" w:cstheme="majorBidi" w:eastAsia="黑体" w:eastAsiaTheme="majorEastAsia" w:hAnsi="Times New Roman" w:hAnsiTheme="majorHAnsi"/>
+      <w:rFonts w:ascii="Times New Roman" w:asciiTheme="majorHAnsi" w:cstheme="majorBidi" w:eastAsia="黑体" w:hAnsi="Times New Roman" w:hAnsiTheme="majorHAnsi"/>
       <w:b/>
       <w:color w:val="333333"/>
       <w:sz w:val="22"/>
@@ -3398,7 +3639,7 @@
       <w:outlineLvl w:val="5"/>
     </w:pPr>
     <w:rPr>
-      <w:rFonts w:asciiTheme="majorHAnsi" w:cstheme="majorBidi" w:eastAsiaTheme="majorEastAsia" w:hAnsiTheme="majorHAnsi"/>
+      <w:rFonts w:asciiTheme="majorHAnsi" w:cstheme="majorBidi" w:hAnsiTheme="majorHAnsi" w:eastAsia="黑体"/>
       <w:i/>
       <w:iCs/>
       <w:color w:themeColor="accent1" w:themeShade="7F" w:val="243F60"/>
@@ -3421,7 +3662,7 @@
       <w:outlineLvl w:val="6"/>
     </w:pPr>
     <w:rPr>
-      <w:rFonts w:asciiTheme="majorHAnsi" w:cstheme="majorBidi" w:eastAsiaTheme="majorEastAsia" w:hAnsiTheme="majorHAnsi"/>
+      <w:rFonts w:asciiTheme="majorHAnsi" w:cstheme="majorBidi" w:hAnsiTheme="majorHAnsi" w:eastAsia="黑体"/>
       <w:i/>
       <w:iCs/>
       <w:color w:themeColor="text1" w:themeTint="BF" w:val="404040"/>
@@ -3444,7 +3685,7 @@
       <w:outlineLvl w:val="7"/>
     </w:pPr>
     <w:rPr>
-      <w:rFonts w:asciiTheme="majorHAnsi" w:cstheme="majorBidi" w:eastAsiaTheme="majorEastAsia" w:hAnsiTheme="majorHAnsi"/>
+      <w:rFonts w:asciiTheme="majorHAnsi" w:cstheme="majorBidi" w:hAnsiTheme="majorHAnsi" w:eastAsia="黑体"/>
       <w:color w:themeColor="accent1" w:val="4F81BD"/>
       <w:sz w:val="20"/>
       <w:szCs w:val="20"/>
@@ -3467,7 +3708,7 @@
       <w:outlineLvl w:val="8"/>
     </w:pPr>
     <w:rPr>
-      <w:rFonts w:asciiTheme="majorHAnsi" w:cstheme="majorBidi" w:eastAsiaTheme="majorEastAsia" w:hAnsiTheme="majorHAnsi"/>
+      <w:rFonts w:asciiTheme="majorHAnsi" w:cstheme="majorBidi" w:hAnsiTheme="majorHAnsi" w:eastAsia="黑体"/>
       <w:i/>
       <w:iCs/>
       <w:color w:themeColor="text1" w:themeTint="BF" w:val="404040"/>
@@ -3518,7 +3759,7 @@
     <w:uiPriority w:val="9"/>
     <w:rsid w:val="00FC693F"/>
     <w:rPr>
-      <w:rFonts w:asciiTheme="majorHAnsi" w:cstheme="majorBidi" w:eastAsiaTheme="majorEastAsia" w:hAnsiTheme="majorHAnsi"/>
+      <w:rFonts w:asciiTheme="majorHAnsi" w:cstheme="majorBidi" w:hAnsiTheme="majorHAnsi" w:eastAsia="黑体"/>
       <w:b/>
       <w:bCs/>
       <w:color w:themeColor="accent1" w:themeShade="BF" w:val="365F91"/>
@@ -3533,7 +3774,7 @@
     <w:uiPriority w:val="9"/>
     <w:rsid w:val="00FC693F"/>
     <w:rPr>
-      <w:rFonts w:asciiTheme="majorHAnsi" w:cstheme="majorBidi" w:eastAsiaTheme="majorEastAsia" w:hAnsiTheme="majorHAnsi"/>
+      <w:rFonts w:asciiTheme="majorHAnsi" w:cstheme="majorBidi" w:hAnsiTheme="majorHAnsi" w:eastAsia="黑体"/>
       <w:b/>
       <w:bCs/>
       <w:color w:themeColor="accent1" w:val="4F81BD"/>
@@ -3548,7 +3789,7 @@
     <w:uiPriority w:val="9"/>
     <w:rsid w:val="00FC693F"/>
     <w:rPr>
-      <w:rFonts w:asciiTheme="majorHAnsi" w:cstheme="majorBidi" w:eastAsiaTheme="majorEastAsia" w:hAnsiTheme="majorHAnsi"/>
+      <w:rFonts w:asciiTheme="majorHAnsi" w:cstheme="majorBidi" w:hAnsiTheme="majorHAnsi" w:eastAsia="黑体"/>
       <w:b/>
       <w:bCs/>
       <w:color w:themeColor="accent1" w:val="4F81BD"/>
@@ -3571,7 +3812,7 @@
       <w:contextualSpacing/>
     </w:pPr>
     <w:rPr>
-      <w:rFonts w:ascii="Times New Roman" w:asciiTheme="majorHAnsi" w:cstheme="majorBidi" w:eastAsia="黑体" w:eastAsiaTheme="majorEastAsia" w:hAnsi="Times New Roman" w:hAnsiTheme="majorHAnsi"/>
+      <w:rFonts w:ascii="Times New Roman" w:asciiTheme="majorHAnsi" w:cstheme="majorBidi" w:eastAsia="黑体" w:hAnsi="Times New Roman" w:hAnsiTheme="majorHAnsi"/>
       <w:b/>
       <w:color w:val="1F3864"/>
       <w:spacing w:val="5"/>
@@ -3587,7 +3828,7 @@
     <w:uiPriority w:val="10"/>
     <w:rsid w:val="00FC693F"/>
     <w:rPr>
-      <w:rFonts w:asciiTheme="majorHAnsi" w:cstheme="majorBidi" w:eastAsiaTheme="majorEastAsia" w:hAnsiTheme="majorHAnsi"/>
+      <w:rFonts w:asciiTheme="majorHAnsi" w:cstheme="majorBidi" w:hAnsiTheme="majorHAnsi" w:eastAsia="黑体"/>
       <w:color w:themeColor="text2" w:themeShade="BF" w:val="17365D"/>
       <w:spacing w:val="5"/>
       <w:kern w:val="28"/>
@@ -3609,7 +3850,7 @@
       </w:numPr>
     </w:pPr>
     <w:rPr>
-      <w:rFonts w:asciiTheme="majorHAnsi" w:cstheme="majorBidi" w:eastAsiaTheme="majorEastAsia" w:hAnsiTheme="majorHAnsi"/>
+      <w:rFonts w:asciiTheme="majorHAnsi" w:cstheme="majorBidi" w:hAnsiTheme="majorHAnsi" w:eastAsia="黑体"/>
       <w:i/>
       <w:iCs/>
       <w:color w:themeColor="accent1" w:val="4F81BD"/>
@@ -3625,7 +3866,7 @@
     <w:uiPriority w:val="11"/>
     <w:rsid w:val="00FC693F"/>
     <w:rPr>
-      <w:rFonts w:asciiTheme="majorHAnsi" w:cstheme="majorBidi" w:eastAsiaTheme="majorEastAsia" w:hAnsiTheme="majorHAnsi"/>
+      <w:rFonts w:asciiTheme="majorHAnsi" w:cstheme="majorBidi" w:hAnsiTheme="majorHAnsi" w:eastAsia="黑体"/>
       <w:i/>
       <w:iCs/>
       <w:color w:themeColor="accent1" w:val="4F81BD"/>
@@ -3692,6 +3933,7 @@
       <w:spacing w:after="120"/>
     </w:pPr>
     <w:rPr>
+      <w:rFonts w:eastAsia="黑体"/>
       <w:sz w:val="16"/>
       <w:szCs w:val="16"/>
     </w:rPr>
@@ -3703,6 +3945,7 @@
     <w:uiPriority w:val="99"/>
     <w:rsid w:val="00AA1D8D"/>
     <w:rPr>
+      <w:rFonts w:eastAsia="黑体"/>
       <w:sz w:val="16"/>
       <w:szCs w:val="16"/>
     </w:rPr>
@@ -3872,7 +4115,7 @@
       </w:tabs>
     </w:pPr>
     <w:rPr>
-      <w:rFonts w:ascii="Courier" w:hAnsi="Courier"/>
+      <w:rFonts w:ascii="Courier" w:hAnsi="Courier" w:eastAsia="黑体"/>
       <w:sz w:val="20"/>
       <w:szCs w:val="20"/>
     </w:rPr>
@@ -3884,7 +4127,7 @@
     <w:uiPriority w:val="99"/>
     <w:rsid w:val="0029639D"/>
     <w:rPr>
-      <w:rFonts w:ascii="Courier" w:hAnsi="Courier"/>
+      <w:rFonts w:ascii="Courier" w:hAnsi="Courier" w:eastAsia="黑体"/>
       <w:sz w:val="20"/>
       <w:szCs w:val="20"/>
     </w:rPr>
@@ -3920,6 +4163,7 @@
     <w:uiPriority w:val="29"/>
     <w:rsid w:val="00FC693F"/>
     <w:rPr>
+      <w:rFonts w:eastAsia="黑体"/>
       <w:i/>
       <w:iCs/>
       <w:color w:themeColor="text1" w:val="000000"/>
@@ -3933,7 +4177,7 @@
     <w:semiHidden/>
     <w:rsid w:val="00FC693F"/>
     <w:rPr>
-      <w:rFonts w:asciiTheme="majorHAnsi" w:cstheme="majorBidi" w:eastAsiaTheme="majorEastAsia" w:hAnsiTheme="majorHAnsi"/>
+      <w:rFonts w:asciiTheme="majorHAnsi" w:cstheme="majorBidi" w:hAnsiTheme="majorHAnsi" w:eastAsia="黑体"/>
       <w:b/>
       <w:bCs/>
       <w:i/>
@@ -3949,7 +4193,7 @@
     <w:semiHidden/>
     <w:rsid w:val="00FC693F"/>
     <w:rPr>
-      <w:rFonts w:asciiTheme="majorHAnsi" w:cstheme="majorBidi" w:eastAsiaTheme="majorEastAsia" w:hAnsiTheme="majorHAnsi"/>
+      <w:rFonts w:asciiTheme="majorHAnsi" w:cstheme="majorBidi" w:hAnsiTheme="majorHAnsi" w:eastAsia="黑体"/>
       <w:color w:themeColor="accent1" w:themeShade="7F" w:val="243F60"/>
     </w:rPr>
   </w:style>
@@ -3961,7 +4205,7 @@
     <w:semiHidden/>
     <w:rsid w:val="00FC693F"/>
     <w:rPr>
-      <w:rFonts w:asciiTheme="majorHAnsi" w:cstheme="majorBidi" w:eastAsiaTheme="majorEastAsia" w:hAnsiTheme="majorHAnsi"/>
+      <w:rFonts w:asciiTheme="majorHAnsi" w:cstheme="majorBidi" w:hAnsiTheme="majorHAnsi" w:eastAsia="黑体"/>
       <w:i/>
       <w:iCs/>
       <w:color w:themeColor="accent1" w:themeShade="7F" w:val="243F60"/>
@@ -3975,7 +4219,7 @@
     <w:semiHidden/>
     <w:rsid w:val="00FC693F"/>
     <w:rPr>
-      <w:rFonts w:asciiTheme="majorHAnsi" w:cstheme="majorBidi" w:eastAsiaTheme="majorEastAsia" w:hAnsiTheme="majorHAnsi"/>
+      <w:rFonts w:asciiTheme="majorHAnsi" w:cstheme="majorBidi" w:hAnsiTheme="majorHAnsi" w:eastAsia="黑体"/>
       <w:i/>
       <w:iCs/>
       <w:color w:themeColor="text1" w:themeTint="BF" w:val="404040"/>
@@ -3989,7 +4233,7 @@
     <w:semiHidden/>
     <w:rsid w:val="00FC693F"/>
     <w:rPr>
-      <w:rFonts w:asciiTheme="majorHAnsi" w:cstheme="majorBidi" w:eastAsiaTheme="majorEastAsia" w:hAnsiTheme="majorHAnsi"/>
+      <w:rFonts w:asciiTheme="majorHAnsi" w:cstheme="majorBidi" w:hAnsiTheme="majorHAnsi" w:eastAsia="黑体"/>
       <w:color w:themeColor="accent1" w:val="4F81BD"/>
       <w:sz w:val="20"/>
       <w:szCs w:val="20"/>
@@ -4003,7 +4247,7 @@
     <w:semiHidden/>
     <w:rsid w:val="00FC693F"/>
     <w:rPr>
-      <w:rFonts w:asciiTheme="majorHAnsi" w:cstheme="majorBidi" w:eastAsiaTheme="majorEastAsia" w:hAnsiTheme="majorHAnsi"/>
+      <w:rFonts w:asciiTheme="majorHAnsi" w:cstheme="majorBidi" w:hAnsiTheme="majorHAnsi" w:eastAsia="黑体"/>
       <w:i/>
       <w:iCs/>
       <w:color w:themeColor="text1" w:themeTint="BF" w:val="404040"/>
@@ -4024,6 +4268,7 @@
       <w:spacing w:line="240" w:lineRule="auto"/>
     </w:pPr>
     <w:rPr>
+      <w:rFonts w:eastAsia="黑体"/>
       <w:b/>
       <w:bCs/>
       <w:color w:themeColor="accent1" w:val="4F81BD"/>
@@ -4038,6 +4283,7 @@
     <w:qFormat/>
     <w:rsid w:val="00FC693F"/>
     <w:rPr>
+      <w:rFonts w:eastAsia="黑体"/>
       <w:b/>
       <w:bCs/>
     </w:rPr>
@@ -4049,6 +4295,7 @@
     <w:qFormat/>
     <w:rsid w:val="00FC693F"/>
     <w:rPr>
+      <w:rFonts w:eastAsia="黑体"/>
       <w:i/>
       <w:iCs/>
     </w:rPr>
@@ -4069,6 +4316,7 @@
       <w:ind w:left="936" w:right="936"/>
     </w:pPr>
     <w:rPr>
+      <w:rFonts w:eastAsia="黑体"/>
       <w:b/>
       <w:bCs/>
       <w:i/>
@@ -4083,6 +4331,7 @@
     <w:uiPriority w:val="30"/>
     <w:rsid w:val="00FC693F"/>
     <w:rPr>
+      <w:rFonts w:eastAsia="黑体"/>
       <w:b/>
       <w:bCs/>
       <w:i/>
@@ -4097,6 +4346,7 @@
     <w:qFormat/>
     <w:rsid w:val="00FC693F"/>
     <w:rPr>
+      <w:rFonts w:eastAsia="黑体"/>
       <w:i/>
       <w:iCs/>
       <w:color w:themeColor="text1" w:themeTint="7F" w:val="808080"/>
@@ -4109,6 +4359,7 @@
     <w:qFormat/>
     <w:rsid w:val="00FC693F"/>
     <w:rPr>
+      <w:rFonts w:eastAsia="黑体"/>
       <w:b/>
       <w:bCs/>
       <w:i/>
@@ -4123,6 +4374,7 @@
     <w:qFormat/>
     <w:rsid w:val="00FC693F"/>
     <w:rPr>
+      <w:rFonts w:eastAsia="黑体"/>
       <w:smallCaps/>
       <w:color w:themeColor="accent2" w:val="C0504D"/>
       <w:u w:val="single"/>
@@ -4135,6 +4387,7 @@
     <w:qFormat/>
     <w:rsid w:val="00FC693F"/>
     <w:rPr>
+      <w:rFonts w:eastAsia="黑体"/>
       <w:b/>
       <w:bCs/>
       <w:smallCaps/>
@@ -4150,6 +4403,7 @@
     <w:qFormat/>
     <w:rsid w:val="00FC693F"/>
     <w:rPr>
+      <w:rFonts w:eastAsia="黑体"/>
       <w:b/>
       <w:bCs/>
       <w:smallCaps/>
@@ -4204,6 +4458,7 @@
       <w:spacing w:after="0" w:line="240" w:lineRule="auto"/>
     </w:pPr>
     <w:rPr>
+      <w:rFonts w:eastAsia="黑体"/>
       <w:color w:themeColor="text1" w:themeShade="BF" w:val="000000"/>
     </w:rPr>
     <w:tblPr>
@@ -4226,6 +4481,7 @@
         <w:spacing w:after="0" w:before="0" w:line="240" w:lineRule="auto"/>
       </w:pPr>
       <w:rPr>
+        <w:rFonts w:eastAsia="黑体"/>
         <w:b/>
         <w:bCs/>
       </w:rPr>
@@ -4246,6 +4502,7 @@
         <w:spacing w:after="0" w:before="0" w:line="240" w:lineRule="auto"/>
       </w:pPr>
       <w:rPr>
+        <w:rFonts w:eastAsia="黑体"/>
         <w:b/>
         <w:bCs/>
       </w:rPr>
@@ -4263,12 +4520,14 @@
     </w:tblStylePr>
     <w:tblStylePr w:type="firstCol">
       <w:rPr>
+        <w:rFonts w:eastAsia="黑体"/>
         <w:b/>
         <w:bCs/>
       </w:rPr>
     </w:tblStylePr>
     <w:tblStylePr w:type="lastCol">
       <w:rPr>
+        <w:rFonts w:eastAsia="黑体"/>
         <w:b/>
         <w:bCs/>
       </w:rPr>
@@ -4307,6 +4566,7 @@
       <w:spacing w:after="0" w:line="240" w:lineRule="auto"/>
     </w:pPr>
     <w:rPr>
+      <w:rFonts w:eastAsia="黑体"/>
       <w:color w:themeColor="accent1" w:themeShade="BF" w:val="365F91"/>
     </w:rPr>
     <w:tblPr>
@@ -4329,6 +4589,7 @@
         <w:spacing w:after="0" w:before="0" w:line="240" w:lineRule="auto"/>
       </w:pPr>
       <w:rPr>
+        <w:rFonts w:eastAsia="黑体"/>
         <w:b/>
         <w:bCs/>
       </w:rPr>
@@ -4349,6 +4610,7 @@
         <w:spacing w:after="0" w:before="0" w:line="240" w:lineRule="auto"/>
       </w:pPr>
       <w:rPr>
+        <w:rFonts w:eastAsia="黑体"/>
         <w:b/>
         <w:bCs/>
       </w:rPr>
@@ -4366,12 +4628,14 @@
     </w:tblStylePr>
     <w:tblStylePr w:type="firstCol">
       <w:rPr>
+        <w:rFonts w:eastAsia="黑体"/>
         <w:b/>
         <w:bCs/>
       </w:rPr>
     </w:tblStylePr>
     <w:tblStylePr w:type="lastCol">
       <w:rPr>
+        <w:rFonts w:eastAsia="黑体"/>
         <w:b/>
         <w:bCs/>
       </w:rPr>
@@ -4410,6 +4674,7 @@
       <w:spacing w:after="0" w:line="240" w:lineRule="auto"/>
     </w:pPr>
     <w:rPr>
+      <w:rFonts w:eastAsia="黑体"/>
       <w:color w:themeColor="accent2" w:themeShade="BF" w:val="943634"/>
     </w:rPr>
     <w:tblPr>
@@ -4432,6 +4697,7 @@
         <w:spacing w:after="0" w:before="0" w:line="240" w:lineRule="auto"/>
       </w:pPr>
       <w:rPr>
+        <w:rFonts w:eastAsia="黑体"/>
         <w:b/>
         <w:bCs/>
       </w:rPr>
@@ -4452,6 +4718,7 @@
         <w:spacing w:after="0" w:before="0" w:line="240" w:lineRule="auto"/>
       </w:pPr>
       <w:rPr>
+        <w:rFonts w:eastAsia="黑体"/>
         <w:b/>
         <w:bCs/>
       </w:rPr>
@@ -4469,12 +4736,14 @@
     </w:tblStylePr>
     <w:tblStylePr w:type="firstCol">
       <w:rPr>
+        <w:rFonts w:eastAsia="黑体"/>
         <w:b/>
         <w:bCs/>
       </w:rPr>
     </w:tblStylePr>
     <w:tblStylePr w:type="lastCol">
       <w:rPr>
+        <w:rFonts w:eastAsia="黑体"/>
         <w:b/>
         <w:bCs/>
       </w:rPr>
@@ -4513,6 +4782,7 @@
       <w:spacing w:after="0" w:line="240" w:lineRule="auto"/>
     </w:pPr>
     <w:rPr>
+      <w:rFonts w:eastAsia="黑体"/>
       <w:color w:themeColor="accent3" w:themeShade="BF" w:val="76923C"/>
     </w:rPr>
     <w:tblPr>
@@ -4535,6 +4805,7 @@
         <w:spacing w:after="0" w:before="0" w:line="240" w:lineRule="auto"/>
       </w:pPr>
       <w:rPr>
+        <w:rFonts w:eastAsia="黑体"/>
         <w:b/>
         <w:bCs/>
       </w:rPr>
@@ -4555,6 +4826,7 @@
         <w:spacing w:after="0" w:before="0" w:line="240" w:lineRule="auto"/>
       </w:pPr>
       <w:rPr>
+        <w:rFonts w:eastAsia="黑体"/>
         <w:b/>
         <w:bCs/>
       </w:rPr>
@@ -4572,12 +4844,14 @@
     </w:tblStylePr>
     <w:tblStylePr w:type="firstCol">
       <w:rPr>
+        <w:rFonts w:eastAsia="黑体"/>
         <w:b/>
         <w:bCs/>
       </w:rPr>
     </w:tblStylePr>
     <w:tblStylePr w:type="lastCol">
       <w:rPr>
+        <w:rFonts w:eastAsia="黑体"/>
         <w:b/>
         <w:bCs/>
       </w:rPr>
@@ -4616,6 +4890,7 @@
       <w:spacing w:after="0" w:line="240" w:lineRule="auto"/>
     </w:pPr>
     <w:rPr>
+      <w:rFonts w:eastAsia="黑体"/>
       <w:color w:themeColor="accent4" w:themeShade="BF" w:val="5F497A"/>
     </w:rPr>
     <w:tblPr>
@@ -4638,6 +4913,7 @@
         <w:spacing w:after="0" w:before="0" w:line="240" w:lineRule="auto"/>
       </w:pPr>
       <w:rPr>
+        <w:rFonts w:eastAsia="黑体"/>
         <w:b/>
         <w:bCs/>
       </w:rPr>
@@ -4658,6 +4934,7 @@
         <w:spacing w:after="0" w:before="0" w:line="240" w:lineRule="auto"/>
       </w:pPr>
       <w:rPr>
+        <w:rFonts w:eastAsia="黑体"/>
         <w:b/>
         <w:bCs/>
       </w:rPr>
@@ -4675,12 +4952,14 @@
     </w:tblStylePr>
     <w:tblStylePr w:type="firstCol">
       <w:rPr>
+        <w:rFonts w:eastAsia="黑体"/>
         <w:b/>
         <w:bCs/>
       </w:rPr>
     </w:tblStylePr>
     <w:tblStylePr w:type="lastCol">
       <w:rPr>
+        <w:rFonts w:eastAsia="黑体"/>
         <w:b/>
         <w:bCs/>
       </w:rPr>
@@ -4719,6 +4998,7 @@
       <w:spacing w:after="0" w:line="240" w:lineRule="auto"/>
     </w:pPr>
     <w:rPr>
+      <w:rFonts w:eastAsia="黑体"/>
       <w:color w:themeColor="accent5" w:themeShade="BF" w:val="31849B"/>
     </w:rPr>
     <w:tblPr>
@@ -4741,6 +5021,7 @@
         <w:spacing w:after="0" w:before="0" w:line="240" w:lineRule="auto"/>
       </w:pPr>
       <w:rPr>
+        <w:rFonts w:eastAsia="黑体"/>
         <w:b/>
         <w:bCs/>
       </w:rPr>
@@ -4761,6 +5042,7 @@
         <w:spacing w:after="0" w:before="0" w:line="240" w:lineRule="auto"/>
       </w:pPr>
       <w:rPr>
+        <w:rFonts w:eastAsia="黑体"/>
         <w:b/>
         <w:bCs/>
       </w:rPr>
@@ -4778,12 +5060,14 @@
     </w:tblStylePr>
     <w:tblStylePr w:type="firstCol">
       <w:rPr>
+        <w:rFonts w:eastAsia="黑体"/>
         <w:b/>
         <w:bCs/>
       </w:rPr>
     </w:tblStylePr>
     <w:tblStylePr w:type="lastCol">
       <w:rPr>
+        <w:rFonts w:eastAsia="黑体"/>
         <w:b/>
         <w:bCs/>
       </w:rPr>
@@ -4822,6 +5106,7 @@
       <w:spacing w:after="0" w:line="240" w:lineRule="auto"/>
     </w:pPr>
     <w:rPr>
+      <w:rFonts w:eastAsia="黑体"/>
       <w:color w:themeColor="accent6" w:themeShade="BF" w:val="E36C0A"/>
     </w:rPr>
     <w:tblPr>
@@ -4844,6 +5129,7 @@
         <w:spacing w:after="0" w:before="0" w:line="240" w:lineRule="auto"/>
       </w:pPr>
       <w:rPr>
+        <w:rFonts w:eastAsia="黑体"/>
         <w:b/>
         <w:bCs/>
       </w:rPr>
@@ -4864,6 +5150,7 @@
         <w:spacing w:after="0" w:before="0" w:line="240" w:lineRule="auto"/>
       </w:pPr>
       <w:rPr>
+        <w:rFonts w:eastAsia="黑体"/>
         <w:b/>
         <w:bCs/>
       </w:rPr>
@@ -4881,12 +5168,14 @@
     </w:tblStylePr>
     <w:tblStylePr w:type="firstCol">
       <w:rPr>
+        <w:rFonts w:eastAsia="黑体"/>
         <w:b/>
         <w:bCs/>
       </w:rPr>
     </w:tblStylePr>
     <w:tblStylePr w:type="lastCol">
       <w:rPr>
+        <w:rFonts w:eastAsia="黑体"/>
         <w:b/>
         <w:bCs/>
       </w:rPr>
@@ -4946,6 +5235,7 @@
         <w:spacing w:after="0" w:before="0" w:line="240" w:lineRule="auto"/>
       </w:pPr>
       <w:rPr>
+        <w:rFonts w:eastAsia="黑体"/>
         <w:b/>
         <w:bCs/>
         <w:color w:themeColor="background1" w:val="FFFFFF"/>
@@ -4960,6 +5250,7 @@
         <w:spacing w:after="0" w:before="0" w:line="240" w:lineRule="auto"/>
       </w:pPr>
       <w:rPr>
+        <w:rFonts w:eastAsia="黑体"/>
         <w:b/>
         <w:bCs/>
       </w:rPr>
@@ -4975,12 +5266,14 @@
     </w:tblStylePr>
     <w:tblStylePr w:type="firstCol">
       <w:rPr>
+        <w:rFonts w:eastAsia="黑体"/>
         <w:b/>
         <w:bCs/>
       </w:rPr>
     </w:tblStylePr>
     <w:tblStylePr w:type="lastCol">
       <w:rPr>
+        <w:rFonts w:eastAsia="黑体"/>
         <w:b/>
         <w:bCs/>
       </w:rPr>
@@ -5038,6 +5331,7 @@
         <w:spacing w:after="0" w:before="0" w:line="240" w:lineRule="auto"/>
       </w:pPr>
       <w:rPr>
+        <w:rFonts w:eastAsia="黑体"/>
         <w:b/>
         <w:bCs/>
         <w:color w:themeColor="background1" w:val="FFFFFF"/>
@@ -5052,6 +5346,7 @@
         <w:spacing w:after="0" w:before="0" w:line="240" w:lineRule="auto"/>
       </w:pPr>
       <w:rPr>
+        <w:rFonts w:eastAsia="黑体"/>
         <w:b/>
         <w:bCs/>
       </w:rPr>
@@ -5067,12 +5362,14 @@
     </w:tblStylePr>
     <w:tblStylePr w:type="firstCol">
       <w:rPr>
+        <w:rFonts w:eastAsia="黑体"/>
         <w:b/>
         <w:bCs/>
       </w:rPr>
     </w:tblStylePr>
     <w:tblStylePr w:type="lastCol">
       <w:rPr>
+        <w:rFonts w:eastAsia="黑体"/>
         <w:b/>
         <w:bCs/>
       </w:rPr>
@@ -5130,6 +5427,7 @@
         <w:spacing w:after="0" w:before="0" w:line="240" w:lineRule="auto"/>
       </w:pPr>
       <w:rPr>
+        <w:rFonts w:eastAsia="黑体"/>
         <w:b/>
         <w:bCs/>
         <w:color w:themeColor="background1" w:val="FFFFFF"/>
@@ -5144,6 +5442,7 @@
         <w:spacing w:after="0" w:before="0" w:line="240" w:lineRule="auto"/>
       </w:pPr>
       <w:rPr>
+        <w:rFonts w:eastAsia="黑体"/>
         <w:b/>
         <w:bCs/>
       </w:rPr>
@@ -5159,12 +5458,14 @@
     </w:tblStylePr>
     <w:tblStylePr w:type="firstCol">
       <w:rPr>
+        <w:rFonts w:eastAsia="黑体"/>
         <w:b/>
         <w:bCs/>
       </w:rPr>
     </w:tblStylePr>
     <w:tblStylePr w:type="lastCol">
       <w:rPr>
+        <w:rFonts w:eastAsia="黑体"/>
         <w:b/>
         <w:bCs/>
       </w:rPr>
@@ -5222,6 +5523,7 @@
         <w:spacing w:after="0" w:before="0" w:line="240" w:lineRule="auto"/>
       </w:pPr>
       <w:rPr>
+        <w:rFonts w:eastAsia="黑体"/>
         <w:b/>
         <w:bCs/>
         <w:color w:themeColor="background1" w:val="FFFFFF"/>
@@ -5236,6 +5538,7 @@
         <w:spacing w:after="0" w:before="0" w:line="240" w:lineRule="auto"/>
       </w:pPr>
       <w:rPr>
+        <w:rFonts w:eastAsia="黑体"/>
         <w:b/>
         <w:bCs/>
       </w:rPr>
@@ -5251,12 +5554,14 @@
     </w:tblStylePr>
     <w:tblStylePr w:type="firstCol">
       <w:rPr>
+        <w:rFonts w:eastAsia="黑体"/>
         <w:b/>
         <w:bCs/>
       </w:rPr>
     </w:tblStylePr>
     <w:tblStylePr w:type="lastCol">
       <w:rPr>
+        <w:rFonts w:eastAsia="黑体"/>
         <w:b/>
         <w:bCs/>
       </w:rPr>
@@ -5314,6 +5619,7 @@
         <w:spacing w:after="0" w:before="0" w:line="240" w:lineRule="auto"/>
       </w:pPr>
       <w:rPr>
+        <w:rFonts w:eastAsia="黑体"/>
         <w:b/>
         <w:bCs/>
         <w:color w:themeColor="background1" w:val="FFFFFF"/>
@@ -5328,6 +5634,7 @@
         <w:spacing w:after="0" w:before="0" w:line="240" w:lineRule="auto"/>
       </w:pPr>
       <w:rPr>
+        <w:rFonts w:eastAsia="黑体"/>
         <w:b/>
         <w:bCs/>
       </w:rPr>
@@ -5343,12 +5650,14 @@
     </w:tblStylePr>
     <w:tblStylePr w:type="firstCol">
       <w:rPr>
+        <w:rFonts w:eastAsia="黑体"/>
         <w:b/>
         <w:bCs/>
       </w:rPr>
     </w:tblStylePr>
     <w:tblStylePr w:type="lastCol">
       <w:rPr>
+        <w:rFonts w:eastAsia="黑体"/>
         <w:b/>
         <w:bCs/>
       </w:rPr>
@@ -5406,6 +5715,7 @@
         <w:spacing w:after="0" w:before="0" w:line="240" w:lineRule="auto"/>
       </w:pPr>
       <w:rPr>
+        <w:rFonts w:eastAsia="黑体"/>
         <w:b/>
         <w:bCs/>
         <w:color w:themeColor="background1" w:val="FFFFFF"/>
@@ -5420,6 +5730,7 @@
         <w:spacing w:after="0" w:before="0" w:line="240" w:lineRule="auto"/>
       </w:pPr>
       <w:rPr>
+        <w:rFonts w:eastAsia="黑体"/>
         <w:b/>
         <w:bCs/>
       </w:rPr>
@@ -5435,12 +5746,14 @@
     </w:tblStylePr>
     <w:tblStylePr w:type="firstCol">
       <w:rPr>
+        <w:rFonts w:eastAsia="黑体"/>
         <w:b/>
         <w:bCs/>
       </w:rPr>
     </w:tblStylePr>
     <w:tblStylePr w:type="lastCol">
       <w:rPr>
+        <w:rFonts w:eastAsia="黑体"/>
         <w:b/>
         <w:bCs/>
       </w:rPr>
@@ -5498,6 +5811,7 @@
         <w:spacing w:after="0" w:before="0" w:line="240" w:lineRule="auto"/>
       </w:pPr>
       <w:rPr>
+        <w:rFonts w:eastAsia="黑体"/>
         <w:b/>
         <w:bCs/>
         <w:color w:themeColor="background1" w:val="FFFFFF"/>
@@ -5512,6 +5826,7 @@
         <w:spacing w:after="0" w:before="0" w:line="240" w:lineRule="auto"/>
       </w:pPr>
       <w:rPr>
+        <w:rFonts w:eastAsia="黑体"/>
         <w:b/>
         <w:bCs/>
       </w:rPr>
@@ -5527,12 +5842,14 @@
     </w:tblStylePr>
     <w:tblStylePr w:type="firstCol">
       <w:rPr>
+        <w:rFonts w:eastAsia="黑体"/>
         <w:b/>
         <w:bCs/>
       </w:rPr>
     </w:tblStylePr>
     <w:tblStylePr w:type="lastCol">
       <w:rPr>
+        <w:rFonts w:eastAsia="黑体"/>
         <w:b/>
         <w:bCs/>
       </w:rPr>
@@ -5592,7 +5909,7 @@
         <w:spacing w:after="0" w:before="0" w:line="240" w:lineRule="auto"/>
       </w:pPr>
       <w:rPr>
-        <w:rFonts w:asciiTheme="majorHAnsi" w:cstheme="majorBidi" w:eastAsiaTheme="majorEastAsia" w:hAnsiTheme="majorHAnsi"/>
+        <w:rFonts w:asciiTheme="majorHAnsi" w:cstheme="majorBidi" w:hAnsiTheme="majorHAnsi" w:eastAsia="黑体"/>
         <w:b/>
         <w:bCs/>
       </w:rPr>
@@ -5613,7 +5930,7 @@
         <w:spacing w:after="0" w:before="0" w:line="240" w:lineRule="auto"/>
       </w:pPr>
       <w:rPr>
-        <w:rFonts w:asciiTheme="majorHAnsi" w:cstheme="majorBidi" w:eastAsiaTheme="majorEastAsia" w:hAnsiTheme="majorHAnsi"/>
+        <w:rFonts w:asciiTheme="majorHAnsi" w:cstheme="majorBidi" w:hAnsiTheme="majorHAnsi" w:eastAsia="黑体"/>
         <w:b/>
         <w:bCs/>
       </w:rPr>
@@ -5631,14 +5948,14 @@
     </w:tblStylePr>
     <w:tblStylePr w:type="firstCol">
       <w:rPr>
-        <w:rFonts w:asciiTheme="majorHAnsi" w:cstheme="majorBidi" w:eastAsiaTheme="majorEastAsia" w:hAnsiTheme="majorHAnsi"/>
+        <w:rFonts w:asciiTheme="majorHAnsi" w:cstheme="majorBidi" w:hAnsiTheme="majorHAnsi" w:eastAsia="黑体"/>
         <w:b/>
         <w:bCs/>
       </w:rPr>
     </w:tblStylePr>
     <w:tblStylePr w:type="lastCol">
       <w:rPr>
-        <w:rFonts w:asciiTheme="majorHAnsi" w:cstheme="majorBidi" w:eastAsiaTheme="majorEastAsia" w:hAnsiTheme="majorHAnsi"/>
+        <w:rFonts w:asciiTheme="majorHAnsi" w:cstheme="majorBidi" w:hAnsiTheme="majorHAnsi" w:eastAsia="黑体"/>
         <w:b/>
         <w:bCs/>
       </w:rPr>
@@ -5722,7 +6039,7 @@
         <w:spacing w:after="0" w:before="0" w:line="240" w:lineRule="auto"/>
       </w:pPr>
       <w:rPr>
-        <w:rFonts w:asciiTheme="majorHAnsi" w:cstheme="majorBidi" w:eastAsiaTheme="majorEastAsia" w:hAnsiTheme="majorHAnsi"/>
+        <w:rFonts w:asciiTheme="majorHAnsi" w:cstheme="majorBidi" w:hAnsiTheme="majorHAnsi" w:eastAsia="黑体"/>
         <w:b/>
         <w:bCs/>
       </w:rPr>
@@ -5743,7 +6060,7 @@
         <w:spacing w:after="0" w:before="0" w:line="240" w:lineRule="auto"/>
       </w:pPr>
       <w:rPr>
-        <w:rFonts w:asciiTheme="majorHAnsi" w:cstheme="majorBidi" w:eastAsiaTheme="majorEastAsia" w:hAnsiTheme="majorHAnsi"/>
+        <w:rFonts w:asciiTheme="majorHAnsi" w:cstheme="majorBidi" w:hAnsiTheme="majorHAnsi" w:eastAsia="黑体"/>
         <w:b/>
         <w:bCs/>
       </w:rPr>
@@ -5761,14 +6078,14 @@
     </w:tblStylePr>
     <w:tblStylePr w:type="firstCol">
       <w:rPr>
-        <w:rFonts w:asciiTheme="majorHAnsi" w:cstheme="majorBidi" w:eastAsiaTheme="majorEastAsia" w:hAnsiTheme="majorHAnsi"/>
+        <w:rFonts w:asciiTheme="majorHAnsi" w:cstheme="majorBidi" w:hAnsiTheme="majorHAnsi" w:eastAsia="黑体"/>
         <w:b/>
         <w:bCs/>
       </w:rPr>
     </w:tblStylePr>
     <w:tblStylePr w:type="lastCol">
       <w:rPr>
-        <w:rFonts w:asciiTheme="majorHAnsi" w:cstheme="majorBidi" w:eastAsiaTheme="majorEastAsia" w:hAnsiTheme="majorHAnsi"/>
+        <w:rFonts w:asciiTheme="majorHAnsi" w:cstheme="majorBidi" w:hAnsiTheme="majorHAnsi" w:eastAsia="黑体"/>
         <w:b/>
         <w:bCs/>
       </w:rPr>
@@ -5852,7 +6169,7 @@
         <w:spacing w:after="0" w:before="0" w:line="240" w:lineRule="auto"/>
       </w:pPr>
       <w:rPr>
-        <w:rFonts w:asciiTheme="majorHAnsi" w:cstheme="majorBidi" w:eastAsiaTheme="majorEastAsia" w:hAnsiTheme="majorHAnsi"/>
+        <w:rFonts w:asciiTheme="majorHAnsi" w:cstheme="majorBidi" w:hAnsiTheme="majorHAnsi" w:eastAsia="黑体"/>
         <w:b/>
         <w:bCs/>
       </w:rPr>
@@ -5873,7 +6190,7 @@
         <w:spacing w:after="0" w:before="0" w:line="240" w:lineRule="auto"/>
       </w:pPr>
       <w:rPr>
-        <w:rFonts w:asciiTheme="majorHAnsi" w:cstheme="majorBidi" w:eastAsiaTheme="majorEastAsia" w:hAnsiTheme="majorHAnsi"/>
+        <w:rFonts w:asciiTheme="majorHAnsi" w:cstheme="majorBidi" w:hAnsiTheme="majorHAnsi" w:eastAsia="黑体"/>
         <w:b/>
         <w:bCs/>
       </w:rPr>
@@ -5891,14 +6208,14 @@
     </w:tblStylePr>
     <w:tblStylePr w:type="firstCol">
       <w:rPr>
-        <w:rFonts w:asciiTheme="majorHAnsi" w:cstheme="majorBidi" w:eastAsiaTheme="majorEastAsia" w:hAnsiTheme="majorHAnsi"/>
+        <w:rFonts w:asciiTheme="majorHAnsi" w:cstheme="majorBidi" w:hAnsiTheme="majorHAnsi" w:eastAsia="黑体"/>
         <w:b/>
         <w:bCs/>
       </w:rPr>
     </w:tblStylePr>
     <w:tblStylePr w:type="lastCol">
       <w:rPr>
-        <w:rFonts w:asciiTheme="majorHAnsi" w:cstheme="majorBidi" w:eastAsiaTheme="majorEastAsia" w:hAnsiTheme="majorHAnsi"/>
+        <w:rFonts w:asciiTheme="majorHAnsi" w:cstheme="majorBidi" w:hAnsiTheme="majorHAnsi" w:eastAsia="黑体"/>
         <w:b/>
         <w:bCs/>
       </w:rPr>
@@ -5982,7 +6299,7 @@
         <w:spacing w:after="0" w:before="0" w:line="240" w:lineRule="auto"/>
       </w:pPr>
       <w:rPr>
-        <w:rFonts w:asciiTheme="majorHAnsi" w:cstheme="majorBidi" w:eastAsiaTheme="majorEastAsia" w:hAnsiTheme="majorHAnsi"/>
+        <w:rFonts w:asciiTheme="majorHAnsi" w:cstheme="majorBidi" w:hAnsiTheme="majorHAnsi" w:eastAsia="黑体"/>
         <w:b/>
         <w:bCs/>
       </w:rPr>
@@ -6003,7 +6320,7 @@
         <w:spacing w:after="0" w:before="0" w:line="240" w:lineRule="auto"/>
       </w:pPr>
       <w:rPr>
-        <w:rFonts w:asciiTheme="majorHAnsi" w:cstheme="majorBidi" w:eastAsiaTheme="majorEastAsia" w:hAnsiTheme="majorHAnsi"/>
+        <w:rFonts w:asciiTheme="majorHAnsi" w:cstheme="majorBidi" w:hAnsiTheme="majorHAnsi" w:eastAsia="黑体"/>
         <w:b/>
         <w:bCs/>
       </w:rPr>
@@ -6021,14 +6338,14 @@
     </w:tblStylePr>
     <w:tblStylePr w:type="firstCol">
       <w:rPr>
-        <w:rFonts w:asciiTheme="majorHAnsi" w:cstheme="majorBidi" w:eastAsiaTheme="majorEastAsia" w:hAnsiTheme="majorHAnsi"/>
+        <w:rFonts w:asciiTheme="majorHAnsi" w:cstheme="majorBidi" w:hAnsiTheme="majorHAnsi" w:eastAsia="黑体"/>
         <w:b/>
         <w:bCs/>
       </w:rPr>
     </w:tblStylePr>
     <w:tblStylePr w:type="lastCol">
       <w:rPr>
-        <w:rFonts w:asciiTheme="majorHAnsi" w:cstheme="majorBidi" w:eastAsiaTheme="majorEastAsia" w:hAnsiTheme="majorHAnsi"/>
+        <w:rFonts w:asciiTheme="majorHAnsi" w:cstheme="majorBidi" w:hAnsiTheme="majorHAnsi" w:eastAsia="黑体"/>
         <w:b/>
         <w:bCs/>
       </w:rPr>
@@ -6112,7 +6429,7 @@
         <w:spacing w:after="0" w:before="0" w:line="240" w:lineRule="auto"/>
       </w:pPr>
       <w:rPr>
-        <w:rFonts w:asciiTheme="majorHAnsi" w:cstheme="majorBidi" w:eastAsiaTheme="majorEastAsia" w:hAnsiTheme="majorHAnsi"/>
+        <w:rFonts w:asciiTheme="majorHAnsi" w:cstheme="majorBidi" w:hAnsiTheme="majorHAnsi" w:eastAsia="黑体"/>
         <w:b/>
         <w:bCs/>
       </w:rPr>
@@ -6133,7 +6450,7 @@
         <w:spacing w:after="0" w:before="0" w:line="240" w:lineRule="auto"/>
       </w:pPr>
       <w:rPr>
-        <w:rFonts w:asciiTheme="majorHAnsi" w:cstheme="majorBidi" w:eastAsiaTheme="majorEastAsia" w:hAnsiTheme="majorHAnsi"/>
+        <w:rFonts w:asciiTheme="majorHAnsi" w:cstheme="majorBidi" w:hAnsiTheme="majorHAnsi" w:eastAsia="黑体"/>
         <w:b/>
         <w:bCs/>
       </w:rPr>
@@ -6151,14 +6468,14 @@
     </w:tblStylePr>
     <w:tblStylePr w:type="firstCol">
       <w:rPr>
-        <w:rFonts w:asciiTheme="majorHAnsi" w:cstheme="majorBidi" w:eastAsiaTheme="majorEastAsia" w:hAnsiTheme="majorHAnsi"/>
+        <w:rFonts w:asciiTheme="majorHAnsi" w:cstheme="majorBidi" w:hAnsiTheme="majorHAnsi" w:eastAsia="黑体"/>
         <w:b/>
         <w:bCs/>
       </w:rPr>
     </w:tblStylePr>
     <w:tblStylePr w:type="lastCol">
       <w:rPr>
-        <w:rFonts w:asciiTheme="majorHAnsi" w:cstheme="majorBidi" w:eastAsiaTheme="majorEastAsia" w:hAnsiTheme="majorHAnsi"/>
+        <w:rFonts w:asciiTheme="majorHAnsi" w:cstheme="majorBidi" w:hAnsiTheme="majorHAnsi" w:eastAsia="黑体"/>
         <w:b/>
         <w:bCs/>
       </w:rPr>
@@ -6242,7 +6559,7 @@
         <w:spacing w:after="0" w:before="0" w:line="240" w:lineRule="auto"/>
       </w:pPr>
       <w:rPr>
-        <w:rFonts w:asciiTheme="majorHAnsi" w:cstheme="majorBidi" w:eastAsiaTheme="majorEastAsia" w:hAnsiTheme="majorHAnsi"/>
+        <w:rFonts w:asciiTheme="majorHAnsi" w:cstheme="majorBidi" w:hAnsiTheme="majorHAnsi" w:eastAsia="黑体"/>
         <w:b/>
         <w:bCs/>
       </w:rPr>
@@ -6263,7 +6580,7 @@
         <w:spacing w:after="0" w:before="0" w:line="240" w:lineRule="auto"/>
       </w:pPr>
       <w:rPr>
-        <w:rFonts w:asciiTheme="majorHAnsi" w:cstheme="majorBidi" w:eastAsiaTheme="majorEastAsia" w:hAnsiTheme="majorHAnsi"/>
+        <w:rFonts w:asciiTheme="majorHAnsi" w:cstheme="majorBidi" w:hAnsiTheme="majorHAnsi" w:eastAsia="黑体"/>
         <w:b/>
         <w:bCs/>
       </w:rPr>
@@ -6281,14 +6598,14 @@
     </w:tblStylePr>
     <w:tblStylePr w:type="firstCol">
       <w:rPr>
-        <w:rFonts w:asciiTheme="majorHAnsi" w:cstheme="majorBidi" w:eastAsiaTheme="majorEastAsia" w:hAnsiTheme="majorHAnsi"/>
+        <w:rFonts w:asciiTheme="majorHAnsi" w:cstheme="majorBidi" w:hAnsiTheme="majorHAnsi" w:eastAsia="黑体"/>
         <w:b/>
         <w:bCs/>
       </w:rPr>
     </w:tblStylePr>
     <w:tblStylePr w:type="lastCol">
       <w:rPr>
-        <w:rFonts w:asciiTheme="majorHAnsi" w:cstheme="majorBidi" w:eastAsiaTheme="majorEastAsia" w:hAnsiTheme="majorHAnsi"/>
+        <w:rFonts w:asciiTheme="majorHAnsi" w:cstheme="majorBidi" w:hAnsiTheme="majorHAnsi" w:eastAsia="黑体"/>
         <w:b/>
         <w:bCs/>
       </w:rPr>
@@ -6372,7 +6689,7 @@
         <w:spacing w:after="0" w:before="0" w:line="240" w:lineRule="auto"/>
       </w:pPr>
       <w:rPr>
-        <w:rFonts w:asciiTheme="majorHAnsi" w:cstheme="majorBidi" w:eastAsiaTheme="majorEastAsia" w:hAnsiTheme="majorHAnsi"/>
+        <w:rFonts w:asciiTheme="majorHAnsi" w:cstheme="majorBidi" w:hAnsiTheme="majorHAnsi" w:eastAsia="黑体"/>
         <w:b/>
         <w:bCs/>
       </w:rPr>
@@ -6393,7 +6710,7 @@
         <w:spacing w:after="0" w:before="0" w:line="240" w:lineRule="auto"/>
       </w:pPr>
       <w:rPr>
-        <w:rFonts w:asciiTheme="majorHAnsi" w:cstheme="majorBidi" w:eastAsiaTheme="majorEastAsia" w:hAnsiTheme="majorHAnsi"/>
+        <w:rFonts w:asciiTheme="majorHAnsi" w:cstheme="majorBidi" w:hAnsiTheme="majorHAnsi" w:eastAsia="黑体"/>
         <w:b/>
         <w:bCs/>
       </w:rPr>
@@ -6411,14 +6728,14 @@
     </w:tblStylePr>
     <w:tblStylePr w:type="firstCol">
       <w:rPr>
-        <w:rFonts w:asciiTheme="majorHAnsi" w:cstheme="majorBidi" w:eastAsiaTheme="majorEastAsia" w:hAnsiTheme="majorHAnsi"/>
+        <w:rFonts w:asciiTheme="majorHAnsi" w:cstheme="majorBidi" w:hAnsiTheme="majorHAnsi" w:eastAsia="黑体"/>
         <w:b/>
         <w:bCs/>
       </w:rPr>
     </w:tblStylePr>
     <w:tblStylePr w:type="lastCol">
       <w:rPr>
-        <w:rFonts w:asciiTheme="majorHAnsi" w:cstheme="majorBidi" w:eastAsiaTheme="majorEastAsia" w:hAnsiTheme="majorHAnsi"/>
+        <w:rFonts w:asciiTheme="majorHAnsi" w:cstheme="majorBidi" w:hAnsiTheme="majorHAnsi" w:eastAsia="黑体"/>
         <w:b/>
         <w:bCs/>
       </w:rPr>
@@ -6501,6 +6818,7 @@
         <w:spacing w:after="0" w:before="0" w:line="240" w:lineRule="auto"/>
       </w:pPr>
       <w:rPr>
+        <w:rFonts w:eastAsia="黑体"/>
         <w:b/>
         <w:bCs/>
         <w:color w:themeColor="background1" w:val="FFFFFF"/>
@@ -6523,6 +6841,7 @@
         <w:spacing w:after="0" w:before="0" w:line="240" w:lineRule="auto"/>
       </w:pPr>
       <w:rPr>
+        <w:rFonts w:eastAsia="黑体"/>
         <w:b/>
         <w:bCs/>
       </w:rPr>
@@ -6540,12 +6859,14 @@
     </w:tblStylePr>
     <w:tblStylePr w:type="firstCol">
       <w:rPr>
+        <w:rFonts w:eastAsia="黑体"/>
         <w:b/>
         <w:bCs/>
       </w:rPr>
     </w:tblStylePr>
     <w:tblStylePr w:type="lastCol">
       <w:rPr>
+        <w:rFonts w:eastAsia="黑体"/>
         <w:b/>
         <w:bCs/>
       </w:rPr>
@@ -6607,6 +6928,7 @@
         <w:spacing w:after="0" w:before="0" w:line="240" w:lineRule="auto"/>
       </w:pPr>
       <w:rPr>
+        <w:rFonts w:eastAsia="黑体"/>
         <w:b/>
         <w:bCs/>
         <w:color w:themeColor="background1" w:val="FFFFFF"/>
@@ -6629,6 +6951,7 @@
         <w:spacing w:after="0" w:before="0" w:line="240" w:lineRule="auto"/>
       </w:pPr>
       <w:rPr>
+        <w:rFonts w:eastAsia="黑体"/>
         <w:b/>
         <w:bCs/>
       </w:rPr>
@@ -6646,12 +6969,14 @@
     </w:tblStylePr>
     <w:tblStylePr w:type="firstCol">
       <w:rPr>
+        <w:rFonts w:eastAsia="黑体"/>
         <w:b/>
         <w:bCs/>
       </w:rPr>
     </w:tblStylePr>
     <w:tblStylePr w:type="lastCol">
       <w:rPr>
+        <w:rFonts w:eastAsia="黑体"/>
         <w:b/>
         <w:bCs/>
       </w:rPr>
@@ -6713,6 +7038,7 @@
         <w:spacing w:after="0" w:before="0" w:line="240" w:lineRule="auto"/>
       </w:pPr>
       <w:rPr>
+        <w:rFonts w:eastAsia="黑体"/>
         <w:b/>
         <w:bCs/>
         <w:color w:themeColor="background1" w:val="FFFFFF"/>
@@ -6735,6 +7061,7 @@
         <w:spacing w:after="0" w:before="0" w:line="240" w:lineRule="auto"/>
       </w:pPr>
       <w:rPr>
+        <w:rFonts w:eastAsia="黑体"/>
         <w:b/>
         <w:bCs/>
       </w:rPr>
@@ -6752,12 +7079,14 @@
     </w:tblStylePr>
     <w:tblStylePr w:type="firstCol">
       <w:rPr>
+        <w:rFonts w:eastAsia="黑体"/>
         <w:b/>
         <w:bCs/>
       </w:rPr>
     </w:tblStylePr>
     <w:tblStylePr w:type="lastCol">
       <w:rPr>
+        <w:rFonts w:eastAsia="黑体"/>
         <w:b/>
         <w:bCs/>
       </w:rPr>
@@ -6819,6 +7148,7 @@
         <w:spacing w:after="0" w:before="0" w:line="240" w:lineRule="auto"/>
       </w:pPr>
       <w:rPr>
+        <w:rFonts w:eastAsia="黑体"/>
         <w:b/>
         <w:bCs/>
         <w:color w:themeColor="background1" w:val="FFFFFF"/>
@@ -6841,6 +7171,7 @@
         <w:spacing w:after="0" w:before="0" w:line="240" w:lineRule="auto"/>
       </w:pPr>
       <w:rPr>
+        <w:rFonts w:eastAsia="黑体"/>
         <w:b/>
         <w:bCs/>
       </w:rPr>
@@ -6858,12 +7189,14 @@
     </w:tblStylePr>
     <w:tblStylePr w:type="firstCol">
       <w:rPr>
+        <w:rFonts w:eastAsia="黑体"/>
         <w:b/>
         <w:bCs/>
       </w:rPr>
     </w:tblStylePr>
     <w:tblStylePr w:type="lastCol">
       <w:rPr>
+        <w:rFonts w:eastAsia="黑体"/>
         <w:b/>
         <w:bCs/>
       </w:rPr>
@@ -6925,6 +7258,7 @@
         <w:spacing w:after="0" w:before="0" w:line="240" w:lineRule="auto"/>
       </w:pPr>
       <w:rPr>
+        <w:rFonts w:eastAsia="黑体"/>
         <w:b/>
         <w:bCs/>
         <w:color w:themeColor="background1" w:val="FFFFFF"/>
@@ -6947,6 +7281,7 @@
         <w:spacing w:after="0" w:before="0" w:line="240" w:lineRule="auto"/>
       </w:pPr>
       <w:rPr>
+        <w:rFonts w:eastAsia="黑体"/>
         <w:b/>
         <w:bCs/>
       </w:rPr>
@@ -6964,12 +7299,14 @@
     </w:tblStylePr>
     <w:tblStylePr w:type="firstCol">
       <w:rPr>
+        <w:rFonts w:eastAsia="黑体"/>
         <w:b/>
         <w:bCs/>
       </w:rPr>
     </w:tblStylePr>
     <w:tblStylePr w:type="lastCol">
       <w:rPr>
+        <w:rFonts w:eastAsia="黑体"/>
         <w:b/>
         <w:bCs/>
       </w:rPr>
@@ -7031,6 +7368,7 @@
         <w:spacing w:after="0" w:before="0" w:line="240" w:lineRule="auto"/>
       </w:pPr>
       <w:rPr>
+        <w:rFonts w:eastAsia="黑体"/>
         <w:b/>
         <w:bCs/>
         <w:color w:themeColor="background1" w:val="FFFFFF"/>
@@ -7053,6 +7391,7 @@
         <w:spacing w:after="0" w:before="0" w:line="240" w:lineRule="auto"/>
       </w:pPr>
       <w:rPr>
+        <w:rFonts w:eastAsia="黑体"/>
         <w:b/>
         <w:bCs/>
       </w:rPr>
@@ -7070,12 +7409,14 @@
     </w:tblStylePr>
     <w:tblStylePr w:type="firstCol">
       <w:rPr>
+        <w:rFonts w:eastAsia="黑体"/>
         <w:b/>
         <w:bCs/>
       </w:rPr>
     </w:tblStylePr>
     <w:tblStylePr w:type="lastCol">
       <w:rPr>
+        <w:rFonts w:eastAsia="黑体"/>
         <w:b/>
         <w:bCs/>
       </w:rPr>
@@ -7137,6 +7478,7 @@
         <w:spacing w:after="0" w:before="0" w:line="240" w:lineRule="auto"/>
       </w:pPr>
       <w:rPr>
+        <w:rFonts w:eastAsia="黑体"/>
         <w:b/>
         <w:bCs/>
         <w:color w:themeColor="background1" w:val="FFFFFF"/>
@@ -7159,6 +7501,7 @@
         <w:spacing w:after="0" w:before="0" w:line="240" w:lineRule="auto"/>
       </w:pPr>
       <w:rPr>
+        <w:rFonts w:eastAsia="黑体"/>
         <w:b/>
         <w:bCs/>
       </w:rPr>
@@ -7176,12 +7519,14 @@
     </w:tblStylePr>
     <w:tblStylePr w:type="firstCol">
       <w:rPr>
+        <w:rFonts w:eastAsia="黑体"/>
         <w:b/>
         <w:bCs/>
       </w:rPr>
     </w:tblStylePr>
     <w:tblStylePr w:type="lastCol">
       <w:rPr>
+        <w:rFonts w:eastAsia="黑体"/>
         <w:b/>
         <w:bCs/>
       </w:rPr>
@@ -7240,6 +7585,7 @@
         <w:spacing w:after="0" w:before="0" w:line="240" w:lineRule="auto"/>
       </w:pPr>
       <w:rPr>
+        <w:rFonts w:eastAsia="黑体"/>
         <w:b/>
         <w:bCs/>
         <w:color w:themeColor="background1" w:val="FFFFFF"/>
@@ -7262,6 +7608,7 @@
         <w:spacing w:after="0" w:before="0" w:line="240" w:lineRule="auto"/>
       </w:pPr>
       <w:rPr>
+        <w:rFonts w:eastAsia="黑体"/>
         <w:color w:val="auto"/>
       </w:rPr>
       <w:tblPr/>
@@ -7279,6 +7626,7 @@
     </w:tblStylePr>
     <w:tblStylePr w:type="firstCol">
       <w:rPr>
+        <w:rFonts w:eastAsia="黑体"/>
         <w:b/>
         <w:bCs/>
         <w:color w:themeColor="background1" w:val="FFFFFF"/>
@@ -7298,6 +7646,7 @@
     </w:tblStylePr>
     <w:tblStylePr w:type="lastCol">
       <w:rPr>
+        <w:rFonts w:eastAsia="黑体"/>
         <w:b/>
         <w:bCs/>
         <w:color w:themeColor="background1" w:val="FFFFFF"/>
@@ -7346,6 +7695,7 @@
     </w:tblStylePr>
     <w:tblStylePr w:type="nwCell">
       <w:rPr>
+        <w:rFonts w:eastAsia="黑体"/>
         <w:color w:themeColor="background1" w:val="FFFFFF"/>
       </w:rPr>
       <w:tblPr/>
@@ -7389,6 +7739,7 @@
         <w:spacing w:after="0" w:before="0" w:line="240" w:lineRule="auto"/>
       </w:pPr>
       <w:rPr>
+        <w:rFonts w:eastAsia="黑体"/>
         <w:b/>
         <w:bCs/>
         <w:color w:themeColor="background1" w:val="FFFFFF"/>
@@ -7411,6 +7762,7 @@
         <w:spacing w:after="0" w:before="0" w:line="240" w:lineRule="auto"/>
       </w:pPr>
       <w:rPr>
+        <w:rFonts w:eastAsia="黑体"/>
         <w:color w:val="auto"/>
       </w:rPr>
       <w:tblPr/>
@@ -7428,6 +7780,7 @@
     </w:tblStylePr>
     <w:tblStylePr w:type="firstCol">
       <w:rPr>
+        <w:rFonts w:eastAsia="黑体"/>
         <w:b/>
         <w:bCs/>
         <w:color w:themeColor="background1" w:val="FFFFFF"/>
@@ -7447,6 +7800,7 @@
     </w:tblStylePr>
     <w:tblStylePr w:type="lastCol">
       <w:rPr>
+        <w:rFonts w:eastAsia="黑体"/>
         <w:b/>
         <w:bCs/>
         <w:color w:themeColor="background1" w:val="FFFFFF"/>
@@ -7495,6 +7849,7 @@
     </w:tblStylePr>
     <w:tblStylePr w:type="nwCell">
       <w:rPr>
+        <w:rFonts w:eastAsia="黑体"/>
         <w:color w:themeColor="background1" w:val="FFFFFF"/>
       </w:rPr>
       <w:tblPr/>
@@ -7538,6 +7893,7 @@
         <w:spacing w:after="0" w:before="0" w:line="240" w:lineRule="auto"/>
       </w:pPr>
       <w:rPr>
+        <w:rFonts w:eastAsia="黑体"/>
         <w:b/>
         <w:bCs/>
         <w:color w:themeColor="background1" w:val="FFFFFF"/>
@@ -7560,6 +7916,7 @@
         <w:spacing w:after="0" w:before="0" w:line="240" w:lineRule="auto"/>
       </w:pPr>
       <w:rPr>
+        <w:rFonts w:eastAsia="黑体"/>
         <w:color w:val="auto"/>
       </w:rPr>
       <w:tblPr/>
@@ -7577,6 +7934,7 @@
     </w:tblStylePr>
     <w:tblStylePr w:type="firstCol">
       <w:rPr>
+        <w:rFonts w:eastAsia="黑体"/>
         <w:b/>
         <w:bCs/>
         <w:color w:themeColor="background1" w:val="FFFFFF"/>
@@ -7596,6 +7954,7 @@
     </w:tblStylePr>
     <w:tblStylePr w:type="lastCol">
       <w:rPr>
+        <w:rFonts w:eastAsia="黑体"/>
         <w:b/>
         <w:bCs/>
         <w:color w:themeColor="background1" w:val="FFFFFF"/>
@@ -7644,6 +8003,7 @@
     </w:tblStylePr>
     <w:tblStylePr w:type="nwCell">
       <w:rPr>
+        <w:rFonts w:eastAsia="黑体"/>
         <w:color w:themeColor="background1" w:val="FFFFFF"/>
       </w:rPr>
       <w:tblPr/>
@@ -7687,6 +8047,7 @@
         <w:spacing w:after="0" w:before="0" w:line="240" w:lineRule="auto"/>
       </w:pPr>
       <w:rPr>
+        <w:rFonts w:eastAsia="黑体"/>
         <w:b/>
         <w:bCs/>
         <w:color w:themeColor="background1" w:val="FFFFFF"/>
@@ -7709,6 +8070,7 @@
         <w:spacing w:after="0" w:before="0" w:line="240" w:lineRule="auto"/>
       </w:pPr>
       <w:rPr>
+        <w:rFonts w:eastAsia="黑体"/>
         <w:color w:val="auto"/>
       </w:rPr>
       <w:tblPr/>
@@ -7726,6 +8088,7 @@
     </w:tblStylePr>
     <w:tblStylePr w:type="firstCol">
       <w:rPr>
+        <w:rFonts w:eastAsia="黑体"/>
         <w:b/>
         <w:bCs/>
         <w:color w:themeColor="background1" w:val="FFFFFF"/>
@@ -7745,6 +8108,7 @@
     </w:tblStylePr>
     <w:tblStylePr w:type="lastCol">
       <w:rPr>
+        <w:rFonts w:eastAsia="黑体"/>
         <w:b/>
         <w:bCs/>
         <w:color w:themeColor="background1" w:val="FFFFFF"/>
@@ -7793,6 +8157,7 @@
     </w:tblStylePr>
     <w:tblStylePr w:type="nwCell">
       <w:rPr>
+        <w:rFonts w:eastAsia="黑体"/>
         <w:color w:themeColor="background1" w:val="FFFFFF"/>
       </w:rPr>
       <w:tblPr/>
@@ -7836,6 +8201,7 @@
         <w:spacing w:after="0" w:before="0" w:line="240" w:lineRule="auto"/>
       </w:pPr>
       <w:rPr>
+        <w:rFonts w:eastAsia="黑体"/>
         <w:b/>
         <w:bCs/>
         <w:color w:themeColor="background1" w:val="FFFFFF"/>
@@ -7858,6 +8224,7 @@
         <w:spacing w:after="0" w:before="0" w:line="240" w:lineRule="auto"/>
       </w:pPr>
       <w:rPr>
+        <w:rFonts w:eastAsia="黑体"/>
         <w:color w:val="auto"/>
       </w:rPr>
       <w:tblPr/>
@@ -7875,6 +8242,7 @@
     </w:tblStylePr>
     <w:tblStylePr w:type="firstCol">
       <w:rPr>
+        <w:rFonts w:eastAsia="黑体"/>
         <w:b/>
         <w:bCs/>
         <w:color w:themeColor="background1" w:val="FFFFFF"/>
@@ -7894,6 +8262,7 @@
     </w:tblStylePr>
     <w:tblStylePr w:type="lastCol">
       <w:rPr>
+        <w:rFonts w:eastAsia="黑体"/>
         <w:b/>
         <w:bCs/>
         <w:color w:themeColor="background1" w:val="FFFFFF"/>
@@ -7942,6 +8311,7 @@
     </w:tblStylePr>
     <w:tblStylePr w:type="nwCell">
       <w:rPr>
+        <w:rFonts w:eastAsia="黑体"/>
         <w:color w:themeColor="background1" w:val="FFFFFF"/>
       </w:rPr>
       <w:tblPr/>
@@ -7985,6 +8355,7 @@
         <w:spacing w:after="0" w:before="0" w:line="240" w:lineRule="auto"/>
       </w:pPr>
       <w:rPr>
+        <w:rFonts w:eastAsia="黑体"/>
         <w:b/>
         <w:bCs/>
         <w:color w:themeColor="background1" w:val="FFFFFF"/>
@@ -8007,6 +8378,7 @@
         <w:spacing w:after="0" w:before="0" w:line="240" w:lineRule="auto"/>
       </w:pPr>
       <w:rPr>
+        <w:rFonts w:eastAsia="黑体"/>
         <w:color w:val="auto"/>
       </w:rPr>
       <w:tblPr/>
@@ -8024,6 +8396,7 @@
     </w:tblStylePr>
     <w:tblStylePr w:type="firstCol">
       <w:rPr>
+        <w:rFonts w:eastAsia="黑体"/>
         <w:b/>
         <w:bCs/>
         <w:color w:themeColor="background1" w:val="FFFFFF"/>
@@ -8043,6 +8416,7 @@
     </w:tblStylePr>
     <w:tblStylePr w:type="lastCol">
       <w:rPr>
+        <w:rFonts w:eastAsia="黑体"/>
         <w:b/>
         <w:bCs/>
         <w:color w:themeColor="background1" w:val="FFFFFF"/>
@@ -8091,6 +8465,7 @@
     </w:tblStylePr>
     <w:tblStylePr w:type="nwCell">
       <w:rPr>
+        <w:rFonts w:eastAsia="黑体"/>
         <w:color w:themeColor="background1" w:val="FFFFFF"/>
       </w:rPr>
       <w:tblPr/>
@@ -8134,6 +8509,7 @@
         <w:spacing w:after="0" w:before="0" w:line="240" w:lineRule="auto"/>
       </w:pPr>
       <w:rPr>
+        <w:rFonts w:eastAsia="黑体"/>
         <w:b/>
         <w:bCs/>
         <w:color w:themeColor="background1" w:val="FFFFFF"/>
@@ -8156,6 +8532,7 @@
         <w:spacing w:after="0" w:before="0" w:line="240" w:lineRule="auto"/>
       </w:pPr>
       <w:rPr>
+        <w:rFonts w:eastAsia="黑体"/>
         <w:color w:val="auto"/>
       </w:rPr>
       <w:tblPr/>
@@ -8173,6 +8550,7 @@
     </w:tblStylePr>
     <w:tblStylePr w:type="firstCol">
       <w:rPr>
+        <w:rFonts w:eastAsia="黑体"/>
         <w:b/>
         <w:bCs/>
         <w:color w:themeColor="background1" w:val="FFFFFF"/>
@@ -8192,6 +8570,7 @@
     </w:tblStylePr>
     <w:tblStylePr w:type="lastCol">
       <w:rPr>
+        <w:rFonts w:eastAsia="黑体"/>
         <w:b/>
         <w:bCs/>
         <w:color w:themeColor="background1" w:val="FFFFFF"/>
@@ -8240,6 +8619,7 @@
     </w:tblStylePr>
     <w:tblStylePr w:type="nwCell">
       <w:rPr>
+        <w:rFonts w:eastAsia="黑体"/>
         <w:color w:themeColor="background1" w:val="FFFFFF"/>
       </w:rPr>
       <w:tblPr/>
@@ -8264,6 +8644,7 @@
       <w:spacing w:after="0" w:line="240" w:lineRule="auto"/>
     </w:pPr>
     <w:rPr>
+      <w:rFonts w:eastAsia="黑体"/>
       <w:color w:themeColor="text1" w:val="000000"/>
     </w:rPr>
     <w:tblPr>
@@ -8283,7 +8664,7 @@
     </w:tblPr>
     <w:tblStylePr w:type="firstRow">
       <w:rPr>
-        <w:rFonts w:asciiTheme="majorHAnsi" w:cstheme="majorBidi" w:eastAsiaTheme="majorEastAsia" w:hAnsiTheme="majorHAnsi"/>
+        <w:rFonts w:asciiTheme="majorHAnsi" w:cstheme="majorBidi" w:hAnsiTheme="majorHAnsi" w:eastAsia="黑体"/>
       </w:rPr>
       <w:tblPr/>
       <w:tcPr>
@@ -8295,6 +8676,7 @@
     </w:tblStylePr>
     <w:tblStylePr w:type="lastRow">
       <w:rPr>
+        <w:rFonts w:eastAsia="黑体"/>
         <w:b/>
         <w:bCs/>
         <w:color w:themeColor="text2" w:val="1F497D"/>
@@ -8309,12 +8691,14 @@
     </w:tblStylePr>
     <w:tblStylePr w:type="firstCol">
       <w:rPr>
+        <w:rFonts w:eastAsia="黑体"/>
         <w:b/>
         <w:bCs/>
       </w:rPr>
     </w:tblStylePr>
     <w:tblStylePr w:type="lastCol">
       <w:rPr>
+        <w:rFonts w:eastAsia="黑体"/>
         <w:b/>
         <w:bCs/>
       </w:rPr>
@@ -8348,6 +8732,7 @@
       <w:spacing w:after="0" w:line="240" w:lineRule="auto"/>
     </w:pPr>
     <w:rPr>
+      <w:rFonts w:eastAsia="黑体"/>
       <w:color w:themeColor="text1" w:val="000000"/>
     </w:rPr>
     <w:tblPr>
@@ -8367,7 +8752,7 @@
     </w:tblPr>
     <w:tblStylePr w:type="firstRow">
       <w:rPr>
-        <w:rFonts w:asciiTheme="majorHAnsi" w:cstheme="majorBidi" w:eastAsiaTheme="majorEastAsia" w:hAnsiTheme="majorHAnsi"/>
+        <w:rFonts w:asciiTheme="majorHAnsi" w:cstheme="majorBidi" w:hAnsiTheme="majorHAnsi" w:eastAsia="黑体"/>
       </w:rPr>
       <w:tblPr/>
       <w:tcPr>
@@ -8379,6 +8764,7 @@
     </w:tblStylePr>
     <w:tblStylePr w:type="lastRow">
       <w:rPr>
+        <w:rFonts w:eastAsia="黑体"/>
         <w:b/>
         <w:bCs/>
         <w:color w:themeColor="text2" w:val="1F497D"/>
@@ -8393,12 +8779,14 @@
     </w:tblStylePr>
     <w:tblStylePr w:type="firstCol">
       <w:rPr>
+        <w:rFonts w:eastAsia="黑体"/>
         <w:b/>
         <w:bCs/>
       </w:rPr>
     </w:tblStylePr>
     <w:tblStylePr w:type="lastCol">
       <w:rPr>
+        <w:rFonts w:eastAsia="黑体"/>
         <w:b/>
         <w:bCs/>
       </w:rPr>
@@ -8432,6 +8820,7 @@
       <w:spacing w:after="0" w:line="240" w:lineRule="auto"/>
     </w:pPr>
     <w:rPr>
+      <w:rFonts w:eastAsia="黑体"/>
       <w:color w:themeColor="text1" w:val="000000"/>
     </w:rPr>
     <w:tblPr>
@@ -8451,7 +8840,7 @@
     </w:tblPr>
     <w:tblStylePr w:type="firstRow">
       <w:rPr>
-        <w:rFonts w:asciiTheme="majorHAnsi" w:cstheme="majorBidi" w:eastAsiaTheme="majorEastAsia" w:hAnsiTheme="majorHAnsi"/>
+        <w:rFonts w:asciiTheme="majorHAnsi" w:cstheme="majorBidi" w:hAnsiTheme="majorHAnsi" w:eastAsia="黑体"/>
       </w:rPr>
       <w:tblPr/>
       <w:tcPr>
@@ -8463,6 +8852,7 @@
     </w:tblStylePr>
     <w:tblStylePr w:type="lastRow">
       <w:rPr>
+        <w:rFonts w:eastAsia="黑体"/>
         <w:b/>
         <w:bCs/>
         <w:color w:themeColor="text2" w:val="1F497D"/>
@@ -8477,12 +8867,14 @@
     </w:tblStylePr>
     <w:tblStylePr w:type="firstCol">
       <w:rPr>
+        <w:rFonts w:eastAsia="黑体"/>
         <w:b/>
         <w:bCs/>
       </w:rPr>
     </w:tblStylePr>
     <w:tblStylePr w:type="lastCol">
       <w:rPr>
+        <w:rFonts w:eastAsia="黑体"/>
         <w:b/>
         <w:bCs/>
       </w:rPr>
@@ -8516,6 +8908,7 @@
       <w:spacing w:after="0" w:line="240" w:lineRule="auto"/>
     </w:pPr>
     <w:rPr>
+      <w:rFonts w:eastAsia="黑体"/>
       <w:color w:themeColor="text1" w:val="000000"/>
     </w:rPr>
     <w:tblPr>
@@ -8535,7 +8928,7 @@
     </w:tblPr>
     <w:tblStylePr w:type="firstRow">
       <w:rPr>
-        <w:rFonts w:asciiTheme="majorHAnsi" w:cstheme="majorBidi" w:eastAsiaTheme="majorEastAsia" w:hAnsiTheme="majorHAnsi"/>
+        <w:rFonts w:asciiTheme="majorHAnsi" w:cstheme="majorBidi" w:hAnsiTheme="majorHAnsi" w:eastAsia="黑体"/>
       </w:rPr>
       <w:tblPr/>
       <w:tcPr>
@@ -8547,6 +8940,7 @@
     </w:tblStylePr>
     <w:tblStylePr w:type="lastRow">
       <w:rPr>
+        <w:rFonts w:eastAsia="黑体"/>
         <w:b/>
         <w:bCs/>
         <w:color w:themeColor="text2" w:val="1F497D"/>
@@ -8561,12 +8955,14 @@
     </w:tblStylePr>
     <w:tblStylePr w:type="firstCol">
       <w:rPr>
+        <w:rFonts w:eastAsia="黑体"/>
         <w:b/>
         <w:bCs/>
       </w:rPr>
     </w:tblStylePr>
     <w:tblStylePr w:type="lastCol">
       <w:rPr>
+        <w:rFonts w:eastAsia="黑体"/>
         <w:b/>
         <w:bCs/>
       </w:rPr>
@@ -8600,6 +8996,7 @@
       <w:spacing w:after="0" w:line="240" w:lineRule="auto"/>
     </w:pPr>
     <w:rPr>
+      <w:rFonts w:eastAsia="黑体"/>
       <w:color w:themeColor="text1" w:val="000000"/>
     </w:rPr>
     <w:tblPr>
@@ -8619,7 +9016,7 @@
     </w:tblPr>
     <w:tblStylePr w:type="firstRow">
       <w:rPr>
-        <w:rFonts w:asciiTheme="majorHAnsi" w:cstheme="majorBidi" w:eastAsiaTheme="majorEastAsia" w:hAnsiTheme="majorHAnsi"/>
+        <w:rFonts w:asciiTheme="majorHAnsi" w:cstheme="majorBidi" w:hAnsiTheme="majorHAnsi" w:eastAsia="黑体"/>
       </w:rPr>
       <w:tblPr/>
       <w:tcPr>
@@ -8631,6 +9028,7 @@
     </w:tblStylePr>
     <w:tblStylePr w:type="lastRow">
       <w:rPr>
+        <w:rFonts w:eastAsia="黑体"/>
         <w:b/>
         <w:bCs/>
         <w:color w:themeColor="text2" w:val="1F497D"/>
@@ -8645,12 +9043,14 @@
     </w:tblStylePr>
     <w:tblStylePr w:type="firstCol">
       <w:rPr>
+        <w:rFonts w:eastAsia="黑体"/>
         <w:b/>
         <w:bCs/>
       </w:rPr>
     </w:tblStylePr>
     <w:tblStylePr w:type="lastCol">
       <w:rPr>
+        <w:rFonts w:eastAsia="黑体"/>
         <w:b/>
         <w:bCs/>
       </w:rPr>
@@ -8684,6 +9084,7 @@
       <w:spacing w:after="0" w:line="240" w:lineRule="auto"/>
     </w:pPr>
     <w:rPr>
+      <w:rFonts w:eastAsia="黑体"/>
       <w:color w:themeColor="text1" w:val="000000"/>
     </w:rPr>
     <w:tblPr>
@@ -8703,7 +9104,7 @@
     </w:tblPr>
     <w:tblStylePr w:type="firstRow">
       <w:rPr>
-        <w:rFonts w:asciiTheme="majorHAnsi" w:cstheme="majorBidi" w:eastAsiaTheme="majorEastAsia" w:hAnsiTheme="majorHAnsi"/>
+        <w:rFonts w:asciiTheme="majorHAnsi" w:cstheme="majorBidi" w:hAnsiTheme="majorHAnsi" w:eastAsia="黑体"/>
       </w:rPr>
       <w:tblPr/>
       <w:tcPr>
@@ -8715,6 +9116,7 @@
     </w:tblStylePr>
     <w:tblStylePr w:type="lastRow">
       <w:rPr>
+        <w:rFonts w:eastAsia="黑体"/>
         <w:b/>
         <w:bCs/>
         <w:color w:themeColor="text2" w:val="1F497D"/>
@@ -8729,12 +9131,14 @@
     </w:tblStylePr>
     <w:tblStylePr w:type="firstCol">
       <w:rPr>
+        <w:rFonts w:eastAsia="黑体"/>
         <w:b/>
         <w:bCs/>
       </w:rPr>
     </w:tblStylePr>
     <w:tblStylePr w:type="lastCol">
       <w:rPr>
+        <w:rFonts w:eastAsia="黑体"/>
         <w:b/>
         <w:bCs/>
       </w:rPr>
@@ -8768,6 +9172,7 @@
       <w:spacing w:after="0" w:line="240" w:lineRule="auto"/>
     </w:pPr>
     <w:rPr>
+      <w:rFonts w:eastAsia="黑体"/>
       <w:color w:themeColor="text1" w:val="000000"/>
     </w:rPr>
     <w:tblPr>
@@ -8787,7 +9192,7 @@
     </w:tblPr>
     <w:tblStylePr w:type="firstRow">
       <w:rPr>
-        <w:rFonts w:asciiTheme="majorHAnsi" w:cstheme="majorBidi" w:eastAsiaTheme="majorEastAsia" w:hAnsiTheme="majorHAnsi"/>
+        <w:rFonts w:asciiTheme="majorHAnsi" w:cstheme="majorBidi" w:hAnsiTheme="majorHAnsi" w:eastAsia="黑体"/>
       </w:rPr>
       <w:tblPr/>
       <w:tcPr>
@@ -8799,6 +9204,7 @@
     </w:tblStylePr>
     <w:tblStylePr w:type="lastRow">
       <w:rPr>
+        <w:rFonts w:eastAsia="黑体"/>
         <w:b/>
         <w:bCs/>
         <w:color w:themeColor="text2" w:val="1F497D"/>
@@ -8813,12 +9219,14 @@
     </w:tblStylePr>
     <w:tblStylePr w:type="firstCol">
       <w:rPr>
+        <w:rFonts w:eastAsia="黑体"/>
         <w:b/>
         <w:bCs/>
       </w:rPr>
     </w:tblStylePr>
     <w:tblStylePr w:type="lastCol">
       <w:rPr>
+        <w:rFonts w:eastAsia="黑体"/>
         <w:b/>
         <w:bCs/>
       </w:rPr>
@@ -8852,7 +9260,7 @@
       <w:spacing w:after="0" w:line="240" w:lineRule="auto"/>
     </w:pPr>
     <w:rPr>
-      <w:rFonts w:asciiTheme="majorHAnsi" w:cstheme="majorBidi" w:eastAsiaTheme="majorEastAsia" w:hAnsiTheme="majorHAnsi"/>
+      <w:rFonts w:asciiTheme="majorHAnsi" w:cstheme="majorBidi" w:hAnsiTheme="majorHAnsi" w:eastAsia="黑体"/>
       <w:color w:themeColor="text1" w:val="000000"/>
     </w:rPr>
     <w:tblPr>
@@ -8874,6 +9282,7 @@
     </w:tblPr>
     <w:tblStylePr w:type="firstRow">
       <w:rPr>
+        <w:rFonts w:eastAsia="黑体"/>
         <w:sz w:val="24"/>
         <w:szCs w:val="24"/>
       </w:rPr>
@@ -8980,7 +9389,7 @@
       <w:spacing w:after="0" w:line="240" w:lineRule="auto"/>
     </w:pPr>
     <w:rPr>
-      <w:rFonts w:asciiTheme="majorHAnsi" w:cstheme="majorBidi" w:eastAsiaTheme="majorEastAsia" w:hAnsiTheme="majorHAnsi"/>
+      <w:rFonts w:asciiTheme="majorHAnsi" w:cstheme="majorBidi" w:hAnsiTheme="majorHAnsi" w:eastAsia="黑体"/>
       <w:color w:themeColor="text1" w:val="000000"/>
     </w:rPr>
     <w:tblPr>
@@ -9002,6 +9411,7 @@
     </w:tblPr>
     <w:tblStylePr w:type="firstRow">
       <w:rPr>
+        <w:rFonts w:eastAsia="黑体"/>
         <w:sz w:val="24"/>
         <w:szCs w:val="24"/>
       </w:rPr>
@@ -9108,7 +9518,7 @@
       <w:spacing w:after="0" w:line="240" w:lineRule="auto"/>
     </w:pPr>
     <w:rPr>
-      <w:rFonts w:asciiTheme="majorHAnsi" w:cstheme="majorBidi" w:eastAsiaTheme="majorEastAsia" w:hAnsiTheme="majorHAnsi"/>
+      <w:rFonts w:asciiTheme="majorHAnsi" w:cstheme="majorBidi" w:hAnsiTheme="majorHAnsi" w:eastAsia="黑体"/>
       <w:color w:themeColor="text1" w:val="000000"/>
     </w:rPr>
     <w:tblPr>
@@ -9130,6 +9540,7 @@
     </w:tblPr>
     <w:tblStylePr w:type="firstRow">
       <w:rPr>
+        <w:rFonts w:eastAsia="黑体"/>
         <w:sz w:val="24"/>
         <w:szCs w:val="24"/>
       </w:rPr>
@@ -9236,7 +9647,7 @@
       <w:spacing w:after="0" w:line="240" w:lineRule="auto"/>
     </w:pPr>
     <w:rPr>
-      <w:rFonts w:asciiTheme="majorHAnsi" w:cstheme="majorBidi" w:eastAsiaTheme="majorEastAsia" w:hAnsiTheme="majorHAnsi"/>
+      <w:rFonts w:asciiTheme="majorHAnsi" w:cstheme="majorBidi" w:hAnsiTheme="majorHAnsi" w:eastAsia="黑体"/>
       <w:color w:themeColor="text1" w:val="000000"/>
     </w:rPr>
     <w:tblPr>
@@ -9258,6 +9669,7 @@
     </w:tblPr>
     <w:tblStylePr w:type="firstRow">
       <w:rPr>
+        <w:rFonts w:eastAsia="黑体"/>
         <w:sz w:val="24"/>
         <w:szCs w:val="24"/>
       </w:rPr>
@@ -9364,7 +9776,7 @@
       <w:spacing w:after="0" w:line="240" w:lineRule="auto"/>
     </w:pPr>
     <w:rPr>
-      <w:rFonts w:asciiTheme="majorHAnsi" w:cstheme="majorBidi" w:eastAsiaTheme="majorEastAsia" w:hAnsiTheme="majorHAnsi"/>
+      <w:rFonts w:asciiTheme="majorHAnsi" w:cstheme="majorBidi" w:hAnsiTheme="majorHAnsi" w:eastAsia="黑体"/>
       <w:color w:themeColor="text1" w:val="000000"/>
     </w:rPr>
     <w:tblPr>
@@ -9386,6 +9798,7 @@
     </w:tblPr>
     <w:tblStylePr w:type="firstRow">
       <w:rPr>
+        <w:rFonts w:eastAsia="黑体"/>
         <w:sz w:val="24"/>
         <w:szCs w:val="24"/>
       </w:rPr>
@@ -9492,7 +9905,7 @@
       <w:spacing w:after="0" w:line="240" w:lineRule="auto"/>
     </w:pPr>
     <w:rPr>
-      <w:rFonts w:asciiTheme="majorHAnsi" w:cstheme="majorBidi" w:eastAsiaTheme="majorEastAsia" w:hAnsiTheme="majorHAnsi"/>
+      <w:rFonts w:asciiTheme="majorHAnsi" w:cstheme="majorBidi" w:hAnsiTheme="majorHAnsi" w:eastAsia="黑体"/>
       <w:color w:themeColor="text1" w:val="000000"/>
     </w:rPr>
     <w:tblPr>
@@ -9514,6 +9927,7 @@
     </w:tblPr>
     <w:tblStylePr w:type="firstRow">
       <w:rPr>
+        <w:rFonts w:eastAsia="黑体"/>
         <w:sz w:val="24"/>
         <w:szCs w:val="24"/>
       </w:rPr>
@@ -9620,7 +10034,7 @@
       <w:spacing w:after="0" w:line="240" w:lineRule="auto"/>
     </w:pPr>
     <w:rPr>
-      <w:rFonts w:asciiTheme="majorHAnsi" w:cstheme="majorBidi" w:eastAsiaTheme="majorEastAsia" w:hAnsiTheme="majorHAnsi"/>
+      <w:rFonts w:asciiTheme="majorHAnsi" w:cstheme="majorBidi" w:hAnsiTheme="majorHAnsi" w:eastAsia="黑体"/>
       <w:color w:themeColor="text1" w:val="000000"/>
     </w:rPr>
     <w:tblPr>
@@ -9642,6 +10056,7 @@
     </w:tblPr>
     <w:tblStylePr w:type="firstRow">
       <w:rPr>
+        <w:rFonts w:eastAsia="黑体"/>
         <w:sz w:val="24"/>
         <w:szCs w:val="24"/>
       </w:rPr>
@@ -9771,12 +10186,14 @@
     </w:tcPr>
     <w:tblStylePr w:type="firstRow">
       <w:rPr>
+        <w:rFonts w:eastAsia="黑体"/>
         <w:b/>
         <w:bCs/>
       </w:rPr>
     </w:tblStylePr>
     <w:tblStylePr w:type="lastRow">
       <w:rPr>
+        <w:rFonts w:eastAsia="黑体"/>
         <w:b/>
         <w:bCs/>
       </w:rPr>
@@ -9789,12 +10206,14 @@
     </w:tblStylePr>
     <w:tblStylePr w:type="firstCol">
       <w:rPr>
+        <w:rFonts w:eastAsia="黑体"/>
         <w:b/>
         <w:bCs/>
       </w:rPr>
     </w:tblStylePr>
     <w:tblStylePr w:type="lastCol">
       <w:rPr>
+        <w:rFonts w:eastAsia="黑体"/>
         <w:b/>
         <w:bCs/>
       </w:rPr>
@@ -9844,12 +10263,14 @@
     </w:tcPr>
     <w:tblStylePr w:type="firstRow">
       <w:rPr>
+        <w:rFonts w:eastAsia="黑体"/>
         <w:b/>
         <w:bCs/>
       </w:rPr>
     </w:tblStylePr>
     <w:tblStylePr w:type="lastRow">
       <w:rPr>
+        <w:rFonts w:eastAsia="黑体"/>
         <w:b/>
         <w:bCs/>
       </w:rPr>
@@ -9862,12 +10283,14 @@
     </w:tblStylePr>
     <w:tblStylePr w:type="firstCol">
       <w:rPr>
+        <w:rFonts w:eastAsia="黑体"/>
         <w:b/>
         <w:bCs/>
       </w:rPr>
     </w:tblStylePr>
     <w:tblStylePr w:type="lastCol">
       <w:rPr>
+        <w:rFonts w:eastAsia="黑体"/>
         <w:b/>
         <w:bCs/>
       </w:rPr>
@@ -9917,12 +10340,14 @@
     </w:tcPr>
     <w:tblStylePr w:type="firstRow">
       <w:rPr>
+        <w:rFonts w:eastAsia="黑体"/>
         <w:b/>
         <w:bCs/>
       </w:rPr>
     </w:tblStylePr>
     <w:tblStylePr w:type="lastRow">
       <w:rPr>
+        <w:rFonts w:eastAsia="黑体"/>
         <w:b/>
         <w:bCs/>
       </w:rPr>
@@ -9935,12 +10360,14 @@
     </w:tblStylePr>
     <w:tblStylePr w:type="firstCol">
       <w:rPr>
+        <w:rFonts w:eastAsia="黑体"/>
         <w:b/>
         <w:bCs/>
       </w:rPr>
     </w:tblStylePr>
     <w:tblStylePr w:type="lastCol">
       <w:rPr>
+        <w:rFonts w:eastAsia="黑体"/>
         <w:b/>
         <w:bCs/>
       </w:rPr>
@@ -9990,12 +10417,14 @@
     </w:tcPr>
     <w:tblStylePr w:type="firstRow">
       <w:rPr>
+        <w:rFonts w:eastAsia="黑体"/>
         <w:b/>
         <w:bCs/>
       </w:rPr>
     </w:tblStylePr>
     <w:tblStylePr w:type="lastRow">
       <w:rPr>
+        <w:rFonts w:eastAsia="黑体"/>
         <w:b/>
         <w:bCs/>
       </w:rPr>
@@ -10008,12 +10437,14 @@
     </w:tblStylePr>
     <w:tblStylePr w:type="firstCol">
       <w:rPr>
+        <w:rFonts w:eastAsia="黑体"/>
         <w:b/>
         <w:bCs/>
       </w:rPr>
     </w:tblStylePr>
     <w:tblStylePr w:type="lastCol">
       <w:rPr>
+        <w:rFonts w:eastAsia="黑体"/>
         <w:b/>
         <w:bCs/>
       </w:rPr>
@@ -10063,12 +10494,14 @@
     </w:tcPr>
     <w:tblStylePr w:type="firstRow">
       <w:rPr>
+        <w:rFonts w:eastAsia="黑体"/>
         <w:b/>
         <w:bCs/>
       </w:rPr>
     </w:tblStylePr>
     <w:tblStylePr w:type="lastRow">
       <w:rPr>
+        <w:rFonts w:eastAsia="黑体"/>
         <w:b/>
         <w:bCs/>
       </w:rPr>
@@ -10081,12 +10514,14 @@
     </w:tblStylePr>
     <w:tblStylePr w:type="firstCol">
       <w:rPr>
+        <w:rFonts w:eastAsia="黑体"/>
         <w:b/>
         <w:bCs/>
       </w:rPr>
     </w:tblStylePr>
     <w:tblStylePr w:type="lastCol">
       <w:rPr>
+        <w:rFonts w:eastAsia="黑体"/>
         <w:b/>
         <w:bCs/>
       </w:rPr>
@@ -10136,12 +10571,14 @@
     </w:tcPr>
     <w:tblStylePr w:type="firstRow">
       <w:rPr>
+        <w:rFonts w:eastAsia="黑体"/>
         <w:b/>
         <w:bCs/>
       </w:rPr>
     </w:tblStylePr>
     <w:tblStylePr w:type="lastRow">
       <w:rPr>
+        <w:rFonts w:eastAsia="黑体"/>
         <w:b/>
         <w:bCs/>
       </w:rPr>
@@ -10154,12 +10591,14 @@
     </w:tblStylePr>
     <w:tblStylePr w:type="firstCol">
       <w:rPr>
+        <w:rFonts w:eastAsia="黑体"/>
         <w:b/>
         <w:bCs/>
       </w:rPr>
     </w:tblStylePr>
     <w:tblStylePr w:type="lastCol">
       <w:rPr>
+        <w:rFonts w:eastAsia="黑体"/>
         <w:b/>
         <w:bCs/>
       </w:rPr>
@@ -10209,12 +10648,14 @@
     </w:tcPr>
     <w:tblStylePr w:type="firstRow">
       <w:rPr>
+        <w:rFonts w:eastAsia="黑体"/>
         <w:b/>
         <w:bCs/>
       </w:rPr>
     </w:tblStylePr>
     <w:tblStylePr w:type="lastRow">
       <w:rPr>
+        <w:rFonts w:eastAsia="黑体"/>
         <w:b/>
         <w:bCs/>
       </w:rPr>
@@ -10227,12 +10668,14 @@
     </w:tblStylePr>
     <w:tblStylePr w:type="firstCol">
       <w:rPr>
+        <w:rFonts w:eastAsia="黑体"/>
         <w:b/>
         <w:bCs/>
       </w:rPr>
     </w:tblStylePr>
     <w:tblStylePr w:type="lastCol">
       <w:rPr>
+        <w:rFonts w:eastAsia="黑体"/>
         <w:b/>
         <w:bCs/>
       </w:rPr>
@@ -10259,7 +10702,7 @@
       <w:spacing w:after="0" w:line="240" w:lineRule="auto"/>
     </w:pPr>
     <w:rPr>
-      <w:rFonts w:asciiTheme="majorHAnsi" w:cstheme="majorBidi" w:eastAsiaTheme="majorEastAsia" w:hAnsiTheme="majorHAnsi"/>
+      <w:rFonts w:asciiTheme="majorHAnsi" w:cstheme="majorBidi" w:hAnsiTheme="majorHAnsi" w:eastAsia="黑体"/>
       <w:color w:themeColor="text1" w:val="000000"/>
     </w:rPr>
     <w:tblPr>
@@ -10286,6 +10729,7 @@
     </w:tcPr>
     <w:tblStylePr w:type="firstRow">
       <w:rPr>
+        <w:rFonts w:eastAsia="黑体"/>
         <w:b/>
         <w:bCs/>
         <w:color w:themeColor="text1" w:val="000000"/>
@@ -10297,6 +10741,7 @@
     </w:tblStylePr>
     <w:tblStylePr w:type="lastRow">
       <w:rPr>
+        <w:rFonts w:eastAsia="黑体"/>
         <w:b/>
         <w:bCs/>
         <w:color w:themeColor="text1" w:val="000000"/>
@@ -10316,6 +10761,7 @@
     </w:tblStylePr>
     <w:tblStylePr w:type="firstCol">
       <w:rPr>
+        <w:rFonts w:eastAsia="黑体"/>
         <w:b/>
         <w:bCs/>
         <w:color w:themeColor="text1" w:val="000000"/>
@@ -10335,6 +10781,7 @@
     </w:tblStylePr>
     <w:tblStylePr w:type="lastCol">
       <w:rPr>
+        <w:rFonts w:eastAsia="黑体"/>
         <w:b w:val="0"/>
         <w:bCs w:val="0"/>
         <w:color w:themeColor="text1" w:val="000000"/>
@@ -10384,7 +10831,7 @@
       <w:spacing w:after="0" w:line="240" w:lineRule="auto"/>
     </w:pPr>
     <w:rPr>
-      <w:rFonts w:asciiTheme="majorHAnsi" w:cstheme="majorBidi" w:eastAsiaTheme="majorEastAsia" w:hAnsiTheme="majorHAnsi"/>
+      <w:rFonts w:asciiTheme="majorHAnsi" w:cstheme="majorBidi" w:hAnsiTheme="majorHAnsi" w:eastAsia="黑体"/>
       <w:color w:themeColor="text1" w:val="000000"/>
     </w:rPr>
     <w:tblPr>
@@ -10411,6 +10858,7 @@
     </w:tcPr>
     <w:tblStylePr w:type="firstRow">
       <w:rPr>
+        <w:rFonts w:eastAsia="黑体"/>
         <w:b/>
         <w:bCs/>
         <w:color w:themeColor="text1" w:val="000000"/>
@@ -10422,6 +10870,7 @@
     </w:tblStylePr>
     <w:tblStylePr w:type="lastRow">
       <w:rPr>
+        <w:rFonts w:eastAsia="黑体"/>
         <w:b/>
         <w:bCs/>
         <w:color w:themeColor="text1" w:val="000000"/>
@@ -10441,6 +10890,7 @@
     </w:tblStylePr>
     <w:tblStylePr w:type="firstCol">
       <w:rPr>
+        <w:rFonts w:eastAsia="黑体"/>
         <w:b/>
         <w:bCs/>
         <w:color w:themeColor="text1" w:val="000000"/>
@@ -10460,6 +10910,7 @@
     </w:tblStylePr>
     <w:tblStylePr w:type="lastCol">
       <w:rPr>
+        <w:rFonts w:eastAsia="黑体"/>
         <w:b w:val="0"/>
         <w:bCs w:val="0"/>
         <w:color w:themeColor="text1" w:val="000000"/>
@@ -10509,7 +10960,7 @@
       <w:spacing w:after="0" w:line="240" w:lineRule="auto"/>
     </w:pPr>
     <w:rPr>
-      <w:rFonts w:asciiTheme="majorHAnsi" w:cstheme="majorBidi" w:eastAsiaTheme="majorEastAsia" w:hAnsiTheme="majorHAnsi"/>
+      <w:rFonts w:asciiTheme="majorHAnsi" w:cstheme="majorBidi" w:hAnsiTheme="majorHAnsi" w:eastAsia="黑体"/>
       <w:color w:themeColor="text1" w:val="000000"/>
     </w:rPr>
     <w:tblPr>
@@ -10536,6 +10987,7 @@
     </w:tcPr>
     <w:tblStylePr w:type="firstRow">
       <w:rPr>
+        <w:rFonts w:eastAsia="黑体"/>
         <w:b/>
         <w:bCs/>
         <w:color w:themeColor="text1" w:val="000000"/>
@@ -10547,6 +10999,7 @@
     </w:tblStylePr>
     <w:tblStylePr w:type="lastRow">
       <w:rPr>
+        <w:rFonts w:eastAsia="黑体"/>
         <w:b/>
         <w:bCs/>
         <w:color w:themeColor="text1" w:val="000000"/>
@@ -10566,6 +11019,7 @@
     </w:tblStylePr>
     <w:tblStylePr w:type="firstCol">
       <w:rPr>
+        <w:rFonts w:eastAsia="黑体"/>
         <w:b/>
         <w:bCs/>
         <w:color w:themeColor="text1" w:val="000000"/>
@@ -10585,6 +11039,7 @@
     </w:tblStylePr>
     <w:tblStylePr w:type="lastCol">
       <w:rPr>
+        <w:rFonts w:eastAsia="黑体"/>
         <w:b w:val="0"/>
         <w:bCs w:val="0"/>
         <w:color w:themeColor="text1" w:val="000000"/>
@@ -10634,7 +11089,7 @@
       <w:spacing w:after="0" w:line="240" w:lineRule="auto"/>
     </w:pPr>
     <w:rPr>
-      <w:rFonts w:asciiTheme="majorHAnsi" w:cstheme="majorBidi" w:eastAsiaTheme="majorEastAsia" w:hAnsiTheme="majorHAnsi"/>
+      <w:rFonts w:asciiTheme="majorHAnsi" w:cstheme="majorBidi" w:hAnsiTheme="majorHAnsi" w:eastAsia="黑体"/>
       <w:color w:themeColor="text1" w:val="000000"/>
     </w:rPr>
     <w:tblPr>
@@ -10661,6 +11116,7 @@
     </w:tcPr>
     <w:tblStylePr w:type="firstRow">
       <w:rPr>
+        <w:rFonts w:eastAsia="黑体"/>
         <w:b/>
         <w:bCs/>
         <w:color w:themeColor="text1" w:val="000000"/>
@@ -10672,6 +11128,7 @@
     </w:tblStylePr>
     <w:tblStylePr w:type="lastRow">
       <w:rPr>
+        <w:rFonts w:eastAsia="黑体"/>
         <w:b/>
         <w:bCs/>
         <w:color w:themeColor="text1" w:val="000000"/>
@@ -10691,6 +11148,7 @@
     </w:tblStylePr>
     <w:tblStylePr w:type="firstCol">
       <w:rPr>
+        <w:rFonts w:eastAsia="黑体"/>
         <w:b/>
         <w:bCs/>
         <w:color w:themeColor="text1" w:val="000000"/>
@@ -10710,6 +11168,7 @@
     </w:tblStylePr>
     <w:tblStylePr w:type="lastCol">
       <w:rPr>
+        <w:rFonts w:eastAsia="黑体"/>
         <w:b w:val="0"/>
         <w:bCs w:val="0"/>
         <w:color w:themeColor="text1" w:val="000000"/>
@@ -10759,7 +11218,7 @@
       <w:spacing w:after="0" w:line="240" w:lineRule="auto"/>
     </w:pPr>
     <w:rPr>
-      <w:rFonts w:asciiTheme="majorHAnsi" w:cstheme="majorBidi" w:eastAsiaTheme="majorEastAsia" w:hAnsiTheme="majorHAnsi"/>
+      <w:rFonts w:asciiTheme="majorHAnsi" w:cstheme="majorBidi" w:hAnsiTheme="majorHAnsi" w:eastAsia="黑体"/>
       <w:color w:themeColor="text1" w:val="000000"/>
     </w:rPr>
     <w:tblPr>
@@ -10786,6 +11245,7 @@
     </w:tcPr>
     <w:tblStylePr w:type="firstRow">
       <w:rPr>
+        <w:rFonts w:eastAsia="黑体"/>
         <w:b/>
         <w:bCs/>
         <w:color w:themeColor="text1" w:val="000000"/>
@@ -10797,6 +11257,7 @@
     </w:tblStylePr>
     <w:tblStylePr w:type="lastRow">
       <w:rPr>
+        <w:rFonts w:eastAsia="黑体"/>
         <w:b/>
         <w:bCs/>
         <w:color w:themeColor="text1" w:val="000000"/>
@@ -10816,6 +11277,7 @@
     </w:tblStylePr>
     <w:tblStylePr w:type="firstCol">
       <w:rPr>
+        <w:rFonts w:eastAsia="黑体"/>
         <w:b/>
         <w:bCs/>
         <w:color w:themeColor="text1" w:val="000000"/>
@@ -10835,6 +11297,7 @@
     </w:tblStylePr>
     <w:tblStylePr w:type="lastCol">
       <w:rPr>
+        <w:rFonts w:eastAsia="黑体"/>
         <w:b w:val="0"/>
         <w:bCs w:val="0"/>
         <w:color w:themeColor="text1" w:val="000000"/>
@@ -10884,7 +11347,7 @@
       <w:spacing w:after="0" w:line="240" w:lineRule="auto"/>
     </w:pPr>
     <w:rPr>
-      <w:rFonts w:asciiTheme="majorHAnsi" w:cstheme="majorBidi" w:eastAsiaTheme="majorEastAsia" w:hAnsiTheme="majorHAnsi"/>
+      <w:rFonts w:asciiTheme="majorHAnsi" w:cstheme="majorBidi" w:hAnsiTheme="majorHAnsi" w:eastAsia="黑体"/>
       <w:color w:themeColor="text1" w:val="000000"/>
     </w:rPr>
     <w:tblPr>
@@ -10911,6 +11374,7 @@
     </w:tcPr>
     <w:tblStylePr w:type="firstRow">
       <w:rPr>
+        <w:rFonts w:eastAsia="黑体"/>
         <w:b/>
         <w:bCs/>
         <w:color w:themeColor="text1" w:val="000000"/>
@@ -10922,6 +11386,7 @@
     </w:tblStylePr>
     <w:tblStylePr w:type="lastRow">
       <w:rPr>
+        <w:rFonts w:eastAsia="黑体"/>
         <w:b/>
         <w:bCs/>
         <w:color w:themeColor="text1" w:val="000000"/>
@@ -10941,6 +11406,7 @@
     </w:tblStylePr>
     <w:tblStylePr w:type="firstCol">
       <w:rPr>
+        <w:rFonts w:eastAsia="黑体"/>
         <w:b/>
         <w:bCs/>
         <w:color w:themeColor="text1" w:val="000000"/>
@@ -10960,6 +11426,7 @@
     </w:tblStylePr>
     <w:tblStylePr w:type="lastCol">
       <w:rPr>
+        <w:rFonts w:eastAsia="黑体"/>
         <w:b w:val="0"/>
         <w:bCs w:val="0"/>
         <w:color w:themeColor="text1" w:val="000000"/>
@@ -11009,7 +11476,7 @@
       <w:spacing w:after="0" w:line="240" w:lineRule="auto"/>
     </w:pPr>
     <w:rPr>
-      <w:rFonts w:asciiTheme="majorHAnsi" w:cstheme="majorBidi" w:eastAsiaTheme="majorEastAsia" w:hAnsiTheme="majorHAnsi"/>
+      <w:rFonts w:asciiTheme="majorHAnsi" w:cstheme="majorBidi" w:hAnsiTheme="majorHAnsi" w:eastAsia="黑体"/>
       <w:color w:themeColor="text1" w:val="000000"/>
     </w:rPr>
     <w:tblPr>
@@ -11036,6 +11503,7 @@
     </w:tcPr>
     <w:tblStylePr w:type="firstRow">
       <w:rPr>
+        <w:rFonts w:eastAsia="黑体"/>
         <w:b/>
         <w:bCs/>
         <w:color w:themeColor="text1" w:val="000000"/>
@@ -11047,6 +11515,7 @@
     </w:tblStylePr>
     <w:tblStylePr w:type="lastRow">
       <w:rPr>
+        <w:rFonts w:eastAsia="黑体"/>
         <w:b/>
         <w:bCs/>
         <w:color w:themeColor="text1" w:val="000000"/>
@@ -11066,6 +11535,7 @@
     </w:tblStylePr>
     <w:tblStylePr w:type="firstCol">
       <w:rPr>
+        <w:rFonts w:eastAsia="黑体"/>
         <w:b/>
         <w:bCs/>
         <w:color w:themeColor="text1" w:val="000000"/>
@@ -11085,6 +11555,7 @@
     </w:tblStylePr>
     <w:tblStylePr w:type="lastCol">
       <w:rPr>
+        <w:rFonts w:eastAsia="黑体"/>
         <w:b w:val="0"/>
         <w:bCs w:val="0"/>
         <w:color w:themeColor="text1" w:val="000000"/>
@@ -11157,6 +11628,7 @@
     </w:tcPr>
     <w:tblStylePr w:type="firstRow">
       <w:rPr>
+        <w:rFonts w:eastAsia="黑体"/>
         <w:b/>
         <w:bCs/>
         <w:i w:val="0"/>
@@ -11178,6 +11650,7 @@
     </w:tblStylePr>
     <w:tblStylePr w:type="lastRow">
       <w:rPr>
+        <w:rFonts w:eastAsia="黑体"/>
         <w:b/>
         <w:bCs/>
         <w:i w:val="0"/>
@@ -11199,6 +11672,7 @@
     </w:tblStylePr>
     <w:tblStylePr w:type="firstCol">
       <w:rPr>
+        <w:rFonts w:eastAsia="黑体"/>
         <w:b/>
         <w:bCs/>
         <w:i w:val="0"/>
@@ -11218,6 +11692,7 @@
     </w:tblStylePr>
     <w:tblStylePr w:type="lastCol">
       <w:rPr>
+        <w:rFonts w:eastAsia="黑体"/>
         <w:b/>
         <w:bCs/>
         <w:i w:val="0"/>
@@ -11298,6 +11773,7 @@
     </w:tcPr>
     <w:tblStylePr w:type="firstRow">
       <w:rPr>
+        <w:rFonts w:eastAsia="黑体"/>
         <w:b/>
         <w:bCs/>
         <w:i w:val="0"/>
@@ -11319,6 +11795,7 @@
     </w:tblStylePr>
     <w:tblStylePr w:type="lastRow">
       <w:rPr>
+        <w:rFonts w:eastAsia="黑体"/>
         <w:b/>
         <w:bCs/>
         <w:i w:val="0"/>
@@ -11340,6 +11817,7 @@
     </w:tblStylePr>
     <w:tblStylePr w:type="firstCol">
       <w:rPr>
+        <w:rFonts w:eastAsia="黑体"/>
         <w:b/>
         <w:bCs/>
         <w:i w:val="0"/>
@@ -11359,6 +11837,7 @@
     </w:tblStylePr>
     <w:tblStylePr w:type="lastCol">
       <w:rPr>
+        <w:rFonts w:eastAsia="黑体"/>
         <w:b/>
         <w:bCs/>
         <w:i w:val="0"/>
@@ -11439,6 +11918,7 @@
     </w:tcPr>
     <w:tblStylePr w:type="firstRow">
       <w:rPr>
+        <w:rFonts w:eastAsia="黑体"/>
         <w:b/>
         <w:bCs/>
         <w:i w:val="0"/>
@@ -11460,6 +11940,7 @@
     </w:tblStylePr>
     <w:tblStylePr w:type="lastRow">
       <w:rPr>
+        <w:rFonts w:eastAsia="黑体"/>
         <w:b/>
         <w:bCs/>
         <w:i w:val="0"/>
@@ -11481,6 +11962,7 @@
     </w:tblStylePr>
     <w:tblStylePr w:type="firstCol">
       <w:rPr>
+        <w:rFonts w:eastAsia="黑体"/>
         <w:b/>
         <w:bCs/>
         <w:i w:val="0"/>
@@ -11500,6 +11982,7 @@
     </w:tblStylePr>
     <w:tblStylePr w:type="lastCol">
       <w:rPr>
+        <w:rFonts w:eastAsia="黑体"/>
         <w:b/>
         <w:bCs/>
         <w:i w:val="0"/>
@@ -11580,6 +12063,7 @@
     </w:tcPr>
     <w:tblStylePr w:type="firstRow">
       <w:rPr>
+        <w:rFonts w:eastAsia="黑体"/>
         <w:b/>
         <w:bCs/>
         <w:i w:val="0"/>
@@ -11601,6 +12085,7 @@
     </w:tblStylePr>
     <w:tblStylePr w:type="lastRow">
       <w:rPr>
+        <w:rFonts w:eastAsia="黑体"/>
         <w:b/>
         <w:bCs/>
         <w:i w:val="0"/>
@@ -11622,6 +12107,7 @@
     </w:tblStylePr>
     <w:tblStylePr w:type="firstCol">
       <w:rPr>
+        <w:rFonts w:eastAsia="黑体"/>
         <w:b/>
         <w:bCs/>
         <w:i w:val="0"/>
@@ -11641,6 +12127,7 @@
     </w:tblStylePr>
     <w:tblStylePr w:type="lastCol">
       <w:rPr>
+        <w:rFonts w:eastAsia="黑体"/>
         <w:b/>
         <w:bCs/>
         <w:i w:val="0"/>
@@ -11721,6 +12208,7 @@
     </w:tcPr>
     <w:tblStylePr w:type="firstRow">
       <w:rPr>
+        <w:rFonts w:eastAsia="黑体"/>
         <w:b/>
         <w:bCs/>
         <w:i w:val="0"/>
@@ -11742,6 +12230,7 @@
     </w:tblStylePr>
     <w:tblStylePr w:type="lastRow">
       <w:rPr>
+        <w:rFonts w:eastAsia="黑体"/>
         <w:b/>
         <w:bCs/>
         <w:i w:val="0"/>
@@ -11763,6 +12252,7 @@
     </w:tblStylePr>
     <w:tblStylePr w:type="firstCol">
       <w:rPr>
+        <w:rFonts w:eastAsia="黑体"/>
         <w:b/>
         <w:bCs/>
         <w:i w:val="0"/>
@@ -11782,6 +12272,7 @@
     </w:tblStylePr>
     <w:tblStylePr w:type="lastCol">
       <w:rPr>
+        <w:rFonts w:eastAsia="黑体"/>
         <w:b/>
         <w:bCs/>
         <w:i w:val="0"/>
@@ -11862,6 +12353,7 @@
     </w:tcPr>
     <w:tblStylePr w:type="firstRow">
       <w:rPr>
+        <w:rFonts w:eastAsia="黑体"/>
         <w:b/>
         <w:bCs/>
         <w:i w:val="0"/>
@@ -11883,6 +12375,7 @@
     </w:tblStylePr>
     <w:tblStylePr w:type="lastRow">
       <w:rPr>
+        <w:rFonts w:eastAsia="黑体"/>
         <w:b/>
         <w:bCs/>
         <w:i w:val="0"/>
@@ -11904,6 +12397,7 @@
     </w:tblStylePr>
     <w:tblStylePr w:type="firstCol">
       <w:rPr>
+        <w:rFonts w:eastAsia="黑体"/>
         <w:b/>
         <w:bCs/>
         <w:i w:val="0"/>
@@ -11923,6 +12417,7 @@
     </w:tblStylePr>
     <w:tblStylePr w:type="lastCol">
       <w:rPr>
+        <w:rFonts w:eastAsia="黑体"/>
         <w:b/>
         <w:bCs/>
         <w:i w:val="0"/>
@@ -12003,6 +12498,7 @@
     </w:tcPr>
     <w:tblStylePr w:type="firstRow">
       <w:rPr>
+        <w:rFonts w:eastAsia="黑体"/>
         <w:b/>
         <w:bCs/>
         <w:i w:val="0"/>
@@ -12024,6 +12520,7 @@
     </w:tblStylePr>
     <w:tblStylePr w:type="lastRow">
       <w:rPr>
+        <w:rFonts w:eastAsia="黑体"/>
         <w:b/>
         <w:bCs/>
         <w:i w:val="0"/>
@@ -12045,6 +12542,7 @@
     </w:tblStylePr>
     <w:tblStylePr w:type="firstCol">
       <w:rPr>
+        <w:rFonts w:eastAsia="黑体"/>
         <w:b/>
         <w:bCs/>
         <w:i w:val="0"/>
@@ -12064,6 +12562,7 @@
     </w:tblStylePr>
     <w:tblStylePr w:type="lastCol">
       <w:rPr>
+        <w:rFonts w:eastAsia="黑体"/>
         <w:b/>
         <w:bCs/>
         <w:i w:val="0"/>
@@ -12121,6 +12620,7 @@
       <w:spacing w:after="0" w:line="240" w:lineRule="auto"/>
     </w:pPr>
     <w:rPr>
+      <w:rFonts w:eastAsia="黑体"/>
       <w:color w:themeColor="background1" w:val="FFFFFF"/>
     </w:rPr>
     <w:tblPr>
@@ -12139,6 +12639,7 @@
     </w:tcPr>
     <w:tblStylePr w:type="firstRow">
       <w:rPr>
+        <w:rFonts w:eastAsia="黑体"/>
         <w:b/>
         <w:bCs/>
       </w:rPr>
@@ -12235,6 +12736,7 @@
       <w:spacing w:after="0" w:line="240" w:lineRule="auto"/>
     </w:pPr>
     <w:rPr>
+      <w:rFonts w:eastAsia="黑体"/>
       <w:color w:themeColor="background1" w:val="FFFFFF"/>
     </w:rPr>
     <w:tblPr>
@@ -12253,6 +12755,7 @@
     </w:tcPr>
     <w:tblStylePr w:type="firstRow">
       <w:rPr>
+        <w:rFonts w:eastAsia="黑体"/>
         <w:b/>
         <w:bCs/>
       </w:rPr>
@@ -12349,6 +12852,7 @@
       <w:spacing w:after="0" w:line="240" w:lineRule="auto"/>
     </w:pPr>
     <w:rPr>
+      <w:rFonts w:eastAsia="黑体"/>
       <w:color w:themeColor="background1" w:val="FFFFFF"/>
     </w:rPr>
     <w:tblPr>
@@ -12367,6 +12871,7 @@
     </w:tcPr>
     <w:tblStylePr w:type="firstRow">
       <w:rPr>
+        <w:rFonts w:eastAsia="黑体"/>
         <w:b/>
         <w:bCs/>
       </w:rPr>
@@ -12463,6 +12968,7 @@
       <w:spacing w:after="0" w:line="240" w:lineRule="auto"/>
     </w:pPr>
     <w:rPr>
+      <w:rFonts w:eastAsia="黑体"/>
       <w:color w:themeColor="background1" w:val="FFFFFF"/>
     </w:rPr>
     <w:tblPr>
@@ -12481,6 +12987,7 @@
     </w:tcPr>
     <w:tblStylePr w:type="firstRow">
       <w:rPr>
+        <w:rFonts w:eastAsia="黑体"/>
         <w:b/>
         <w:bCs/>
       </w:rPr>
@@ -12577,6 +13084,7 @@
       <w:spacing w:after="0" w:line="240" w:lineRule="auto"/>
     </w:pPr>
     <w:rPr>
+      <w:rFonts w:eastAsia="黑体"/>
       <w:color w:themeColor="background1" w:val="FFFFFF"/>
     </w:rPr>
     <w:tblPr>
@@ -12595,6 +13103,7 @@
     </w:tcPr>
     <w:tblStylePr w:type="firstRow">
       <w:rPr>
+        <w:rFonts w:eastAsia="黑体"/>
         <w:b/>
         <w:bCs/>
       </w:rPr>
@@ -12691,6 +13200,7 @@
       <w:spacing w:after="0" w:line="240" w:lineRule="auto"/>
     </w:pPr>
     <w:rPr>
+      <w:rFonts w:eastAsia="黑体"/>
       <w:color w:themeColor="background1" w:val="FFFFFF"/>
     </w:rPr>
     <w:tblPr>
@@ -12709,6 +13219,7 @@
     </w:tcPr>
     <w:tblStylePr w:type="firstRow">
       <w:rPr>
+        <w:rFonts w:eastAsia="黑体"/>
         <w:b/>
         <w:bCs/>
       </w:rPr>
@@ -12805,6 +13316,7 @@
       <w:spacing w:after="0" w:line="240" w:lineRule="auto"/>
     </w:pPr>
     <w:rPr>
+      <w:rFonts w:eastAsia="黑体"/>
       <w:color w:themeColor="background1" w:val="FFFFFF"/>
     </w:rPr>
     <w:tblPr>
@@ -12823,6 +13335,7 @@
     </w:tcPr>
     <w:tblStylePr w:type="firstRow">
       <w:rPr>
+        <w:rFonts w:eastAsia="黑体"/>
         <w:b/>
         <w:bCs/>
       </w:rPr>
@@ -12919,6 +13432,7 @@
       <w:spacing w:after="0" w:line="240" w:lineRule="auto"/>
     </w:pPr>
     <w:rPr>
+      <w:rFonts w:eastAsia="黑体"/>
       <w:color w:themeColor="text1" w:val="000000"/>
     </w:rPr>
     <w:tblPr>
@@ -12945,6 +13459,7 @@
     </w:tcPr>
     <w:tblStylePr w:type="firstRow">
       <w:rPr>
+        <w:rFonts w:eastAsia="黑体"/>
         <w:b/>
         <w:bCs/>
       </w:rPr>
@@ -12963,6 +13478,7 @@
     </w:tblStylePr>
     <w:tblStylePr w:type="lastRow">
       <w:rPr>
+        <w:rFonts w:eastAsia="黑体"/>
         <w:b/>
         <w:bCs/>
         <w:color w:themeColor="background1" w:val="FFFFFF"/>
@@ -12977,6 +13493,7 @@
     </w:tblStylePr>
     <w:tblStylePr w:type="firstCol">
       <w:rPr>
+        <w:rFonts w:eastAsia="黑体"/>
         <w:color w:themeColor="background1" w:val="FFFFFF"/>
       </w:rPr>
       <w:tblPr/>
@@ -12994,6 +13511,7 @@
     </w:tblStylePr>
     <w:tblStylePr w:type="lastCol">
       <w:rPr>
+        <w:rFonts w:eastAsia="黑体"/>
         <w:color w:themeColor="background1" w:val="FFFFFF"/>
       </w:rPr>
       <w:tblPr/>
@@ -13023,11 +13541,13 @@
     </w:tblStylePr>
     <w:tblStylePr w:type="neCell">
       <w:rPr>
+        <w:rFonts w:eastAsia="黑体"/>
         <w:color w:themeColor="text1" w:val="000000"/>
       </w:rPr>
     </w:tblStylePr>
     <w:tblStylePr w:type="nwCell">
       <w:rPr>
+        <w:rFonts w:eastAsia="黑体"/>
         <w:color w:themeColor="text1" w:val="000000"/>
       </w:rPr>
     </w:tblStylePr>
@@ -13041,6 +13561,7 @@
       <w:spacing w:after="0" w:line="240" w:lineRule="auto"/>
     </w:pPr>
     <w:rPr>
+      <w:rFonts w:eastAsia="黑体"/>
       <w:color w:themeColor="text1" w:val="000000"/>
     </w:rPr>
     <w:tblPr>
@@ -13067,6 +13588,7 @@
     </w:tcPr>
     <w:tblStylePr w:type="firstRow">
       <w:rPr>
+        <w:rFonts w:eastAsia="黑体"/>
         <w:b/>
         <w:bCs/>
       </w:rPr>
@@ -13085,6 +13607,7 @@
     </w:tblStylePr>
     <w:tblStylePr w:type="lastRow">
       <w:rPr>
+        <w:rFonts w:eastAsia="黑体"/>
         <w:b/>
         <w:bCs/>
         <w:color w:themeColor="background1" w:val="FFFFFF"/>
@@ -13099,6 +13622,7 @@
     </w:tblStylePr>
     <w:tblStylePr w:type="firstCol">
       <w:rPr>
+        <w:rFonts w:eastAsia="黑体"/>
         <w:color w:themeColor="background1" w:val="FFFFFF"/>
       </w:rPr>
       <w:tblPr/>
@@ -13116,6 +13640,7 @@
     </w:tblStylePr>
     <w:tblStylePr w:type="lastCol">
       <w:rPr>
+        <w:rFonts w:eastAsia="黑体"/>
         <w:color w:themeColor="background1" w:val="FFFFFF"/>
       </w:rPr>
       <w:tblPr/>
@@ -13145,11 +13670,13 @@
     </w:tblStylePr>
     <w:tblStylePr w:type="neCell">
       <w:rPr>
+        <w:rFonts w:eastAsia="黑体"/>
         <w:color w:themeColor="text1" w:val="000000"/>
       </w:rPr>
     </w:tblStylePr>
     <w:tblStylePr w:type="nwCell">
       <w:rPr>
+        <w:rFonts w:eastAsia="黑体"/>
         <w:color w:themeColor="text1" w:val="000000"/>
       </w:rPr>
     </w:tblStylePr>
@@ -13163,6 +13690,7 @@
       <w:spacing w:after="0" w:line="240" w:lineRule="auto"/>
     </w:pPr>
     <w:rPr>
+      <w:rFonts w:eastAsia="黑体"/>
       <w:color w:themeColor="text1" w:val="000000"/>
     </w:rPr>
     <w:tblPr>
@@ -13189,6 +13717,7 @@
     </w:tcPr>
     <w:tblStylePr w:type="firstRow">
       <w:rPr>
+        <w:rFonts w:eastAsia="黑体"/>
         <w:b/>
         <w:bCs/>
       </w:rPr>
@@ -13207,6 +13736,7 @@
     </w:tblStylePr>
     <w:tblStylePr w:type="lastRow">
       <w:rPr>
+        <w:rFonts w:eastAsia="黑体"/>
         <w:b/>
         <w:bCs/>
         <w:color w:themeColor="background1" w:val="FFFFFF"/>
@@ -13221,6 +13751,7 @@
     </w:tblStylePr>
     <w:tblStylePr w:type="firstCol">
       <w:rPr>
+        <w:rFonts w:eastAsia="黑体"/>
         <w:color w:themeColor="background1" w:val="FFFFFF"/>
       </w:rPr>
       <w:tblPr/>
@@ -13238,6 +13769,7 @@
     </w:tblStylePr>
     <w:tblStylePr w:type="lastCol">
       <w:rPr>
+        <w:rFonts w:eastAsia="黑体"/>
         <w:color w:themeColor="background1" w:val="FFFFFF"/>
       </w:rPr>
       <w:tblPr/>
@@ -13267,11 +13799,13 @@
     </w:tblStylePr>
     <w:tblStylePr w:type="neCell">
       <w:rPr>
+        <w:rFonts w:eastAsia="黑体"/>
         <w:color w:themeColor="text1" w:val="000000"/>
       </w:rPr>
     </w:tblStylePr>
     <w:tblStylePr w:type="nwCell">
       <w:rPr>
+        <w:rFonts w:eastAsia="黑体"/>
         <w:color w:themeColor="text1" w:val="000000"/>
       </w:rPr>
     </w:tblStylePr>
@@ -13285,6 +13819,7 @@
       <w:spacing w:after="0" w:line="240" w:lineRule="auto"/>
     </w:pPr>
     <w:rPr>
+      <w:rFonts w:eastAsia="黑体"/>
       <w:color w:themeColor="text1" w:val="000000"/>
     </w:rPr>
     <w:tblPr>
@@ -13311,6 +13846,7 @@
     </w:tcPr>
     <w:tblStylePr w:type="firstRow">
       <w:rPr>
+        <w:rFonts w:eastAsia="黑体"/>
         <w:b/>
         <w:bCs/>
       </w:rPr>
@@ -13329,6 +13865,7 @@
     </w:tblStylePr>
     <w:tblStylePr w:type="lastRow">
       <w:rPr>
+        <w:rFonts w:eastAsia="黑体"/>
         <w:b/>
         <w:bCs/>
         <w:color w:themeColor="background1" w:val="FFFFFF"/>
@@ -13343,6 +13880,7 @@
     </w:tblStylePr>
     <w:tblStylePr w:type="firstCol">
       <w:rPr>
+        <w:rFonts w:eastAsia="黑体"/>
         <w:color w:themeColor="background1" w:val="FFFFFF"/>
       </w:rPr>
       <w:tblPr/>
@@ -13360,6 +13898,7 @@
     </w:tblStylePr>
     <w:tblStylePr w:type="lastCol">
       <w:rPr>
+        <w:rFonts w:eastAsia="黑体"/>
         <w:color w:themeColor="background1" w:val="FFFFFF"/>
       </w:rPr>
       <w:tblPr/>
@@ -13397,6 +13936,7 @@
       <w:spacing w:after="0" w:line="240" w:lineRule="auto"/>
     </w:pPr>
     <w:rPr>
+      <w:rFonts w:eastAsia="黑体"/>
       <w:color w:themeColor="text1" w:val="000000"/>
     </w:rPr>
     <w:tblPr>
@@ -13423,6 +13963,7 @@
     </w:tcPr>
     <w:tblStylePr w:type="firstRow">
       <w:rPr>
+        <w:rFonts w:eastAsia="黑体"/>
         <w:b/>
         <w:bCs/>
       </w:rPr>
@@ -13441,6 +13982,7 @@
     </w:tblStylePr>
     <w:tblStylePr w:type="lastRow">
       <w:rPr>
+        <w:rFonts w:eastAsia="黑体"/>
         <w:b/>
         <w:bCs/>
         <w:color w:themeColor="background1" w:val="FFFFFF"/>
@@ -13455,6 +13997,7 @@
     </w:tblStylePr>
     <w:tblStylePr w:type="firstCol">
       <w:rPr>
+        <w:rFonts w:eastAsia="黑体"/>
         <w:color w:themeColor="background1" w:val="FFFFFF"/>
       </w:rPr>
       <w:tblPr/>
@@ -13472,6 +14015,7 @@
     </w:tblStylePr>
     <w:tblStylePr w:type="lastCol">
       <w:rPr>
+        <w:rFonts w:eastAsia="黑体"/>
         <w:color w:themeColor="background1" w:val="FFFFFF"/>
       </w:rPr>
       <w:tblPr/>
@@ -13501,11 +14045,13 @@
     </w:tblStylePr>
     <w:tblStylePr w:type="neCell">
       <w:rPr>
+        <w:rFonts w:eastAsia="黑体"/>
         <w:color w:themeColor="text1" w:val="000000"/>
       </w:rPr>
     </w:tblStylePr>
     <w:tblStylePr w:type="nwCell">
       <w:rPr>
+        <w:rFonts w:eastAsia="黑体"/>
         <w:color w:themeColor="text1" w:val="000000"/>
       </w:rPr>
     </w:tblStylePr>
@@ -13519,6 +14065,7 @@
       <w:spacing w:after="0" w:line="240" w:lineRule="auto"/>
     </w:pPr>
     <w:rPr>
+      <w:rFonts w:eastAsia="黑体"/>
       <w:color w:themeColor="text1" w:val="000000"/>
     </w:rPr>
     <w:tblPr>
@@ -13545,6 +14092,7 @@
     </w:tcPr>
     <w:tblStylePr w:type="firstRow">
       <w:rPr>
+        <w:rFonts w:eastAsia="黑体"/>
         <w:b/>
         <w:bCs/>
       </w:rPr>
@@ -13563,6 +14111,7 @@
     </w:tblStylePr>
     <w:tblStylePr w:type="lastRow">
       <w:rPr>
+        <w:rFonts w:eastAsia="黑体"/>
         <w:b/>
         <w:bCs/>
         <w:color w:themeColor="background1" w:val="FFFFFF"/>
@@ -13577,6 +14126,7 @@
     </w:tblStylePr>
     <w:tblStylePr w:type="firstCol">
       <w:rPr>
+        <w:rFonts w:eastAsia="黑体"/>
         <w:color w:themeColor="background1" w:val="FFFFFF"/>
       </w:rPr>
       <w:tblPr/>
@@ -13594,6 +14144,7 @@
     </w:tblStylePr>
     <w:tblStylePr w:type="lastCol">
       <w:rPr>
+        <w:rFonts w:eastAsia="黑体"/>
         <w:color w:themeColor="background1" w:val="FFFFFF"/>
       </w:rPr>
       <w:tblPr/>
@@ -13623,11 +14174,13 @@
     </w:tblStylePr>
     <w:tblStylePr w:type="neCell">
       <w:rPr>
+        <w:rFonts w:eastAsia="黑体"/>
         <w:color w:themeColor="text1" w:val="000000"/>
       </w:rPr>
     </w:tblStylePr>
     <w:tblStylePr w:type="nwCell">
       <w:rPr>
+        <w:rFonts w:eastAsia="黑体"/>
         <w:color w:themeColor="text1" w:val="000000"/>
       </w:rPr>
     </w:tblStylePr>
@@ -13641,6 +14194,7 @@
       <w:spacing w:after="0" w:line="240" w:lineRule="auto"/>
     </w:pPr>
     <w:rPr>
+      <w:rFonts w:eastAsia="黑体"/>
       <w:color w:themeColor="text1" w:val="000000"/>
     </w:rPr>
     <w:tblPr>
@@ -13667,6 +14221,7 @@
     </w:tcPr>
     <w:tblStylePr w:type="firstRow">
       <w:rPr>
+        <w:rFonts w:eastAsia="黑体"/>
         <w:b/>
         <w:bCs/>
       </w:rPr>
@@ -13685,6 +14240,7 @@
     </w:tblStylePr>
     <w:tblStylePr w:type="lastRow">
       <w:rPr>
+        <w:rFonts w:eastAsia="黑体"/>
         <w:b/>
         <w:bCs/>
         <w:color w:themeColor="background1" w:val="FFFFFF"/>
@@ -13699,6 +14255,7 @@
     </w:tblStylePr>
     <w:tblStylePr w:type="firstCol">
       <w:rPr>
+        <w:rFonts w:eastAsia="黑体"/>
         <w:color w:themeColor="background1" w:val="FFFFFF"/>
       </w:rPr>
       <w:tblPr/>
@@ -13716,6 +14273,7 @@
     </w:tblStylePr>
     <w:tblStylePr w:type="lastCol">
       <w:rPr>
+        <w:rFonts w:eastAsia="黑体"/>
         <w:color w:themeColor="background1" w:val="FFFFFF"/>
       </w:rPr>
       <w:tblPr/>
@@ -13745,11 +14303,13 @@
     </w:tblStylePr>
     <w:tblStylePr w:type="neCell">
       <w:rPr>
+        <w:rFonts w:eastAsia="黑体"/>
         <w:color w:themeColor="text1" w:val="000000"/>
       </w:rPr>
     </w:tblStylePr>
     <w:tblStylePr w:type="nwCell">
       <w:rPr>
+        <w:rFonts w:eastAsia="黑体"/>
         <w:color w:themeColor="text1" w:val="000000"/>
       </w:rPr>
     </w:tblStylePr>
@@ -13763,6 +14323,7 @@
       <w:spacing w:after="0" w:line="240" w:lineRule="auto"/>
     </w:pPr>
     <w:rPr>
+      <w:rFonts w:eastAsia="黑体"/>
       <w:color w:themeColor="text1" w:val="000000"/>
     </w:rPr>
     <w:tblPr>
@@ -13781,6 +14342,7 @@
     </w:tcPr>
     <w:tblStylePr w:type="firstRow">
       <w:rPr>
+        <w:rFonts w:eastAsia="黑体"/>
         <w:b/>
         <w:bCs/>
         <w:color w:themeColor="background1" w:val="FFFFFF"/>
@@ -13795,6 +14357,7 @@
     </w:tblStylePr>
     <w:tblStylePr w:type="lastRow">
       <w:rPr>
+        <w:rFonts w:eastAsia="黑体"/>
         <w:b/>
         <w:bCs/>
         <w:color w:themeColor="accent2" w:themeShade="CC" w:val="9E3A38"/>
@@ -13809,12 +14372,14 @@
     </w:tblStylePr>
     <w:tblStylePr w:type="firstCol">
       <w:rPr>
+        <w:rFonts w:eastAsia="黑体"/>
         <w:b/>
         <w:bCs/>
       </w:rPr>
     </w:tblStylePr>
     <w:tblStylePr w:type="lastCol">
       <w:rPr>
+        <w:rFonts w:eastAsia="黑体"/>
         <w:b/>
         <w:bCs/>
       </w:rPr>
@@ -13849,6 +14414,7 @@
       <w:spacing w:after="0" w:line="240" w:lineRule="auto"/>
     </w:pPr>
     <w:rPr>
+      <w:rFonts w:eastAsia="黑体"/>
       <w:color w:themeColor="text1" w:val="000000"/>
     </w:rPr>
     <w:tblPr>
@@ -13867,6 +14433,7 @@
     </w:tcPr>
     <w:tblStylePr w:type="firstRow">
       <w:rPr>
+        <w:rFonts w:eastAsia="黑体"/>
         <w:b/>
         <w:bCs/>
         <w:color w:themeColor="background1" w:val="FFFFFF"/>
@@ -13881,6 +14448,7 @@
     </w:tblStylePr>
     <w:tblStylePr w:type="lastRow">
       <w:rPr>
+        <w:rFonts w:eastAsia="黑体"/>
         <w:b/>
         <w:bCs/>
         <w:color w:themeColor="accent2" w:themeShade="CC" w:val="9E3A38"/>
@@ -13895,12 +14463,14 @@
     </w:tblStylePr>
     <w:tblStylePr w:type="firstCol">
       <w:rPr>
+        <w:rFonts w:eastAsia="黑体"/>
         <w:b/>
         <w:bCs/>
       </w:rPr>
     </w:tblStylePr>
     <w:tblStylePr w:type="lastCol">
       <w:rPr>
+        <w:rFonts w:eastAsia="黑体"/>
         <w:b/>
         <w:bCs/>
       </w:rPr>
@@ -13935,6 +14505,7 @@
       <w:spacing w:after="0" w:line="240" w:lineRule="auto"/>
     </w:pPr>
     <w:rPr>
+      <w:rFonts w:eastAsia="黑体"/>
       <w:color w:themeColor="text1" w:val="000000"/>
     </w:rPr>
     <w:tblPr>
@@ -13953,6 +14524,7 @@
     </w:tcPr>
     <w:tblStylePr w:type="firstRow">
       <w:rPr>
+        <w:rFonts w:eastAsia="黑体"/>
         <w:b/>
         <w:bCs/>
         <w:color w:themeColor="background1" w:val="FFFFFF"/>
@@ -13967,6 +14539,7 @@
     </w:tblStylePr>
     <w:tblStylePr w:type="lastRow">
       <w:rPr>
+        <w:rFonts w:eastAsia="黑体"/>
         <w:b/>
         <w:bCs/>
         <w:color w:themeColor="accent2" w:themeShade="CC" w:val="9E3A38"/>
@@ -13981,12 +14554,14 @@
     </w:tblStylePr>
     <w:tblStylePr w:type="firstCol">
       <w:rPr>
+        <w:rFonts w:eastAsia="黑体"/>
         <w:b/>
         <w:bCs/>
       </w:rPr>
     </w:tblStylePr>
     <w:tblStylePr w:type="lastCol">
       <w:rPr>
+        <w:rFonts w:eastAsia="黑体"/>
         <w:b/>
         <w:bCs/>
       </w:rPr>
@@ -14021,6 +14596,7 @@
       <w:spacing w:after="0" w:line="240" w:lineRule="auto"/>
     </w:pPr>
     <w:rPr>
+      <w:rFonts w:eastAsia="黑体"/>
       <w:color w:themeColor="text1" w:val="000000"/>
     </w:rPr>
     <w:tblPr>
@@ -14039,6 +14615,7 @@
     </w:tcPr>
     <w:tblStylePr w:type="firstRow">
       <w:rPr>
+        <w:rFonts w:eastAsia="黑体"/>
         <w:b/>
         <w:bCs/>
         <w:color w:themeColor="background1" w:val="FFFFFF"/>
@@ -14053,6 +14630,7 @@
     </w:tblStylePr>
     <w:tblStylePr w:type="lastRow">
       <w:rPr>
+        <w:rFonts w:eastAsia="黑体"/>
         <w:b/>
         <w:bCs/>
         <w:color w:themeColor="accent4" w:themeShade="CC" w:val="664E82"/>
@@ -14067,12 +14645,14 @@
     </w:tblStylePr>
     <w:tblStylePr w:type="firstCol">
       <w:rPr>
+        <w:rFonts w:eastAsia="黑体"/>
         <w:b/>
         <w:bCs/>
       </w:rPr>
     </w:tblStylePr>
     <w:tblStylePr w:type="lastCol">
       <w:rPr>
+        <w:rFonts w:eastAsia="黑体"/>
         <w:b/>
         <w:bCs/>
       </w:rPr>
@@ -14107,6 +14687,7 @@
       <w:spacing w:after="0" w:line="240" w:lineRule="auto"/>
     </w:pPr>
     <w:rPr>
+      <w:rFonts w:eastAsia="黑体"/>
       <w:color w:themeColor="text1" w:val="000000"/>
     </w:rPr>
     <w:tblPr>
@@ -14125,6 +14706,7 @@
     </w:tcPr>
     <w:tblStylePr w:type="firstRow">
       <w:rPr>
+        <w:rFonts w:eastAsia="黑体"/>
         <w:b/>
         <w:bCs/>
         <w:color w:themeColor="background1" w:val="FFFFFF"/>
@@ -14139,6 +14721,7 @@
     </w:tblStylePr>
     <w:tblStylePr w:type="lastRow">
       <w:rPr>
+        <w:rFonts w:eastAsia="黑体"/>
         <w:b/>
         <w:bCs/>
         <w:color w:themeColor="accent3" w:themeShade="CC" w:val="7E9C40"/>
@@ -14153,12 +14736,14 @@
     </w:tblStylePr>
     <w:tblStylePr w:type="firstCol">
       <w:rPr>
+        <w:rFonts w:eastAsia="黑体"/>
         <w:b/>
         <w:bCs/>
       </w:rPr>
     </w:tblStylePr>
     <w:tblStylePr w:type="lastCol">
       <w:rPr>
+        <w:rFonts w:eastAsia="黑体"/>
         <w:b/>
         <w:bCs/>
       </w:rPr>
@@ -14193,6 +14778,7 @@
       <w:spacing w:after="0" w:line="240" w:lineRule="auto"/>
     </w:pPr>
     <w:rPr>
+      <w:rFonts w:eastAsia="黑体"/>
       <w:color w:themeColor="text1" w:val="000000"/>
     </w:rPr>
     <w:tblPr>
@@ -14211,6 +14797,7 @@
     </w:tcPr>
     <w:tblStylePr w:type="firstRow">
       <w:rPr>
+        <w:rFonts w:eastAsia="黑体"/>
         <w:b/>
         <w:bCs/>
         <w:color w:themeColor="background1" w:val="FFFFFF"/>
@@ -14225,6 +14812,7 @@
     </w:tblStylePr>
     <w:tblStylePr w:type="lastRow">
       <w:rPr>
+        <w:rFonts w:eastAsia="黑体"/>
         <w:b/>
         <w:bCs/>
         <w:color w:themeColor="accent6" w:themeShade="CC" w:val="F2730A"/>
@@ -14239,12 +14827,14 @@
     </w:tblStylePr>
     <w:tblStylePr w:type="firstCol">
       <w:rPr>
+        <w:rFonts w:eastAsia="黑体"/>
         <w:b/>
         <w:bCs/>
       </w:rPr>
     </w:tblStylePr>
     <w:tblStylePr w:type="lastCol">
       <w:rPr>
+        <w:rFonts w:eastAsia="黑体"/>
         <w:b/>
         <w:bCs/>
       </w:rPr>
@@ -14279,6 +14869,7 @@
       <w:spacing w:after="0" w:line="240" w:lineRule="auto"/>
     </w:pPr>
     <w:rPr>
+      <w:rFonts w:eastAsia="黑体"/>
       <w:color w:themeColor="text1" w:val="000000"/>
     </w:rPr>
     <w:tblPr>
@@ -14297,6 +14888,7 @@
     </w:tcPr>
     <w:tblStylePr w:type="firstRow">
       <w:rPr>
+        <w:rFonts w:eastAsia="黑体"/>
         <w:b/>
         <w:bCs/>
         <w:color w:themeColor="background1" w:val="FFFFFF"/>
@@ -14311,6 +14903,7 @@
     </w:tblStylePr>
     <w:tblStylePr w:type="lastRow">
       <w:rPr>
+        <w:rFonts w:eastAsia="黑体"/>
         <w:b/>
         <w:bCs/>
         <w:color w:themeColor="accent5" w:themeShade="CC" w:val="348DA5"/>
@@ -14325,12 +14918,14 @@
     </w:tblStylePr>
     <w:tblStylePr w:type="firstCol">
       <w:rPr>
+        <w:rFonts w:eastAsia="黑体"/>
         <w:b/>
         <w:bCs/>
       </w:rPr>
     </w:tblStylePr>
     <w:tblStylePr w:type="lastCol">
       <w:rPr>
+        <w:rFonts w:eastAsia="黑体"/>
         <w:b/>
         <w:bCs/>
       </w:rPr>
@@ -14365,6 +14960,7 @@
       <w:spacing w:after="0" w:line="240" w:lineRule="auto"/>
     </w:pPr>
     <w:rPr>
+      <w:rFonts w:eastAsia="黑体"/>
       <w:color w:themeColor="text1" w:val="000000"/>
     </w:rPr>
     <w:tblPr>
@@ -14386,6 +14982,7 @@
     </w:tcPr>
     <w:tblStylePr w:type="firstRow">
       <w:rPr>
+        <w:rFonts w:eastAsia="黑体"/>
         <w:b/>
         <w:bCs/>
       </w:rPr>
@@ -14396,6 +14993,7 @@
     </w:tblStylePr>
     <w:tblStylePr w:type="lastRow">
       <w:rPr>
+        <w:rFonts w:eastAsia="黑体"/>
         <w:b/>
         <w:bCs/>
         <w:color w:themeColor="text1" w:val="000000"/>
@@ -14407,6 +15005,7 @@
     </w:tblStylePr>
     <w:tblStylePr w:type="firstCol">
       <w:rPr>
+        <w:rFonts w:eastAsia="黑体"/>
         <w:color w:themeColor="background1" w:val="FFFFFF"/>
       </w:rPr>
       <w:tblPr/>
@@ -14416,6 +15015,7 @@
     </w:tblStylePr>
     <w:tblStylePr w:type="lastCol">
       <w:rPr>
+        <w:rFonts w:eastAsia="黑体"/>
         <w:color w:themeColor="background1" w:val="FFFFFF"/>
       </w:rPr>
       <w:tblPr/>
@@ -14445,6 +15045,7 @@
       <w:spacing w:after="0" w:line="240" w:lineRule="auto"/>
     </w:pPr>
     <w:rPr>
+      <w:rFonts w:eastAsia="黑体"/>
       <w:color w:themeColor="text1" w:val="000000"/>
     </w:rPr>
     <w:tblPr>
@@ -14466,6 +15067,7 @@
     </w:tcPr>
     <w:tblStylePr w:type="firstRow">
       <w:rPr>
+        <w:rFonts w:eastAsia="黑体"/>
         <w:b/>
         <w:bCs/>
       </w:rPr>
@@ -14476,6 +15078,7 @@
     </w:tblStylePr>
     <w:tblStylePr w:type="lastRow">
       <w:rPr>
+        <w:rFonts w:eastAsia="黑体"/>
         <w:b/>
         <w:bCs/>
         <w:color w:themeColor="text1" w:val="000000"/>
@@ -14487,6 +15090,7 @@
     </w:tblStylePr>
     <w:tblStylePr w:type="firstCol">
       <w:rPr>
+        <w:rFonts w:eastAsia="黑体"/>
         <w:color w:themeColor="background1" w:val="FFFFFF"/>
       </w:rPr>
       <w:tblPr/>
@@ -14496,6 +15100,7 @@
     </w:tblStylePr>
     <w:tblStylePr w:type="lastCol">
       <w:rPr>
+        <w:rFonts w:eastAsia="黑体"/>
         <w:color w:themeColor="background1" w:val="FFFFFF"/>
       </w:rPr>
       <w:tblPr/>
@@ -14525,6 +15130,7 @@
       <w:spacing w:after="0" w:line="240" w:lineRule="auto"/>
     </w:pPr>
     <w:rPr>
+      <w:rFonts w:eastAsia="黑体"/>
       <w:color w:themeColor="text1" w:val="000000"/>
     </w:rPr>
     <w:tblPr>
@@ -14546,6 +15152,7 @@
     </w:tcPr>
     <w:tblStylePr w:type="firstRow">
       <w:rPr>
+        <w:rFonts w:eastAsia="黑体"/>
         <w:b/>
         <w:bCs/>
       </w:rPr>
@@ -14556,6 +15163,7 @@
     </w:tblStylePr>
     <w:tblStylePr w:type="lastRow">
       <w:rPr>
+        <w:rFonts w:eastAsia="黑体"/>
         <w:b/>
         <w:bCs/>
         <w:color w:themeColor="text1" w:val="000000"/>
@@ -14567,6 +15175,7 @@
     </w:tblStylePr>
     <w:tblStylePr w:type="firstCol">
       <w:rPr>
+        <w:rFonts w:eastAsia="黑体"/>
         <w:color w:themeColor="background1" w:val="FFFFFF"/>
       </w:rPr>
       <w:tblPr/>
@@ -14576,6 +15185,7 @@
     </w:tblStylePr>
     <w:tblStylePr w:type="lastCol">
       <w:rPr>
+        <w:rFonts w:eastAsia="黑体"/>
         <w:color w:themeColor="background1" w:val="FFFFFF"/>
       </w:rPr>
       <w:tblPr/>
@@ -14605,6 +15215,7 @@
       <w:spacing w:after="0" w:line="240" w:lineRule="auto"/>
     </w:pPr>
     <w:rPr>
+      <w:rFonts w:eastAsia="黑体"/>
       <w:color w:themeColor="text1" w:val="000000"/>
     </w:rPr>
     <w:tblPr>
@@ -14626,6 +15237,7 @@
     </w:tcPr>
     <w:tblStylePr w:type="firstRow">
       <w:rPr>
+        <w:rFonts w:eastAsia="黑体"/>
         <w:b/>
         <w:bCs/>
       </w:rPr>
@@ -14636,6 +15248,7 @@
     </w:tblStylePr>
     <w:tblStylePr w:type="lastRow">
       <w:rPr>
+        <w:rFonts w:eastAsia="黑体"/>
         <w:b/>
         <w:bCs/>
         <w:color w:themeColor="text1" w:val="000000"/>
@@ -14647,6 +15260,7 @@
     </w:tblStylePr>
     <w:tblStylePr w:type="firstCol">
       <w:rPr>
+        <w:rFonts w:eastAsia="黑体"/>
         <w:color w:themeColor="background1" w:val="FFFFFF"/>
       </w:rPr>
       <w:tblPr/>
@@ -14656,6 +15270,7 @@
     </w:tblStylePr>
     <w:tblStylePr w:type="lastCol">
       <w:rPr>
+        <w:rFonts w:eastAsia="黑体"/>
         <w:color w:themeColor="background1" w:val="FFFFFF"/>
       </w:rPr>
       <w:tblPr/>
@@ -14685,6 +15300,7 @@
       <w:spacing w:after="0" w:line="240" w:lineRule="auto"/>
     </w:pPr>
     <w:rPr>
+      <w:rFonts w:eastAsia="黑体"/>
       <w:color w:themeColor="text1" w:val="000000"/>
     </w:rPr>
     <w:tblPr>
@@ -14706,6 +15322,7 @@
     </w:tcPr>
     <w:tblStylePr w:type="firstRow">
       <w:rPr>
+        <w:rFonts w:eastAsia="黑体"/>
         <w:b/>
         <w:bCs/>
       </w:rPr>
@@ -14716,6 +15333,7 @@
     </w:tblStylePr>
     <w:tblStylePr w:type="lastRow">
       <w:rPr>
+        <w:rFonts w:eastAsia="黑体"/>
         <w:b/>
         <w:bCs/>
         <w:color w:themeColor="text1" w:val="000000"/>
@@ -14727,6 +15345,7 @@
     </w:tblStylePr>
     <w:tblStylePr w:type="firstCol">
       <w:rPr>
+        <w:rFonts w:eastAsia="黑体"/>
         <w:color w:themeColor="background1" w:val="FFFFFF"/>
       </w:rPr>
       <w:tblPr/>
@@ -14736,6 +15355,7 @@
     </w:tblStylePr>
     <w:tblStylePr w:type="lastCol">
       <w:rPr>
+        <w:rFonts w:eastAsia="黑体"/>
         <w:color w:themeColor="background1" w:val="FFFFFF"/>
       </w:rPr>
       <w:tblPr/>
@@ -14765,6 +15385,7 @@
       <w:spacing w:after="0" w:line="240" w:lineRule="auto"/>
     </w:pPr>
     <w:rPr>
+      <w:rFonts w:eastAsia="黑体"/>
       <w:color w:themeColor="text1" w:val="000000"/>
     </w:rPr>
     <w:tblPr>
@@ -14786,6 +15407,7 @@
     </w:tcPr>
     <w:tblStylePr w:type="firstRow">
       <w:rPr>
+        <w:rFonts w:eastAsia="黑体"/>
         <w:b/>
         <w:bCs/>
       </w:rPr>
@@ -14796,6 +15418,7 @@
     </w:tblStylePr>
     <w:tblStylePr w:type="lastRow">
       <w:rPr>
+        <w:rFonts w:eastAsia="黑体"/>
         <w:b/>
         <w:bCs/>
         <w:color w:themeColor="text1" w:val="000000"/>
@@ -14807,6 +15430,7 @@
     </w:tblStylePr>
     <w:tblStylePr w:type="firstCol">
       <w:rPr>
+        <w:rFonts w:eastAsia="黑体"/>
         <w:color w:themeColor="background1" w:val="FFFFFF"/>
       </w:rPr>
       <w:tblPr/>
@@ -14816,6 +15440,7 @@
     </w:tblStylePr>
     <w:tblStylePr w:type="lastCol">
       <w:rPr>
+        <w:rFonts w:eastAsia="黑体"/>
         <w:color w:themeColor="background1" w:val="FFFFFF"/>
       </w:rPr>
       <w:tblPr/>
@@ -14845,6 +15470,7 @@
       <w:spacing w:after="0" w:line="240" w:lineRule="auto"/>
     </w:pPr>
     <w:rPr>
+      <w:rFonts w:eastAsia="黑体"/>
       <w:color w:themeColor="text1" w:val="000000"/>
     </w:rPr>
     <w:tblPr>
@@ -14866,6 +15492,7 @@
     </w:tcPr>
     <w:tblStylePr w:type="firstRow">
       <w:rPr>
+        <w:rFonts w:eastAsia="黑体"/>
         <w:b/>
         <w:bCs/>
       </w:rPr>
@@ -14876,6 +15503,7 @@
     </w:tblStylePr>
     <w:tblStylePr w:type="lastRow">
       <w:rPr>
+        <w:rFonts w:eastAsia="黑体"/>
         <w:b/>
         <w:bCs/>
         <w:color w:themeColor="text1" w:val="000000"/>
@@ -14887,6 +15515,7 @@
     </w:tblStylePr>
     <w:tblStylePr w:type="firstCol">
       <w:rPr>
+        <w:rFonts w:eastAsia="黑体"/>
         <w:color w:themeColor="background1" w:val="FFFFFF"/>
       </w:rPr>
       <w:tblPr/>
@@ -14896,6 +15525,7 @@
     </w:tblStylePr>
     <w:tblStylePr w:type="lastCol">
       <w:rPr>
+        <w:rFonts w:eastAsia="黑体"/>
         <w:color w:themeColor="background1" w:val="FFFFFF"/>
       </w:rPr>
       <w:tblPr/>
@@ -14928,6 +15558,7 @@
     <w:name w:val="KeywordTok"/>
     <w:basedOn w:val="VerbatimChar"/>
     <w:rPr>
+      <w:rFonts w:eastAsia="黑体"/>
       <w:b/>
       <w:color w:val="007020"/>
     </w:rPr>
@@ -14936,6 +15567,7 @@
     <w:name w:val="DataTypeTok"/>
     <w:basedOn w:val="VerbatimChar"/>
     <w:rPr>
+      <w:rFonts w:eastAsia="黑体"/>
       <w:color w:val="902000"/>
     </w:rPr>
   </w:style>
@@ -14943,6 +15575,7 @@
     <w:name w:val="DecValTok"/>
     <w:basedOn w:val="VerbatimChar"/>
     <w:rPr>
+      <w:rFonts w:eastAsia="黑体"/>
       <w:color w:val="40a070"/>
     </w:rPr>
   </w:style>
@@ -14950,6 +15583,7 @@
     <w:name w:val="BaseNTok"/>
     <w:basedOn w:val="VerbatimChar"/>
     <w:rPr>
+      <w:rFonts w:eastAsia="黑体"/>
       <w:color w:val="40a070"/>
     </w:rPr>
   </w:style>
@@ -14957,6 +15591,7 @@
     <w:name w:val="FloatTok"/>
     <w:basedOn w:val="VerbatimChar"/>
     <w:rPr>
+      <w:rFonts w:eastAsia="黑体"/>
       <w:color w:val="40a070"/>
     </w:rPr>
   </w:style>
@@ -14964,6 +15599,7 @@
     <w:name w:val="ConstantTok"/>
     <w:basedOn w:val="VerbatimChar"/>
     <w:rPr>
+      <w:rFonts w:eastAsia="黑体"/>
       <w:color w:val="880000"/>
     </w:rPr>
   </w:style>
@@ -14971,6 +15607,7 @@
     <w:name w:val="CharTok"/>
     <w:basedOn w:val="VerbatimChar"/>
     <w:rPr>
+      <w:rFonts w:eastAsia="黑体"/>
       <w:color w:val="4070a0"/>
     </w:rPr>
   </w:style>
@@ -14978,6 +15615,7 @@
     <w:name w:val="SpecialCharTok"/>
     <w:basedOn w:val="VerbatimChar"/>
     <w:rPr>
+      <w:rFonts w:eastAsia="黑体"/>
       <w:color w:val="4070a0"/>
     </w:rPr>
   </w:style>
@@ -14985,6 +15623,7 @@
     <w:name w:val="StringTok"/>
     <w:basedOn w:val="VerbatimChar"/>
     <w:rPr>
+      <w:rFonts w:eastAsia="黑体"/>
       <w:color w:val="4070a0"/>
     </w:rPr>
   </w:style>
@@ -14992,6 +15631,7 @@
     <w:name w:val="VerbatimStringTok"/>
     <w:basedOn w:val="VerbatimChar"/>
     <w:rPr>
+      <w:rFonts w:eastAsia="黑体"/>
       <w:color w:val="4070a0"/>
     </w:rPr>
   </w:style>
@@ -14999,6 +15639,7 @@
     <w:name w:val="SpecialStringTok"/>
     <w:basedOn w:val="VerbatimChar"/>
     <w:rPr>
+      <w:rFonts w:eastAsia="黑体"/>
       <w:color w:val="bb6688"/>
     </w:rPr>
   </w:style>
@@ -15006,6 +15647,7 @@
     <w:name w:val="ImportTok"/>
     <w:basedOn w:val="VerbatimChar"/>
     <w:rPr>
+      <w:rFonts w:eastAsia="黑体"/>
       <w:b/>
       <w:color w:val="008000"/>
     </w:rPr>
@@ -15014,6 +15656,7 @@
     <w:name w:val="CommentTok"/>
     <w:basedOn w:val="VerbatimChar"/>
     <w:rPr>
+      <w:rFonts w:eastAsia="黑体"/>
       <w:i/>
       <w:color w:val="60a0b0"/>
     </w:rPr>
@@ -15022,6 +15665,7 @@
     <w:name w:val="DocumentationTok"/>
     <w:basedOn w:val="VerbatimChar"/>
     <w:rPr>
+      <w:rFonts w:eastAsia="黑体"/>
       <w:i/>
       <w:color w:val="ba2121"/>
     </w:rPr>
@@ -15030,6 +15674,7 @@
     <w:name w:val="AnnotationTok"/>
     <w:basedOn w:val="VerbatimChar"/>
     <w:rPr>
+      <w:rFonts w:eastAsia="黑体"/>
       <w:b/>
       <w:i/>
       <w:color w:val="60a0b0"/>
@@ -15039,6 +15684,7 @@
     <w:name w:val="CommentVarTok"/>
     <w:basedOn w:val="VerbatimChar"/>
     <w:rPr>
+      <w:rFonts w:eastAsia="黑体"/>
       <w:b/>
       <w:i/>
       <w:color w:val="60a0b0"/>
@@ -15048,6 +15694,7 @@
     <w:name w:val="OtherTok"/>
     <w:basedOn w:val="VerbatimChar"/>
     <w:rPr>
+      <w:rFonts w:eastAsia="黑体"/>
       <w:color w:val="007020"/>
     </w:rPr>
   </w:style>
@@ -15055,6 +15702,7 @@
     <w:name w:val="FunctionTok"/>
     <w:basedOn w:val="VerbatimChar"/>
     <w:rPr>
+      <w:rFonts w:eastAsia="黑体"/>
       <w:color w:val="06287e"/>
     </w:rPr>
   </w:style>
@@ -15062,6 +15710,7 @@
     <w:name w:val="VariableTok"/>
     <w:basedOn w:val="VerbatimChar"/>
     <w:rPr>
+      <w:rFonts w:eastAsia="黑体"/>
       <w:color w:val="19177c"/>
     </w:rPr>
   </w:style>
@@ -15069,6 +15718,7 @@
     <w:name w:val="ControlFlowTok"/>
     <w:basedOn w:val="VerbatimChar"/>
     <w:rPr>
+      <w:rFonts w:eastAsia="黑体"/>
       <w:b/>
       <w:color w:val="007020"/>
     </w:rPr>
@@ -15077,6 +15727,7 @@
     <w:name w:val="OperatorTok"/>
     <w:basedOn w:val="VerbatimChar"/>
     <w:rPr>
+      <w:rFonts w:eastAsia="黑体"/>
       <w:color w:val="666666"/>
     </w:rPr>
   </w:style>
@@ -15084,18 +15735,22 @@
     <w:name w:val="BuiltInTok"/>
     <w:basedOn w:val="VerbatimChar"/>
     <w:rPr>
+      <w:rFonts w:eastAsia="黑体"/>
       <w:color w:val="008000"/>
     </w:rPr>
   </w:style>
   <w:style w:type="character" w:customStyle="1" w:styleId="ExtensionTok">
     <w:name w:val="ExtensionTok"/>
     <w:basedOn w:val="VerbatimChar"/>
-    <w:rPr/>
+    <w:rPr>
+      <w:rFonts w:eastAsia="黑体"/>
+    </w:rPr>
   </w:style>
   <w:style w:type="character" w:customStyle="1" w:styleId="PreprocessorTok">
     <w:name w:val="PreprocessorTok"/>
     <w:basedOn w:val="VerbatimChar"/>
     <w:rPr>
+      <w:rFonts w:eastAsia="黑体"/>
       <w:color w:val="bc7a00"/>
     </w:rPr>
   </w:style>
@@ -15103,18 +15758,22 @@
     <w:name w:val="AttributeTok"/>
     <w:basedOn w:val="VerbatimChar"/>
     <w:rPr>
+      <w:rFonts w:eastAsia="黑体"/>
       <w:color w:val="7d9029"/>
     </w:rPr>
   </w:style>
   <w:style w:type="character" w:customStyle="1" w:styleId="RegionMarkerTok">
     <w:name w:val="RegionMarkerTok"/>
     <w:basedOn w:val="VerbatimChar"/>
-    <w:rPr/>
+    <w:rPr>
+      <w:rFonts w:eastAsia="黑体"/>
+    </w:rPr>
   </w:style>
   <w:style w:type="character" w:customStyle="1" w:styleId="InformationTok">
     <w:name w:val="InformationTok"/>
     <w:basedOn w:val="VerbatimChar"/>
     <w:rPr>
+      <w:rFonts w:eastAsia="黑体"/>
       <w:b/>
       <w:i/>
       <w:color w:val="60a0b0"/>
@@ -15124,6 +15783,7 @@
     <w:name w:val="WarningTok"/>
     <w:basedOn w:val="VerbatimChar"/>
     <w:rPr>
+      <w:rFonts w:eastAsia="黑体"/>
       <w:b/>
       <w:i/>
       <w:color w:val="60a0b0"/>
@@ -15133,6 +15793,7 @@
     <w:name w:val="AlertTok"/>
     <w:basedOn w:val="VerbatimChar"/>
     <w:rPr>
+      <w:rFonts w:eastAsia="黑体"/>
       <w:b/>
       <w:color w:val="ff0000"/>
     </w:rPr>
@@ -15141,6 +15802,7 @@
     <w:name w:val="ErrorTok"/>
     <w:basedOn w:val="VerbatimChar"/>
     <w:rPr>
+      <w:rFonts w:eastAsia="黑体"/>
       <w:b/>
       <w:color w:val="ff0000"/>
     </w:rPr>
@@ -15148,7 +15810,9 @@
   <w:style w:type="character" w:customStyle="1" w:styleId="NormalTok">
     <w:name w:val="NormalTok"/>
     <w:basedOn w:val="VerbatimChar"/>
-    <w:rPr/>
+    <w:rPr>
+      <w:rFonts w:eastAsia="黑体"/>
+    </w:rPr>
   </w:style>
 </w:styles>
 </file>
@@ -15197,12 +15861,12 @@
     <a:fontScheme name="Office">
       <a:majorFont>
         <a:latin typeface="Calibri"/>
-        <a:ea typeface=""/>
+        <a:ea typeface="黑体"/>
         <a:cs typeface=""/>
         <a:font script="Jpan" typeface="ＭＳ ゴシック"/>
         <a:font script="Hang" typeface="맑은 고딕"/>
-        <a:font script="Hans" typeface="宋体"/>
-        <a:font script="Hant" typeface="新細明體"/>
+        <a:font script="Hans" typeface="黑体"/>
+        <a:font script="Hant" typeface="黑体"/>
         <a:font script="Arab" typeface="Times New Roman"/>
         <a:font script="Hebr" typeface="Times New Roman"/>
         <a:font script="Thai" typeface="Angsana New"/>
@@ -15232,12 +15896,12 @@
       </a:majorFont>
       <a:minorFont>
         <a:latin typeface="Cambria"/>
-        <a:ea typeface=""/>
+        <a:ea typeface="黑体"/>
         <a:cs typeface=""/>
         <a:font script="Jpan" typeface="ＭＳ 明朝"/>
         <a:font script="Hang" typeface="맑은 고딕"/>
-        <a:font script="Hans" typeface="宋体"/>
-        <a:font script="Hant" typeface="新細明體"/>
+        <a:font script="Hans" typeface="黑体"/>
+        <a:font script="Hant" typeface="黑体"/>
         <a:font script="Arab" typeface="Arial"/>
         <a:font script="Hebr" typeface="Arial"/>
         <a:font script="Thai" typeface="Cordia New"/>

--- a/11-变流电路/01-整流电路/不可控整流电路/不可控整流电路.docx
+++ b/11-变流电路/01-整流电路/不可控整流电路/不可控整流电路.docx
@@ -2790,7 +2790,7 @@
           <w:color w:val="555555"/>
           <w:sz w:val="21"/>
         </w:rPr>
-        <w:t>材料收集者：杜文杰，WX手机：19519196569，QQ:3478827729</w:t>
+        <w:t>材料收集者：杜文杰，微信/手机：19519196569，QQ:3478827729</w:t>
       </w:r>
     </w:p>
     <w:sectPr>
